--- a/304/file/Unit 4.docx
+++ b/304/file/Unit 4.docx
@@ -1,6 +1,6 @@
 
 <file path=word/document.xml><?xml version="1.0" encoding="utf-8"?>
-<w:document xmlns:wpc="http://schemas.microsoft.com/office/word/2010/wordprocessingCanvas" xmlns:cx="http://schemas.microsoft.com/office/drawing/2014/chartex" xmlns:cx1="http://schemas.microsoft.com/office/drawing/2015/9/8/chartex" xmlns:cx2="http://schemas.microsoft.com/office/drawing/2015/10/21/chartex" xmlns:cx3="http://schemas.microsoft.com/office/drawing/2016/5/9/chartex" xmlns:cx4="http://schemas.microsoft.com/office/drawing/2016/5/10/chartex" xmlns:cx5="http://schemas.microsoft.com/office/drawing/2016/5/11/chartex" xmlns:cx6="http://schemas.microsoft.com/office/drawing/2016/5/12/chartex" xmlns:cx7="http://schemas.microsoft.com/office/drawing/2016/5/13/chartex" xmlns:cx8="http://schemas.microsoft.com/office/drawing/2016/5/14/chartex" xmlns:mc="http://schemas.openxmlformats.org/markup-compatibility/2006" xmlns:aink="http://schemas.microsoft.com/office/drawing/2016/ink" xmlns:am3d="http://schemas.microsoft.com/office/drawing/2017/model3d" xmlns:o="urn:schemas-microsoft-com:office:office" xmlns:oel="http://schemas.microsoft.com/office/2019/extlst" xmlns:r="http://schemas.openxmlformats.org/officeDocument/2006/relationships" xmlns:m="http://schemas.openxmlformats.org/officeDocument/2006/math" xmlns:v="urn:schemas-microsoft-com:vml" xmlns:wp14="http://schemas.microsoft.com/office/word/2010/wordprocessingDrawing" xmlns:wp="http://schemas.openxmlformats.org/drawingml/2006/wordprocessingDrawing" xmlns:w10="urn:schemas-microsoft-com:office:word" xmlns:w="http://schemas.openxmlformats.org/wordprocessingml/2006/main" xmlns:w14="http://schemas.microsoft.com/office/word/2010/wordml" xmlns:w15="http://schemas.microsoft.com/office/word/2012/wordml" xmlns:w16cei="http://schemas.microsoft.com/office/word/2026/wordml/cei" xmlns:w16cex="http://schemas.microsoft.com/office/word/2018/wordml/cex" xmlns:w16cid="http://schemas.microsoft.com/office/word/2016/wordml/cid" xmlns:w16="http://schemas.microsoft.com/office/word/2018/wordml" xmlns:w16du="http://schemas.microsoft.com/office/word/2023/wordml/word16du" xmlns:w16sdtdh="http://schemas.microsoft.com/office/word/2020/wordml/sdtdatahash" xmlns:w16sdtfl="http://schemas.microsoft.com/office/word/2024/wordml/sdtformatlock" xmlns:w16se="http://schemas.microsoft.com/office/word/2015/wordml/symex" xmlns:wpg="http://schemas.microsoft.com/office/word/2010/wordprocessingGroup" xmlns:wpi="http://schemas.microsoft.com/office/word/2010/wordprocessingInk" xmlns:wne="http://schemas.microsoft.com/office/word/2006/wordml" xmlns:wps="http://schemas.microsoft.com/office/word/2010/wordprocessingShape" mc:Ignorable="w14 w15 w16se w16cid w16 w16cex w16sdtdh w16sdtfl w16du wp14">
+<w:document xmlns:ve="http://schemas.openxmlformats.org/markup-compatibility/2006" xmlns:o="urn:schemas-microsoft-com:office:office" xmlns:r="http://schemas.openxmlformats.org/officeDocument/2006/relationships" xmlns:m="http://schemas.openxmlformats.org/officeDocument/2006/math" xmlns:v="urn:schemas-microsoft-com:vml" xmlns:wp="http://schemas.openxmlformats.org/drawingml/2006/wordprocessingDrawing" xmlns:w10="urn:schemas-microsoft-com:office:word" xmlns:w="http://schemas.openxmlformats.org/wordprocessingml/2006/main" xmlns:wne="http://schemas.microsoft.com/office/word/2006/wordml">
   <w:body>
     <w:p>
       <w:pPr>
@@ -16,28 +16,114 @@
           <w:bCs/>
           <w:lang w:val="en-IN"/>
         </w:rPr>
-        <w:t>Practical 1 — GraphQL API using Express</w:t>
-      </w:r>
-    </w:p>
-    <w:p>
-      <w:pPr>
-        <w:rPr>
-          <w:lang w:val="en-IN"/>
-        </w:rPr>
-      </w:pPr>
-      <w:r>
-        <w:rPr>
-          <w:b/>
-          <w:bCs/>
-          <w:lang w:val="en-IN"/>
-        </w:rPr>
-        <w:t>Write a program to develop a basic GraphQL API using Node.js, Express, and GraphQL.</w:t>
-      </w:r>
-      <w:r>
-        <w:rPr>
-          <w:lang w:val="en-IN"/>
-        </w:rPr>
-        <w:t xml:space="preserve"> Create a GraphQL schema for a collection of books and implement a query to retrieve all books.</w:t>
+        <w:t xml:space="preserve">Practical 1 — </w:t>
+      </w:r>
+      <w:proofErr w:type="spellStart"/>
+      <w:r>
+        <w:rPr>
+          <w:b/>
+          <w:bCs/>
+          <w:lang w:val="en-IN"/>
+        </w:rPr>
+        <w:t>GraphQL</w:t>
+      </w:r>
+      <w:proofErr w:type="spellEnd"/>
+      <w:r>
+        <w:rPr>
+          <w:b/>
+          <w:bCs/>
+          <w:lang w:val="en-IN"/>
+        </w:rPr>
+        <w:t xml:space="preserve"> API using Express</w:t>
+      </w:r>
+    </w:p>
+    <w:p>
+      <w:pPr>
+        <w:rPr>
+          <w:lang w:val="en-IN"/>
+        </w:rPr>
+      </w:pPr>
+      <w:r>
+        <w:rPr>
+          <w:b/>
+          <w:bCs/>
+          <w:lang w:val="en-IN"/>
+        </w:rPr>
+        <w:t xml:space="preserve">Write a program to develop a basic </w:t>
+      </w:r>
+      <w:proofErr w:type="spellStart"/>
+      <w:r>
+        <w:rPr>
+          <w:b/>
+          <w:bCs/>
+          <w:lang w:val="en-IN"/>
+        </w:rPr>
+        <w:t>GraphQL</w:t>
+      </w:r>
+      <w:proofErr w:type="spellEnd"/>
+      <w:r>
+        <w:rPr>
+          <w:b/>
+          <w:bCs/>
+          <w:lang w:val="en-IN"/>
+        </w:rPr>
+        <w:t xml:space="preserve"> API using </w:t>
+      </w:r>
+      <w:proofErr w:type="spellStart"/>
+      <w:r>
+        <w:rPr>
+          <w:b/>
+          <w:bCs/>
+          <w:lang w:val="en-IN"/>
+        </w:rPr>
+        <w:t>Node.js</w:t>
+      </w:r>
+      <w:proofErr w:type="spellEnd"/>
+      <w:r>
+        <w:rPr>
+          <w:b/>
+          <w:bCs/>
+          <w:lang w:val="en-IN"/>
+        </w:rPr>
+        <w:t xml:space="preserve">, Express, and </w:t>
+      </w:r>
+      <w:proofErr w:type="spellStart"/>
+      <w:r>
+        <w:rPr>
+          <w:b/>
+          <w:bCs/>
+          <w:lang w:val="en-IN"/>
+        </w:rPr>
+        <w:t>GraphQL</w:t>
+      </w:r>
+      <w:proofErr w:type="spellEnd"/>
+      <w:r>
+        <w:rPr>
+          <w:b/>
+          <w:bCs/>
+          <w:lang w:val="en-IN"/>
+        </w:rPr>
+        <w:t>.</w:t>
+      </w:r>
+      <w:r>
+        <w:rPr>
+          <w:lang w:val="en-IN"/>
+        </w:rPr>
+        <w:t xml:space="preserve"> Create a </w:t>
+      </w:r>
+      <w:proofErr w:type="spellStart"/>
+      <w:r>
+        <w:rPr>
+          <w:lang w:val="en-IN"/>
+        </w:rPr>
+        <w:t>GraphQL</w:t>
+      </w:r>
+      <w:proofErr w:type="spellEnd"/>
+      <w:r>
+        <w:rPr>
+          <w:lang w:val="en-IN"/>
+        </w:rPr>
+        <w:t xml:space="preserve"> schema for a collection of books and implement a query to retrieve all books.</w:t>
       </w:r>
     </w:p>
     <w:p>
@@ -86,7 +172,21 @@
         <w:rPr>
           <w:lang w:val="en-IN"/>
         </w:rPr>
-        <w:t>Install and configure GraphQL libraries.</w:t>
+        <w:t xml:space="preserve">Install and configure </w:t>
+      </w:r>
+      <w:proofErr w:type="spellStart"/>
+      <w:r>
+        <w:rPr>
+          <w:lang w:val="en-IN"/>
+        </w:rPr>
+        <w:t>GraphQL</w:t>
+      </w:r>
+      <w:proofErr w:type="spellEnd"/>
+      <w:r>
+        <w:rPr>
+          <w:lang w:val="en-IN"/>
+        </w:rPr>
+        <w:t xml:space="preserve"> libraries.</w:t>
       </w:r>
     </w:p>
     <w:p>
@@ -103,7 +203,21 @@
         <w:rPr>
           <w:lang w:val="en-IN"/>
         </w:rPr>
-        <w:t>Define a Book GraphQL type.</w:t>
+        <w:t xml:space="preserve">Define a Book </w:t>
+      </w:r>
+      <w:proofErr w:type="spellStart"/>
+      <w:r>
+        <w:rPr>
+          <w:lang w:val="en-IN"/>
+        </w:rPr>
+        <w:t>GraphQL</w:t>
+      </w:r>
+      <w:proofErr w:type="spellEnd"/>
+      <w:r>
+        <w:rPr>
+          <w:lang w:val="en-IN"/>
+        </w:rPr>
+        <w:t xml:space="preserve"> type.</w:t>
       </w:r>
     </w:p>
     <w:p>
@@ -120,7 +234,21 @@
         <w:rPr>
           <w:lang w:val="en-IN"/>
         </w:rPr>
-        <w:t>Create a GraphQL schema.</w:t>
+        <w:t xml:space="preserve">Create a </w:t>
+      </w:r>
+      <w:proofErr w:type="spellStart"/>
+      <w:r>
+        <w:rPr>
+          <w:lang w:val="en-IN"/>
+        </w:rPr>
+        <w:t>GraphQL</w:t>
+      </w:r>
+      <w:proofErr w:type="spellEnd"/>
+      <w:r>
+        <w:rPr>
+          <w:lang w:val="en-IN"/>
+        </w:rPr>
+        <w:t xml:space="preserve"> schema.</w:t>
       </w:r>
     </w:p>
     <w:p>
@@ -217,11 +345,19 @@
           <w:lang w:val="en-IN"/>
         </w:rPr>
       </w:pPr>
-      <w:r>
-        <w:rPr>
-          <w:lang w:val="en-IN"/>
-        </w:rPr>
-        <w:t>GraphQL Middleware</w:t>
+      <w:proofErr w:type="spellStart"/>
+      <w:r>
+        <w:rPr>
+          <w:lang w:val="en-IN"/>
+        </w:rPr>
+        <w:t>GraphQL</w:t>
+      </w:r>
+      <w:proofErr w:type="spellEnd"/>
+      <w:r>
+        <w:rPr>
+          <w:lang w:val="en-IN"/>
+        </w:rPr>
+        <w:t xml:space="preserve"> Middleware</w:t>
       </w:r>
     </w:p>
     <w:p>
@@ -347,26 +483,60 @@
           <w:lang w:val="en-IN"/>
         </w:rPr>
       </w:pPr>
-      <w:r>
-        <w:rPr>
-          <w:lang w:val="en-IN"/>
-        </w:rPr>
-        <w:t>npm install express graphql express-graphql</w:t>
-      </w:r>
-    </w:p>
-    <w:p>
-      <w:pPr>
-        <w:rPr>
-          <w:lang w:val="en-IN"/>
-        </w:rPr>
-      </w:pPr>
-      <w:r>
-        <w:rPr>
-          <w:lang w:val="en-IN"/>
-        </w:rPr>
-        <w:pict w14:anchorId="1063D50D">
-          <v:rect id="_x0000_i1025" style="width:0;height:1.5pt" o:hralign="center" o:hrstd="t" o:hr="t" fillcolor="#a0a0a0" stroked="f"/>
-        </w:pict>
+      <w:proofErr w:type="spellStart"/>
+      <w:proofErr w:type="gramStart"/>
+      <w:r>
+        <w:rPr>
+          <w:lang w:val="en-IN"/>
+        </w:rPr>
+        <w:t>npm</w:t>
+      </w:r>
+      <w:proofErr w:type="spellEnd"/>
+      <w:proofErr w:type="gramEnd"/>
+      <w:r>
+        <w:rPr>
+          <w:lang w:val="en-IN"/>
+        </w:rPr>
+        <w:t xml:space="preserve"> install express </w:t>
+      </w:r>
+      <w:proofErr w:type="spellStart"/>
+      <w:r>
+        <w:rPr>
+          <w:lang w:val="en-IN"/>
+        </w:rPr>
+        <w:t>graphql</w:t>
+      </w:r>
+      <w:proofErr w:type="spellEnd"/>
+      <w:r>
+        <w:rPr>
+          <w:lang w:val="en-IN"/>
+        </w:rPr>
+        <w:t xml:space="preserve"> express-</w:t>
+      </w:r>
+      <w:proofErr w:type="spellStart"/>
+      <w:r>
+        <w:rPr>
+          <w:lang w:val="en-IN"/>
+        </w:rPr>
+        <w:t>graphql</w:t>
+      </w:r>
+      <w:proofErr w:type="spellEnd"/>
+    </w:p>
+    <w:p>
+      <w:pPr>
+        <w:rPr>
+          <w:b/>
+          <w:bCs/>
+          <w:lang w:val="en-IN"/>
+        </w:rPr>
+      </w:pPr>
+      <w:r>
+        <w:rPr>
+          <w:b/>
+          <w:bCs/>
+          <w:lang w:val="en-IN"/>
+        </w:rPr>
+        <w:t>CODE:</w:t>
       </w:r>
     </w:p>
     <w:p>
@@ -384,22 +554,174 @@
           <w:lang w:val="en-IN"/>
         </w:rPr>
         <w:lastRenderedPageBreak/>
-        <w:t>Practical 2 — Execute GraphQL Queries using GraphiQL</w:t>
-      </w:r>
-    </w:p>
-    <w:p>
-      <w:pPr>
-        <w:rPr>
-          <w:lang w:val="en-IN"/>
-        </w:rPr>
-      </w:pPr>
-      <w:r>
-        <w:rPr>
-          <w:b/>
-          <w:bCs/>
-          <w:lang w:val="en-IN"/>
-        </w:rPr>
-        <w:t>Write a program to develop a GraphQL API for student information and execute queries using the GraphiQL tool.</w:t>
+        <w:t>OUTPUT:</w:t>
+      </w:r>
+    </w:p>
+    <w:p>
+      <w:pPr>
+        <w:rPr>
+          <w:b/>
+          <w:bCs/>
+          <w:lang w:val="en-IN"/>
+        </w:rPr>
+      </w:pPr>
+      <w:r>
+        <w:rPr>
+          <w:b/>
+          <w:bCs/>
+          <w:noProof/>
+          <w:lang w:bidi="hi-IN"/>
+        </w:rPr>
+        <w:drawing>
+          <wp:inline distT="0" distB="0" distL="0" distR="0">
+            <wp:extent cx="5943600" cy="2968608"/>
+            <wp:effectExtent l="19050" t="0" r="0" b="0"/>
+            <wp:docPr id="9" name="Picture 9"/>
+            <wp:cNvGraphicFramePr>
+              <a:graphicFrameLocks xmlns:a="http://schemas.openxmlformats.org/drawingml/2006/main" noChangeAspect="1"/>
+            </wp:cNvGraphicFramePr>
+            <a:graphic xmlns:a="http://schemas.openxmlformats.org/drawingml/2006/main">
+              <a:graphicData uri="http://schemas.openxmlformats.org/drawingml/2006/picture">
+                <pic:pic xmlns:pic="http://schemas.openxmlformats.org/drawingml/2006/picture">
+                  <pic:nvPicPr>
+                    <pic:cNvPr id="0" name="Picture 9"/>
+                    <pic:cNvPicPr>
+                      <a:picLocks noChangeAspect="1" noChangeArrowheads="1"/>
+                    </pic:cNvPicPr>
+                  </pic:nvPicPr>
+                  <pic:blipFill>
+                    <a:blip r:embed="rId5" cstate="print"/>
+                    <a:srcRect/>
+                    <a:stretch>
+                      <a:fillRect/>
+                    </a:stretch>
+                  </pic:blipFill>
+                  <pic:spPr bwMode="auto">
+                    <a:xfrm>
+                      <a:off x="0" y="0"/>
+                      <a:ext cx="5943600" cy="2968608"/>
+                    </a:xfrm>
+                    <a:prstGeom prst="rect">
+                      <a:avLst/>
+                    </a:prstGeom>
+                    <a:noFill/>
+                    <a:ln w="9525">
+                      <a:noFill/>
+                      <a:miter lim="800000"/>
+                      <a:headEnd/>
+                      <a:tailEnd/>
+                    </a:ln>
+                  </pic:spPr>
+                </pic:pic>
+              </a:graphicData>
+            </a:graphic>
+          </wp:inline>
+        </w:drawing>
+      </w:r>
+      <w:r>
+        <w:rPr>
+          <w:b/>
+          <w:bCs/>
+          <w:lang w:val="en-IN"/>
+        </w:rPr>
+        <w:br w:type="page"/>
+      </w:r>
+    </w:p>
+    <w:p>
+      <w:pPr>
+        <w:rPr>
+          <w:b/>
+          <w:bCs/>
+          <w:lang w:val="en-IN"/>
+        </w:rPr>
+      </w:pPr>
+      <w:r>
+        <w:rPr>
+          <w:b/>
+          <w:bCs/>
+          <w:lang w:val="en-IN"/>
+        </w:rPr>
+        <w:lastRenderedPageBreak/>
+        <w:t xml:space="preserve">Practical 2 — Execute </w:t>
+      </w:r>
+      <w:proofErr w:type="spellStart"/>
+      <w:r>
+        <w:rPr>
+          <w:b/>
+          <w:bCs/>
+          <w:lang w:val="en-IN"/>
+        </w:rPr>
+        <w:t>GraphQL</w:t>
+      </w:r>
+      <w:proofErr w:type="spellEnd"/>
+      <w:r>
+        <w:rPr>
+          <w:b/>
+          <w:bCs/>
+          <w:lang w:val="en-IN"/>
+        </w:rPr>
+        <w:t xml:space="preserve"> Queries using </w:t>
+      </w:r>
+      <w:proofErr w:type="spellStart"/>
+      <w:r>
+        <w:rPr>
+          <w:b/>
+          <w:bCs/>
+          <w:lang w:val="en-IN"/>
+        </w:rPr>
+        <w:t>GraphiQL</w:t>
+      </w:r>
+      <w:proofErr w:type="spellEnd"/>
+    </w:p>
+    <w:p>
+      <w:pPr>
+        <w:rPr>
+          <w:lang w:val="en-IN"/>
+        </w:rPr>
+      </w:pPr>
+      <w:r>
+        <w:rPr>
+          <w:b/>
+          <w:bCs/>
+          <w:lang w:val="en-IN"/>
+        </w:rPr>
+        <w:t xml:space="preserve">Write a program to develop a </w:t>
+      </w:r>
+      <w:proofErr w:type="spellStart"/>
+      <w:r>
+        <w:rPr>
+          <w:b/>
+          <w:bCs/>
+          <w:lang w:val="en-IN"/>
+        </w:rPr>
+        <w:t>GraphQL</w:t>
+      </w:r>
+      <w:proofErr w:type="spellEnd"/>
+      <w:r>
+        <w:rPr>
+          <w:b/>
+          <w:bCs/>
+          <w:lang w:val="en-IN"/>
+        </w:rPr>
+        <w:t xml:space="preserve"> API for student information and execute queries using the </w:t>
+      </w:r>
+      <w:proofErr w:type="spellStart"/>
+      <w:r>
+        <w:rPr>
+          <w:b/>
+          <w:bCs/>
+          <w:lang w:val="en-IN"/>
+        </w:rPr>
+        <w:t>GraphiQL</w:t>
+      </w:r>
+      <w:proofErr w:type="spellEnd"/>
+      <w:r>
+        <w:rPr>
+          <w:b/>
+          <w:bCs/>
+          <w:lang w:val="en-IN"/>
+        </w:rPr>
+        <w:t xml:space="preserve"> tool.</w:t>
       </w:r>
       <w:r>
         <w:rPr>
@@ -437,7 +759,21 @@
         <w:rPr>
           <w:lang w:val="en-IN"/>
         </w:rPr>
-        <w:t>Create a Student GraphQL type.</w:t>
+        <w:t xml:space="preserve">Create a Student </w:t>
+      </w:r>
+      <w:proofErr w:type="spellStart"/>
+      <w:r>
+        <w:rPr>
+          <w:lang w:val="en-IN"/>
+        </w:rPr>
+        <w:t>GraphQL</w:t>
+      </w:r>
+      <w:proofErr w:type="spellEnd"/>
+      <w:r>
+        <w:rPr>
+          <w:lang w:val="en-IN"/>
+        </w:rPr>
+        <w:t xml:space="preserve"> type.</w:t>
       </w:r>
     </w:p>
     <w:p>
@@ -471,7 +807,21 @@
         <w:rPr>
           <w:lang w:val="en-IN"/>
         </w:rPr>
-        <w:t>Create a students query.</w:t>
+        <w:t xml:space="preserve">Create a </w:t>
+      </w:r>
+      <w:proofErr w:type="spellStart"/>
+      <w:r>
+        <w:rPr>
+          <w:lang w:val="en-IN"/>
+        </w:rPr>
+        <w:t>students</w:t>
+      </w:r>
+      <w:proofErr w:type="spellEnd"/>
+      <w:r>
+        <w:rPr>
+          <w:lang w:val="en-IN"/>
+        </w:rPr>
+        <w:t xml:space="preserve"> query.</w:t>
       </w:r>
     </w:p>
     <w:p>
@@ -488,7 +838,21 @@
         <w:rPr>
           <w:lang w:val="en-IN"/>
         </w:rPr>
-        <w:t>Create a student(id: ID!) query.</w:t>
+        <w:t xml:space="preserve">Create a </w:t>
+      </w:r>
+      <w:proofErr w:type="gramStart"/>
+      <w:r>
+        <w:rPr>
+          <w:lang w:val="en-IN"/>
+        </w:rPr>
+        <w:t>student(</w:t>
+      </w:r>
+      <w:proofErr w:type="gramEnd"/>
+      <w:r>
+        <w:rPr>
+          <w:lang w:val="en-IN"/>
+        </w:rPr>
+        <w:t>id: ID!) query.</w:t>
       </w:r>
     </w:p>
     <w:p>
@@ -505,7 +869,21 @@
         <w:rPr>
           <w:lang w:val="en-IN"/>
         </w:rPr>
-        <w:t>Test both queries using GraphiQL.</w:t>
+        <w:t xml:space="preserve">Test both queries using </w:t>
+      </w:r>
+      <w:proofErr w:type="spellStart"/>
+      <w:r>
+        <w:rPr>
+          <w:lang w:val="en-IN"/>
+        </w:rPr>
+        <w:t>GraphiQL</w:t>
+      </w:r>
+      <w:proofErr w:type="spellEnd"/>
+      <w:r>
+        <w:rPr>
+          <w:lang w:val="en-IN"/>
+        </w:rPr>
+        <w:t>.</w:t>
       </w:r>
     </w:p>
     <w:p>
@@ -533,86 +911,154 @@
         <w:rPr>
           <w:lang w:val="en-IN"/>
         </w:rPr>
-        <w:t>Example GraphQL query:</w:t>
-      </w:r>
-    </w:p>
-    <w:p>
-      <w:pPr>
-        <w:rPr>
-          <w:lang w:val="en-IN"/>
-        </w:rPr>
-      </w:pPr>
-      <w:r>
-        <w:rPr>
-          <w:lang w:val="en-IN"/>
-        </w:rPr>
-        <w:t>query {</w:t>
-      </w:r>
-    </w:p>
-    <w:p>
-      <w:pPr>
-        <w:rPr>
-          <w:lang w:val="en-IN"/>
-        </w:rPr>
-      </w:pPr>
-      <w:r>
-        <w:rPr>
-          <w:lang w:val="en-IN"/>
-        </w:rPr>
-        <w:t xml:space="preserve">  students {</w:t>
-      </w:r>
-    </w:p>
-    <w:p>
-      <w:pPr>
-        <w:rPr>
-          <w:lang w:val="en-IN"/>
-        </w:rPr>
-      </w:pPr>
-      <w:r>
-        <w:rPr>
-          <w:lang w:val="en-IN"/>
-        </w:rPr>
-        <w:t xml:space="preserve">    id</w:t>
-      </w:r>
-    </w:p>
-    <w:p>
-      <w:pPr>
-        <w:rPr>
-          <w:lang w:val="en-IN"/>
-        </w:rPr>
-      </w:pPr>
-      <w:r>
-        <w:rPr>
-          <w:lang w:val="en-IN"/>
-        </w:rPr>
-        <w:t xml:space="preserve">    name</w:t>
-      </w:r>
-    </w:p>
-    <w:p>
-      <w:pPr>
-        <w:rPr>
-          <w:lang w:val="en-IN"/>
-        </w:rPr>
-      </w:pPr>
-      <w:r>
-        <w:rPr>
-          <w:lang w:val="en-IN"/>
-        </w:rPr>
-        <w:t xml:space="preserve">    course</w:t>
-      </w:r>
-    </w:p>
-    <w:p>
-      <w:pPr>
-        <w:rPr>
-          <w:lang w:val="en-IN"/>
-        </w:rPr>
-      </w:pPr>
-      <w:r>
-        <w:rPr>
-          <w:lang w:val="en-IN"/>
-        </w:rPr>
-        <w:t xml:space="preserve">    semester</w:t>
-      </w:r>
+        <w:t xml:space="preserve">Example </w:t>
+      </w:r>
+      <w:proofErr w:type="spellStart"/>
+      <w:r>
+        <w:rPr>
+          <w:lang w:val="en-IN"/>
+        </w:rPr>
+        <w:t>GraphQL</w:t>
+      </w:r>
+      <w:proofErr w:type="spellEnd"/>
+      <w:r>
+        <w:rPr>
+          <w:lang w:val="en-IN"/>
+        </w:rPr>
+        <w:t xml:space="preserve"> query:</w:t>
+      </w:r>
+    </w:p>
+    <w:p>
+      <w:pPr>
+        <w:rPr>
+          <w:lang w:val="en-IN"/>
+        </w:rPr>
+      </w:pPr>
+      <w:proofErr w:type="gramStart"/>
+      <w:r>
+        <w:rPr>
+          <w:lang w:val="en-IN"/>
+        </w:rPr>
+        <w:t>query</w:t>
+      </w:r>
+      <w:proofErr w:type="gramEnd"/>
+      <w:r>
+        <w:rPr>
+          <w:lang w:val="en-IN"/>
+        </w:rPr>
+        <w:t xml:space="preserve"> {</w:t>
+      </w:r>
+    </w:p>
+    <w:p>
+      <w:pPr>
+        <w:rPr>
+          <w:lang w:val="en-IN"/>
+        </w:rPr>
+      </w:pPr>
+      <w:r>
+        <w:rPr>
+          <w:lang w:val="en-IN"/>
+        </w:rPr>
+        <w:t xml:space="preserve">  </w:t>
+      </w:r>
+      <w:proofErr w:type="gramStart"/>
+      <w:r>
+        <w:rPr>
+          <w:lang w:val="en-IN"/>
+        </w:rPr>
+        <w:t>students</w:t>
+      </w:r>
+      <w:proofErr w:type="gramEnd"/>
+      <w:r>
+        <w:rPr>
+          <w:lang w:val="en-IN"/>
+        </w:rPr>
+        <w:t xml:space="preserve"> {</w:t>
+      </w:r>
+    </w:p>
+    <w:p>
+      <w:pPr>
+        <w:rPr>
+          <w:lang w:val="en-IN"/>
+        </w:rPr>
+      </w:pPr>
+      <w:r>
+        <w:rPr>
+          <w:lang w:val="en-IN"/>
+        </w:rPr>
+        <w:t xml:space="preserve">    </w:t>
+      </w:r>
+      <w:proofErr w:type="gramStart"/>
+      <w:r>
+        <w:rPr>
+          <w:lang w:val="en-IN"/>
+        </w:rPr>
+        <w:t>id</w:t>
+      </w:r>
+      <w:proofErr w:type="gramEnd"/>
+    </w:p>
+    <w:p>
+      <w:pPr>
+        <w:rPr>
+          <w:lang w:val="en-IN"/>
+        </w:rPr>
+      </w:pPr>
+      <w:r>
+        <w:rPr>
+          <w:lang w:val="en-IN"/>
+        </w:rPr>
+        <w:t xml:space="preserve">    </w:t>
+      </w:r>
+      <w:proofErr w:type="gramStart"/>
+      <w:r>
+        <w:rPr>
+          <w:lang w:val="en-IN"/>
+        </w:rPr>
+        <w:t>name</w:t>
+      </w:r>
+      <w:proofErr w:type="gramEnd"/>
+    </w:p>
+    <w:p>
+      <w:pPr>
+        <w:rPr>
+          <w:lang w:val="en-IN"/>
+        </w:rPr>
+      </w:pPr>
+      <w:r>
+        <w:rPr>
+          <w:lang w:val="en-IN"/>
+        </w:rPr>
+        <w:t xml:space="preserve">    </w:t>
+      </w:r>
+      <w:proofErr w:type="gramStart"/>
+      <w:r>
+        <w:rPr>
+          <w:lang w:val="en-IN"/>
+        </w:rPr>
+        <w:t>course</w:t>
+      </w:r>
+      <w:proofErr w:type="gramEnd"/>
+    </w:p>
+    <w:p>
+      <w:pPr>
+        <w:rPr>
+          <w:lang w:val="en-IN"/>
+        </w:rPr>
+      </w:pPr>
+      <w:r>
+        <w:rPr>
+          <w:lang w:val="en-IN"/>
+        </w:rPr>
+        <w:t xml:space="preserve">    </w:t>
+      </w:r>
+      <w:proofErr w:type="gramStart"/>
+      <w:r>
+        <w:rPr>
+          <w:lang w:val="en-IN"/>
+        </w:rPr>
+        <w:t>semester</w:t>
+      </w:r>
+      <w:proofErr w:type="gramEnd"/>
     </w:p>
     <w:p>
       <w:pPr>
@@ -659,51 +1105,89 @@
           <w:lang w:val="en-IN"/>
         </w:rPr>
       </w:pPr>
-      <w:r>
-        <w:rPr>
-          <w:lang w:val="en-IN"/>
-        </w:rPr>
-        <w:t>query {</w:t>
-      </w:r>
-    </w:p>
-    <w:p>
-      <w:pPr>
-        <w:rPr>
-          <w:lang w:val="en-IN"/>
-        </w:rPr>
-      </w:pPr>
-      <w:r>
-        <w:rPr>
-          <w:lang w:val="en-IN"/>
-        </w:rPr>
-        <w:t xml:space="preserve">  student(id: "1") {</w:t>
-      </w:r>
-    </w:p>
-    <w:p>
-      <w:pPr>
-        <w:rPr>
-          <w:lang w:val="en-IN"/>
-        </w:rPr>
-      </w:pPr>
-      <w:r>
-        <w:rPr>
-          <w:lang w:val="en-IN"/>
-        </w:rPr>
-        <w:t xml:space="preserve">    name</w:t>
-      </w:r>
-    </w:p>
-    <w:p>
-      <w:pPr>
-        <w:rPr>
-          <w:lang w:val="en-IN"/>
-        </w:rPr>
-      </w:pPr>
-      <w:r>
-        <w:rPr>
-          <w:lang w:val="en-IN"/>
-        </w:rPr>
-        <w:t xml:space="preserve">    course</w:t>
-      </w:r>
+      <w:proofErr w:type="gramStart"/>
+      <w:r>
+        <w:rPr>
+          <w:lang w:val="en-IN"/>
+        </w:rPr>
+        <w:t>query</w:t>
+      </w:r>
+      <w:proofErr w:type="gramEnd"/>
+      <w:r>
+        <w:rPr>
+          <w:lang w:val="en-IN"/>
+        </w:rPr>
+        <w:t xml:space="preserve"> {</w:t>
+      </w:r>
+    </w:p>
+    <w:p>
+      <w:pPr>
+        <w:rPr>
+          <w:lang w:val="en-IN"/>
+        </w:rPr>
+      </w:pPr>
+      <w:r>
+        <w:rPr>
+          <w:lang w:val="en-IN"/>
+        </w:rPr>
+        <w:t xml:space="preserve">  </w:t>
+      </w:r>
+      <w:proofErr w:type="gramStart"/>
+      <w:r>
+        <w:rPr>
+          <w:lang w:val="en-IN"/>
+        </w:rPr>
+        <w:t>student(</w:t>
+      </w:r>
+      <w:proofErr w:type="gramEnd"/>
+      <w:r>
+        <w:rPr>
+          <w:lang w:val="en-IN"/>
+        </w:rPr>
+        <w:t>id: "1") {</w:t>
+      </w:r>
+    </w:p>
+    <w:p>
+      <w:pPr>
+        <w:rPr>
+          <w:lang w:val="en-IN"/>
+        </w:rPr>
+      </w:pPr>
+      <w:r>
+        <w:rPr>
+          <w:lang w:val="en-IN"/>
+        </w:rPr>
+        <w:t xml:space="preserve">    </w:t>
+      </w:r>
+      <w:proofErr w:type="gramStart"/>
+      <w:r>
+        <w:rPr>
+          <w:lang w:val="en-IN"/>
+        </w:rPr>
+        <w:t>name</w:t>
+      </w:r>
+      <w:proofErr w:type="gramEnd"/>
+    </w:p>
+    <w:p>
+      <w:pPr>
+        <w:rPr>
+          <w:lang w:val="en-IN"/>
+        </w:rPr>
+      </w:pPr>
+      <w:r>
+        <w:rPr>
+          <w:lang w:val="en-IN"/>
+        </w:rPr>
+        <w:t xml:space="preserve">    </w:t>
+      </w:r>
+      <w:proofErr w:type="gramStart"/>
+      <w:r>
+        <w:rPr>
+          <w:lang w:val="en-IN"/>
+        </w:rPr>
+        <w:t>course</w:t>
+      </w:r>
+      <w:proofErr w:type="gramEnd"/>
     </w:p>
     <w:p>
       <w:pPr>
@@ -742,7 +1226,21 @@
           <w:lang w:val="en-IN"/>
         </w:rPr>
         <w:lastRenderedPageBreak/>
-        <w:t xml:space="preserve">Observe that GraphQL allows the client to request </w:t>
+        <w:t xml:space="preserve">Observe that </w:t>
+      </w:r>
+      <w:proofErr w:type="spellStart"/>
+      <w:r>
+        <w:rPr>
+          <w:lang w:val="en-IN"/>
+        </w:rPr>
+        <w:t>GraphQL</w:t>
+      </w:r>
+      <w:proofErr w:type="spellEnd"/>
+      <w:r>
+        <w:rPr>
+          <w:lang w:val="en-IN"/>
+        </w:rPr>
+        <w:t xml:space="preserve"> allows the client to request </w:t>
       </w:r>
       <w:r>
         <w:rPr>
@@ -769,47 +1267,241 @@
         <w:rPr>
           <w:lang w:val="en-IN"/>
         </w:rPr>
-        <w:pict w14:anchorId="60F11954">
-          <v:rect id="_x0000_i1026" style="width:0;height:1.5pt" o:hralign="center" o:hrstd="t" o:hr="t" fillcolor="#a0a0a0" stroked="f"/>
-        </w:pict>
-      </w:r>
-    </w:p>
-    <w:p>
-      <w:pPr>
-        <w:rPr>
-          <w:b/>
-          <w:bCs/>
-          <w:lang w:val="en-IN"/>
-        </w:rPr>
-      </w:pPr>
-      <w:r>
-        <w:rPr>
-          <w:b/>
-          <w:bCs/>
-          <w:lang w:val="en-IN"/>
-        </w:rPr>
-        <w:t>Practical 3 — GraphQL Mutations for a Product Application</w:t>
-      </w:r>
-    </w:p>
-    <w:p>
-      <w:pPr>
-        <w:rPr>
-          <w:lang w:val="en-IN"/>
-        </w:rPr>
-      </w:pPr>
-      <w:r>
-        <w:rPr>
-          <w:b/>
-          <w:bCs/>
-          <w:lang w:val="en-IN"/>
-        </w:rPr>
-        <w:t>Write a program to develop a GraphQL API for managing products.</w:t>
-      </w:r>
-      <w:r>
-        <w:rPr>
-          <w:lang w:val="en-IN"/>
-        </w:rPr>
-        <w:t xml:space="preserve"> Implement GraphQL queries and mutations to add, update, and delete products.</w:t>
+        <w:t>CODE:</w:t>
+      </w:r>
+    </w:p>
+    <w:p>
+      <w:pPr>
+        <w:rPr>
+          <w:lang w:val="en-IN"/>
+        </w:rPr>
+      </w:pPr>
+      <w:r>
+        <w:rPr>
+          <w:lang w:val="en-IN"/>
+        </w:rPr>
+        <w:t>OUTPUT:</w:t>
+      </w:r>
+      <w:r>
+        <w:rPr>
+          <w:lang w:val="en-IN"/>
+        </w:rPr>
+        <w:br/>
+      </w:r>
+      <w:r>
+        <w:rPr>
+          <w:noProof/>
+          <w:lang w:bidi="hi-IN"/>
+        </w:rPr>
+        <w:drawing>
+          <wp:inline distT="0" distB="0" distL="0" distR="0">
+            <wp:extent cx="5943600" cy="2172717"/>
+            <wp:effectExtent l="19050" t="0" r="0" b="0"/>
+            <wp:docPr id="13" name="Picture 13"/>
+            <wp:cNvGraphicFramePr>
+              <a:graphicFrameLocks xmlns:a="http://schemas.openxmlformats.org/drawingml/2006/main" noChangeAspect="1"/>
+            </wp:cNvGraphicFramePr>
+            <a:graphic xmlns:a="http://schemas.openxmlformats.org/drawingml/2006/main">
+              <a:graphicData uri="http://schemas.openxmlformats.org/drawingml/2006/picture">
+                <pic:pic xmlns:pic="http://schemas.openxmlformats.org/drawingml/2006/picture">
+                  <pic:nvPicPr>
+                    <pic:cNvPr id="0" name="Picture 13"/>
+                    <pic:cNvPicPr>
+                      <a:picLocks noChangeAspect="1" noChangeArrowheads="1"/>
+                    </pic:cNvPicPr>
+                  </pic:nvPicPr>
+                  <pic:blipFill>
+                    <a:blip r:embed="rId6" cstate="print"/>
+                    <a:srcRect/>
+                    <a:stretch>
+                      <a:fillRect/>
+                    </a:stretch>
+                  </pic:blipFill>
+                  <pic:spPr bwMode="auto">
+                    <a:xfrm>
+                      <a:off x="0" y="0"/>
+                      <a:ext cx="5943600" cy="2172717"/>
+                    </a:xfrm>
+                    <a:prstGeom prst="rect">
+                      <a:avLst/>
+                    </a:prstGeom>
+                    <a:noFill/>
+                    <a:ln w="9525">
+                      <a:noFill/>
+                      <a:miter lim="800000"/>
+                      <a:headEnd/>
+                      <a:tailEnd/>
+                    </a:ln>
+                  </pic:spPr>
+                </pic:pic>
+              </a:graphicData>
+            </a:graphic>
+          </wp:inline>
+        </w:drawing>
+      </w:r>
+    </w:p>
+    <w:p>
+      <w:pPr>
+        <w:rPr>
+          <w:lang w:val="en-IN"/>
+        </w:rPr>
+      </w:pPr>
+      <w:r>
+        <w:rPr>
+          <w:noProof/>
+          <w:lang w:bidi="hi-IN"/>
+        </w:rPr>
+        <w:drawing>
+          <wp:inline distT="0" distB="0" distL="0" distR="0">
+            <wp:extent cx="5943600" cy="1114149"/>
+            <wp:effectExtent l="19050" t="0" r="0" b="0"/>
+            <wp:docPr id="16" name="Picture 16"/>
+            <wp:cNvGraphicFramePr>
+              <a:graphicFrameLocks xmlns:a="http://schemas.openxmlformats.org/drawingml/2006/main" noChangeAspect="1"/>
+            </wp:cNvGraphicFramePr>
+            <a:graphic xmlns:a="http://schemas.openxmlformats.org/drawingml/2006/main">
+              <a:graphicData uri="http://schemas.openxmlformats.org/drawingml/2006/picture">
+                <pic:pic xmlns:pic="http://schemas.openxmlformats.org/drawingml/2006/picture">
+                  <pic:nvPicPr>
+                    <pic:cNvPr id="0" name="Picture 16"/>
+                    <pic:cNvPicPr>
+                      <a:picLocks noChangeAspect="1" noChangeArrowheads="1"/>
+                    </pic:cNvPicPr>
+                  </pic:nvPicPr>
+                  <pic:blipFill>
+                    <a:blip r:embed="rId7" cstate="print"/>
+                    <a:srcRect/>
+                    <a:stretch>
+                      <a:fillRect/>
+                    </a:stretch>
+                  </pic:blipFill>
+                  <pic:spPr bwMode="auto">
+                    <a:xfrm>
+                      <a:off x="0" y="0"/>
+                      <a:ext cx="5943600" cy="1114149"/>
+                    </a:xfrm>
+                    <a:prstGeom prst="rect">
+                      <a:avLst/>
+                    </a:prstGeom>
+                    <a:noFill/>
+                    <a:ln w="9525">
+                      <a:noFill/>
+                      <a:miter lim="800000"/>
+                      <a:headEnd/>
+                      <a:tailEnd/>
+                    </a:ln>
+                  </pic:spPr>
+                </pic:pic>
+              </a:graphicData>
+            </a:graphic>
+          </wp:inline>
+        </w:drawing>
+      </w:r>
+    </w:p>
+    <w:p>
+      <w:pPr>
+        <w:rPr>
+          <w:b/>
+          <w:bCs/>
+          <w:lang w:val="en-IN"/>
+        </w:rPr>
+      </w:pPr>
+      <w:r>
+        <w:rPr>
+          <w:b/>
+          <w:bCs/>
+          <w:lang w:val="en-IN"/>
+        </w:rPr>
+        <w:br w:type="page"/>
+      </w:r>
+    </w:p>
+    <w:p>
+      <w:pPr>
+        <w:rPr>
+          <w:b/>
+          <w:bCs/>
+          <w:lang w:val="en-IN"/>
+        </w:rPr>
+      </w:pPr>
+      <w:r>
+        <w:rPr>
+          <w:b/>
+          <w:bCs/>
+          <w:lang w:val="en-IN"/>
+        </w:rPr>
+        <w:lastRenderedPageBreak/>
+        <w:t xml:space="preserve">Practical 3 — </w:t>
+      </w:r>
+      <w:proofErr w:type="spellStart"/>
+      <w:r>
+        <w:rPr>
+          <w:b/>
+          <w:bCs/>
+          <w:lang w:val="en-IN"/>
+        </w:rPr>
+        <w:t>GraphQL</w:t>
+      </w:r>
+      <w:proofErr w:type="spellEnd"/>
+      <w:r>
+        <w:rPr>
+          <w:b/>
+          <w:bCs/>
+          <w:lang w:val="en-IN"/>
+        </w:rPr>
+        <w:t xml:space="preserve"> Mutations for a Product Application</w:t>
+      </w:r>
+    </w:p>
+    <w:p>
+      <w:pPr>
+        <w:rPr>
+          <w:lang w:val="en-IN"/>
+        </w:rPr>
+      </w:pPr>
+      <w:r>
+        <w:rPr>
+          <w:b/>
+          <w:bCs/>
+          <w:lang w:val="en-IN"/>
+        </w:rPr>
+        <w:t xml:space="preserve">Write a program to develop a </w:t>
+      </w:r>
+      <w:proofErr w:type="spellStart"/>
+      <w:r>
+        <w:rPr>
+          <w:b/>
+          <w:bCs/>
+          <w:lang w:val="en-IN"/>
+        </w:rPr>
+        <w:t>GraphQL</w:t>
+      </w:r>
+      <w:proofErr w:type="spellEnd"/>
+      <w:r>
+        <w:rPr>
+          <w:b/>
+          <w:bCs/>
+          <w:lang w:val="en-IN"/>
+        </w:rPr>
+        <w:t xml:space="preserve"> API for managing products.</w:t>
+      </w:r>
+      <w:r>
+        <w:rPr>
+          <w:lang w:val="en-IN"/>
+        </w:rPr>
+        <w:t xml:space="preserve"> Implement </w:t>
+      </w:r>
+      <w:proofErr w:type="spellStart"/>
+      <w:r>
+        <w:rPr>
+          <w:lang w:val="en-IN"/>
+        </w:rPr>
+        <w:t>GraphQL</w:t>
+      </w:r>
+      <w:proofErr w:type="spellEnd"/>
+      <w:r>
+        <w:rPr>
+          <w:lang w:val="en-IN"/>
+        </w:rPr>
+        <w:t xml:space="preserve"> queries and mutations to add, update, and delete products.</w:t>
       </w:r>
     </w:p>
     <w:p>
@@ -909,7 +1601,21 @@
         <w:rPr>
           <w:lang w:val="en-IN"/>
         </w:rPr>
-        <w:t>Test the queries and mutations using GraphiQL.</w:t>
+        <w:t xml:space="preserve">Test the queries and mutations using </w:t>
+      </w:r>
+      <w:proofErr w:type="spellStart"/>
+      <w:r>
+        <w:rPr>
+          <w:lang w:val="en-IN"/>
+        </w:rPr>
+        <w:t>GraphiQL</w:t>
+      </w:r>
+      <w:proofErr w:type="spellEnd"/>
+      <w:r>
+        <w:rPr>
+          <w:lang w:val="en-IN"/>
+        </w:rPr>
+        <w:t>.</w:t>
       </w:r>
     </w:p>
     <w:p>
@@ -946,50 +1652,102 @@
           <w:lang w:val="en-IN"/>
         </w:rPr>
       </w:pPr>
-      <w:r>
-        <w:rPr>
-          <w:lang w:val="en-IN"/>
-        </w:rPr>
-        <w:t>type Mutation {</w:t>
-      </w:r>
-    </w:p>
-    <w:p>
-      <w:pPr>
-        <w:rPr>
-          <w:lang w:val="en-IN"/>
-        </w:rPr>
-      </w:pPr>
-      <w:r>
-        <w:rPr>
-          <w:lang w:val="en-IN"/>
-        </w:rPr>
-        <w:t xml:space="preserve">  addProduct(</w:t>
-      </w:r>
-    </w:p>
-    <w:p>
-      <w:pPr>
-        <w:rPr>
-          <w:lang w:val="en-IN"/>
-        </w:rPr>
-      </w:pPr>
-      <w:r>
-        <w:rPr>
-          <w:lang w:val="en-IN"/>
-        </w:rPr>
-        <w:t xml:space="preserve">    name: String!</w:t>
-      </w:r>
-    </w:p>
-    <w:p>
-      <w:pPr>
-        <w:rPr>
-          <w:lang w:val="en-IN"/>
-        </w:rPr>
-      </w:pPr>
-      <w:r>
-        <w:rPr>
-          <w:lang w:val="en-IN"/>
-        </w:rPr>
-        <w:t xml:space="preserve">    price: Float!</w:t>
+      <w:proofErr w:type="gramStart"/>
+      <w:r>
+        <w:rPr>
+          <w:lang w:val="en-IN"/>
+        </w:rPr>
+        <w:t>type</w:t>
+      </w:r>
+      <w:proofErr w:type="gramEnd"/>
+      <w:r>
+        <w:rPr>
+          <w:lang w:val="en-IN"/>
+        </w:rPr>
+        <w:t xml:space="preserve"> Mutation {</w:t>
+      </w:r>
+    </w:p>
+    <w:p>
+      <w:pPr>
+        <w:rPr>
+          <w:lang w:val="en-IN"/>
+        </w:rPr>
+      </w:pPr>
+      <w:r>
+        <w:rPr>
+          <w:lang w:val="en-IN"/>
+        </w:rPr>
+        <w:t xml:space="preserve">  </w:t>
+      </w:r>
+      <w:proofErr w:type="spellStart"/>
+      <w:proofErr w:type="gramStart"/>
+      <w:r>
+        <w:rPr>
+          <w:lang w:val="en-IN"/>
+        </w:rPr>
+        <w:t>addProduct</w:t>
+      </w:r>
+      <w:proofErr w:type="spellEnd"/>
+      <w:r>
+        <w:rPr>
+          <w:lang w:val="en-IN"/>
+        </w:rPr>
+        <w:t>(</w:t>
+      </w:r>
+      <w:proofErr w:type="gramEnd"/>
+    </w:p>
+    <w:p>
+      <w:pPr>
+        <w:rPr>
+          <w:lang w:val="en-IN"/>
+        </w:rPr>
+      </w:pPr>
+      <w:r>
+        <w:rPr>
+          <w:lang w:val="en-IN"/>
+        </w:rPr>
+        <w:t xml:space="preserve">    </w:t>
+      </w:r>
+      <w:proofErr w:type="gramStart"/>
+      <w:r>
+        <w:rPr>
+          <w:lang w:val="en-IN"/>
+        </w:rPr>
+        <w:t>name</w:t>
+      </w:r>
+      <w:proofErr w:type="gramEnd"/>
+      <w:r>
+        <w:rPr>
+          <w:lang w:val="en-IN"/>
+        </w:rPr>
+        <w:t>: String!</w:t>
+      </w:r>
+    </w:p>
+    <w:p>
+      <w:pPr>
+        <w:rPr>
+          <w:lang w:val="en-IN"/>
+        </w:rPr>
+      </w:pPr>
+      <w:r>
+        <w:rPr>
+          <w:lang w:val="en-IN"/>
+        </w:rPr>
+        <w:t xml:space="preserve">    </w:t>
+      </w:r>
+      <w:proofErr w:type="gramStart"/>
+      <w:r>
+        <w:rPr>
+          <w:lang w:val="en-IN"/>
+        </w:rPr>
+        <w:t>price</w:t>
+      </w:r>
+      <w:proofErr w:type="gramEnd"/>
+      <w:r>
+        <w:rPr>
+          <w:lang w:val="en-IN"/>
+        </w:rPr>
+        <w:t>: Float!</w:t>
       </w:r>
     </w:p>
     <w:p>
@@ -1022,7 +1780,29 @@
         <w:rPr>
           <w:lang w:val="en-IN"/>
         </w:rPr>
-        <w:t xml:space="preserve">  deleteProduct(id: ID!): Boolean</w:t>
+        <w:t xml:space="preserve">  </w:t>
+      </w:r>
+      <w:proofErr w:type="spellStart"/>
+      <w:proofErr w:type="gramStart"/>
+      <w:r>
+        <w:rPr>
+          <w:lang w:val="en-IN"/>
+        </w:rPr>
+        <w:t>deleteProduct</w:t>
+      </w:r>
+      <w:proofErr w:type="spellEnd"/>
+      <w:r>
+        <w:rPr>
+          <w:lang w:val="en-IN"/>
+        </w:rPr>
+        <w:t>(</w:t>
+      </w:r>
+      <w:proofErr w:type="gramEnd"/>
+      <w:r>
+        <w:rPr>
+          <w:lang w:val="en-IN"/>
+        </w:rPr>
+        <w:t>id: ID!): Boolean</w:t>
       </w:r>
     </w:p>
     <w:p>
@@ -1048,25 +1828,331 @@
         <w:rPr>
           <w:lang w:val="en-IN"/>
         </w:rPr>
-        <w:pict w14:anchorId="1C65A1E8">
-          <v:rect id="_x0000_i1027" style="width:0;height:1.5pt" o:hralign="center" o:hrstd="t" o:hr="t" fillcolor="#a0a0a0" stroked="f"/>
-        </w:pict>
-      </w:r>
-    </w:p>
-    <w:p>
-      <w:pPr>
-        <w:rPr>
-          <w:b/>
-          <w:bCs/>
-          <w:lang w:val="en-IN"/>
-        </w:rPr>
-      </w:pPr>
-      <w:r>
-        <w:rPr>
-          <w:b/>
-          <w:bCs/>
-          <w:lang w:val="en-IN"/>
-        </w:rPr>
+        <w:t>CODE:</w:t>
+      </w:r>
+    </w:p>
+    <w:p>
+      <w:pPr>
+        <w:rPr>
+          <w:lang w:val="en-IN"/>
+        </w:rPr>
+      </w:pPr>
+      <w:r>
+        <w:rPr>
+          <w:lang w:val="en-IN"/>
+        </w:rPr>
+        <w:lastRenderedPageBreak/>
+        <w:t>OUTPUT:</w:t>
+      </w:r>
+      <w:r>
+        <w:rPr>
+          <w:lang w:val="en-IN"/>
+        </w:rPr>
+        <w:br/>
+      </w:r>
+      <w:r>
+        <w:rPr>
+          <w:noProof/>
+          <w:lang w:bidi="hi-IN"/>
+        </w:rPr>
+        <w:drawing>
+          <wp:inline distT="0" distB="0" distL="0" distR="0">
+            <wp:extent cx="5943600" cy="1958469"/>
+            <wp:effectExtent l="19050" t="0" r="0" b="0"/>
+            <wp:docPr id="20" name="Picture 20"/>
+            <wp:cNvGraphicFramePr>
+              <a:graphicFrameLocks xmlns:a="http://schemas.openxmlformats.org/drawingml/2006/main" noChangeAspect="1"/>
+            </wp:cNvGraphicFramePr>
+            <a:graphic xmlns:a="http://schemas.openxmlformats.org/drawingml/2006/main">
+              <a:graphicData uri="http://schemas.openxmlformats.org/drawingml/2006/picture">
+                <pic:pic xmlns:pic="http://schemas.openxmlformats.org/drawingml/2006/picture">
+                  <pic:nvPicPr>
+                    <pic:cNvPr id="0" name="Picture 20"/>
+                    <pic:cNvPicPr>
+                      <a:picLocks noChangeAspect="1" noChangeArrowheads="1"/>
+                    </pic:cNvPicPr>
+                  </pic:nvPicPr>
+                  <pic:blipFill>
+                    <a:blip r:embed="rId8" cstate="print"/>
+                    <a:srcRect/>
+                    <a:stretch>
+                      <a:fillRect/>
+                    </a:stretch>
+                  </pic:blipFill>
+                  <pic:spPr bwMode="auto">
+                    <a:xfrm>
+                      <a:off x="0" y="0"/>
+                      <a:ext cx="5943600" cy="1958469"/>
+                    </a:xfrm>
+                    <a:prstGeom prst="rect">
+                      <a:avLst/>
+                    </a:prstGeom>
+                    <a:noFill/>
+                    <a:ln w="9525">
+                      <a:noFill/>
+                      <a:miter lim="800000"/>
+                      <a:headEnd/>
+                      <a:tailEnd/>
+                    </a:ln>
+                  </pic:spPr>
+                </pic:pic>
+              </a:graphicData>
+            </a:graphic>
+          </wp:inline>
+        </w:drawing>
+      </w:r>
+    </w:p>
+    <w:p>
+      <w:pPr>
+        <w:rPr>
+          <w:lang w:val="en-IN"/>
+        </w:rPr>
+      </w:pPr>
+      <w:r>
+        <w:rPr>
+          <w:noProof/>
+          <w:lang w:bidi="hi-IN"/>
+        </w:rPr>
+        <w:drawing>
+          <wp:inline distT="0" distB="0" distL="0" distR="0">
+            <wp:extent cx="5943600" cy="1017567"/>
+            <wp:effectExtent l="19050" t="0" r="0" b="0"/>
+            <wp:docPr id="23" name="Picture 23"/>
+            <wp:cNvGraphicFramePr>
+              <a:graphicFrameLocks xmlns:a="http://schemas.openxmlformats.org/drawingml/2006/main" noChangeAspect="1"/>
+            </wp:cNvGraphicFramePr>
+            <a:graphic xmlns:a="http://schemas.openxmlformats.org/drawingml/2006/main">
+              <a:graphicData uri="http://schemas.openxmlformats.org/drawingml/2006/picture">
+                <pic:pic xmlns:pic="http://schemas.openxmlformats.org/drawingml/2006/picture">
+                  <pic:nvPicPr>
+                    <pic:cNvPr id="0" name="Picture 23"/>
+                    <pic:cNvPicPr>
+                      <a:picLocks noChangeAspect="1" noChangeArrowheads="1"/>
+                    </pic:cNvPicPr>
+                  </pic:nvPicPr>
+                  <pic:blipFill>
+                    <a:blip r:embed="rId9" cstate="print"/>
+                    <a:srcRect/>
+                    <a:stretch>
+                      <a:fillRect/>
+                    </a:stretch>
+                  </pic:blipFill>
+                  <pic:spPr bwMode="auto">
+                    <a:xfrm>
+                      <a:off x="0" y="0"/>
+                      <a:ext cx="5943600" cy="1017567"/>
+                    </a:xfrm>
+                    <a:prstGeom prst="rect">
+                      <a:avLst/>
+                    </a:prstGeom>
+                    <a:noFill/>
+                    <a:ln w="9525">
+                      <a:noFill/>
+                      <a:miter lim="800000"/>
+                      <a:headEnd/>
+                      <a:tailEnd/>
+                    </a:ln>
+                  </pic:spPr>
+                </pic:pic>
+              </a:graphicData>
+            </a:graphic>
+          </wp:inline>
+        </w:drawing>
+      </w:r>
+    </w:p>
+    <w:p>
+      <w:pPr>
+        <w:rPr>
+          <w:lang w:val="en-IN"/>
+        </w:rPr>
+      </w:pPr>
+      <w:r>
+        <w:rPr>
+          <w:noProof/>
+          <w:lang w:bidi="hi-IN"/>
+        </w:rPr>
+        <w:drawing>
+          <wp:inline distT="0" distB="0" distL="0" distR="0">
+            <wp:extent cx="5943600" cy="1348428"/>
+            <wp:effectExtent l="19050" t="0" r="0" b="0"/>
+            <wp:docPr id="26" name="Picture 26"/>
+            <wp:cNvGraphicFramePr>
+              <a:graphicFrameLocks xmlns:a="http://schemas.openxmlformats.org/drawingml/2006/main" noChangeAspect="1"/>
+            </wp:cNvGraphicFramePr>
+            <a:graphic xmlns:a="http://schemas.openxmlformats.org/drawingml/2006/main">
+              <a:graphicData uri="http://schemas.openxmlformats.org/drawingml/2006/picture">
+                <pic:pic xmlns:pic="http://schemas.openxmlformats.org/drawingml/2006/picture">
+                  <pic:nvPicPr>
+                    <pic:cNvPr id="0" name="Picture 26"/>
+                    <pic:cNvPicPr>
+                      <a:picLocks noChangeAspect="1" noChangeArrowheads="1"/>
+                    </pic:cNvPicPr>
+                  </pic:nvPicPr>
+                  <pic:blipFill>
+                    <a:blip r:embed="rId10" cstate="print"/>
+                    <a:srcRect/>
+                    <a:stretch>
+                      <a:fillRect/>
+                    </a:stretch>
+                  </pic:blipFill>
+                  <pic:spPr bwMode="auto">
+                    <a:xfrm>
+                      <a:off x="0" y="0"/>
+                      <a:ext cx="5943600" cy="1348428"/>
+                    </a:xfrm>
+                    <a:prstGeom prst="rect">
+                      <a:avLst/>
+                    </a:prstGeom>
+                    <a:noFill/>
+                    <a:ln w="9525">
+                      <a:noFill/>
+                      <a:miter lim="800000"/>
+                      <a:headEnd/>
+                      <a:tailEnd/>
+                    </a:ln>
+                  </pic:spPr>
+                </pic:pic>
+              </a:graphicData>
+            </a:graphic>
+          </wp:inline>
+        </w:drawing>
+      </w:r>
+    </w:p>
+    <w:p>
+      <w:pPr>
+        <w:rPr>
+          <w:lang w:val="en-IN"/>
+        </w:rPr>
+      </w:pPr>
+      <w:r>
+        <w:rPr>
+          <w:noProof/>
+          <w:lang w:bidi="hi-IN"/>
+        </w:rPr>
+        <w:drawing>
+          <wp:inline distT="0" distB="0" distL="0" distR="0">
+            <wp:extent cx="5943600" cy="1129984"/>
+            <wp:effectExtent l="19050" t="0" r="0" b="0"/>
+            <wp:docPr id="29" name="Picture 29"/>
+            <wp:cNvGraphicFramePr>
+              <a:graphicFrameLocks xmlns:a="http://schemas.openxmlformats.org/drawingml/2006/main" noChangeAspect="1"/>
+            </wp:cNvGraphicFramePr>
+            <a:graphic xmlns:a="http://schemas.openxmlformats.org/drawingml/2006/main">
+              <a:graphicData uri="http://schemas.openxmlformats.org/drawingml/2006/picture">
+                <pic:pic xmlns:pic="http://schemas.openxmlformats.org/drawingml/2006/picture">
+                  <pic:nvPicPr>
+                    <pic:cNvPr id="0" name="Picture 29"/>
+                    <pic:cNvPicPr>
+                      <a:picLocks noChangeAspect="1" noChangeArrowheads="1"/>
+                    </pic:cNvPicPr>
+                  </pic:nvPicPr>
+                  <pic:blipFill>
+                    <a:blip r:embed="rId11" cstate="print"/>
+                    <a:srcRect/>
+                    <a:stretch>
+                      <a:fillRect/>
+                    </a:stretch>
+                  </pic:blipFill>
+                  <pic:spPr bwMode="auto">
+                    <a:xfrm>
+                      <a:off x="0" y="0"/>
+                      <a:ext cx="5943600" cy="1129984"/>
+                    </a:xfrm>
+                    <a:prstGeom prst="rect">
+                      <a:avLst/>
+                    </a:prstGeom>
+                    <a:noFill/>
+                    <a:ln w="9525">
+                      <a:noFill/>
+                      <a:miter lim="800000"/>
+                      <a:headEnd/>
+                      <a:tailEnd/>
+                    </a:ln>
+                  </pic:spPr>
+                </pic:pic>
+              </a:graphicData>
+            </a:graphic>
+          </wp:inline>
+        </w:drawing>
+      </w:r>
+    </w:p>
+    <w:p>
+      <w:pPr>
+        <w:rPr>
+          <w:lang w:val="en-IN"/>
+        </w:rPr>
+      </w:pPr>
+      <w:r>
+        <w:rPr>
+          <w:noProof/>
+          <w:lang w:bidi="hi-IN"/>
+        </w:rPr>
+        <w:drawing>
+          <wp:inline distT="0" distB="0" distL="0" distR="0">
+            <wp:extent cx="5943600" cy="1827304"/>
+            <wp:effectExtent l="19050" t="0" r="0" b="0"/>
+            <wp:docPr id="32" name="Picture 32"/>
+            <wp:cNvGraphicFramePr>
+              <a:graphicFrameLocks xmlns:a="http://schemas.openxmlformats.org/drawingml/2006/main" noChangeAspect="1"/>
+            </wp:cNvGraphicFramePr>
+            <a:graphic xmlns:a="http://schemas.openxmlformats.org/drawingml/2006/main">
+              <a:graphicData uri="http://schemas.openxmlformats.org/drawingml/2006/picture">
+                <pic:pic xmlns:pic="http://schemas.openxmlformats.org/drawingml/2006/picture">
+                  <pic:nvPicPr>
+                    <pic:cNvPr id="0" name="Picture 32"/>
+                    <pic:cNvPicPr>
+                      <a:picLocks noChangeAspect="1" noChangeArrowheads="1"/>
+                    </pic:cNvPicPr>
+                  </pic:nvPicPr>
+                  <pic:blipFill>
+                    <a:blip r:embed="rId12" cstate="print"/>
+                    <a:srcRect/>
+                    <a:stretch>
+                      <a:fillRect/>
+                    </a:stretch>
+                  </pic:blipFill>
+                  <pic:spPr bwMode="auto">
+                    <a:xfrm>
+                      <a:off x="0" y="0"/>
+                      <a:ext cx="5943600" cy="1827304"/>
+                    </a:xfrm>
+                    <a:prstGeom prst="rect">
+                      <a:avLst/>
+                    </a:prstGeom>
+                    <a:noFill/>
+                    <a:ln w="9525">
+                      <a:noFill/>
+                      <a:miter lim="800000"/>
+                      <a:headEnd/>
+                      <a:tailEnd/>
+                    </a:ln>
+                  </pic:spPr>
+                </pic:pic>
+              </a:graphicData>
+            </a:graphic>
+          </wp:inline>
+        </w:drawing>
+      </w:r>
+    </w:p>
+    <w:p>
+      <w:pPr>
+        <w:rPr>
+          <w:lang w:val="en-IN"/>
+        </w:rPr>
+      </w:pPr>
+      <w:r>
+        <w:rPr>
+          <w:lang w:val="en-IN"/>
+        </w:rPr>
+        <w:br w:type="page"/>
+      </w:r>
+      <w:r>
+        <w:rPr>
+          <w:b/>
+          <w:bCs/>
+          <w:lang w:val="en-IN"/>
+        </w:rPr>
+        <w:lastRenderedPageBreak/>
         <w:t>Practical 4 — Space Launch Application using Apollo Client</w:t>
       </w:r>
     </w:p>
@@ -1082,13 +2168,45 @@
           <w:bCs/>
           <w:lang w:val="en-IN"/>
         </w:rPr>
-        <w:t>Write a React JS program to develop a Space Launch Application using Apollo Client and GraphQL.</w:t>
-      </w:r>
-      <w:r>
-        <w:rPr>
-          <w:lang w:val="en-IN"/>
-        </w:rPr>
-        <w:t xml:space="preserve"> Fetch space launch information from a GraphQL API and display the launch details.</w:t>
+        <w:t xml:space="preserve">Write a React JS program to develop a Space Launch Application using Apollo Client and </w:t>
+      </w:r>
+      <w:proofErr w:type="spellStart"/>
+      <w:r>
+        <w:rPr>
+          <w:b/>
+          <w:bCs/>
+          <w:lang w:val="en-IN"/>
+        </w:rPr>
+        <w:t>GraphQL</w:t>
+      </w:r>
+      <w:proofErr w:type="spellEnd"/>
+      <w:r>
+        <w:rPr>
+          <w:b/>
+          <w:bCs/>
+          <w:lang w:val="en-IN"/>
+        </w:rPr>
+        <w:t>.</w:t>
+      </w:r>
+      <w:r>
+        <w:rPr>
+          <w:lang w:val="en-IN"/>
+        </w:rPr>
+        <w:t xml:space="preserve"> Fetch space launch information from a </w:t>
+      </w:r>
+      <w:proofErr w:type="spellStart"/>
+      <w:r>
+        <w:rPr>
+          <w:lang w:val="en-IN"/>
+        </w:rPr>
+        <w:t>GraphQL</w:t>
+      </w:r>
+      <w:proofErr w:type="spellEnd"/>
+      <w:r>
+        <w:rPr>
+          <w:lang w:val="en-IN"/>
+        </w:rPr>
+        <w:t xml:space="preserve"> API and display the launch details.</w:t>
       </w:r>
     </w:p>
     <w:p>
@@ -1120,7 +2238,6 @@
         <w:rPr>
           <w:lang w:val="en-IN"/>
         </w:rPr>
-        <w:lastRenderedPageBreak/>
         <w:t>Create a React application.</w:t>
       </w:r>
     </w:p>
@@ -1138,7 +2255,21 @@
         <w:rPr>
           <w:lang w:val="en-IN"/>
         </w:rPr>
-        <w:t>Install Apollo Client and GraphQL.</w:t>
+        <w:t xml:space="preserve">Install Apollo Client and </w:t>
+      </w:r>
+      <w:proofErr w:type="spellStart"/>
+      <w:r>
+        <w:rPr>
+          <w:lang w:val="en-IN"/>
+        </w:rPr>
+        <w:t>GraphQL</w:t>
+      </w:r>
+      <w:proofErr w:type="spellEnd"/>
+      <w:r>
+        <w:rPr>
+          <w:lang w:val="en-IN"/>
+        </w:rPr>
+        <w:t>.</w:t>
       </w:r>
     </w:p>
     <w:p>
@@ -1155,7 +2286,21 @@
         <w:rPr>
           <w:lang w:val="en-IN"/>
         </w:rPr>
-        <w:t>Configure ApolloClient.</w:t>
+        <w:t xml:space="preserve">Configure </w:t>
+      </w:r>
+      <w:proofErr w:type="spellStart"/>
+      <w:r>
+        <w:rPr>
+          <w:lang w:val="en-IN"/>
+        </w:rPr>
+        <w:t>ApolloClient</w:t>
+      </w:r>
+      <w:proofErr w:type="spellEnd"/>
+      <w:r>
+        <w:rPr>
+          <w:lang w:val="en-IN"/>
+        </w:rPr>
+        <w:t>.</w:t>
       </w:r>
     </w:p>
     <w:p>
@@ -1172,7 +2317,21 @@
         <w:rPr>
           <w:lang w:val="en-IN"/>
         </w:rPr>
-        <w:t>Create a GraphQL query for launch information.</w:t>
+        <w:t xml:space="preserve">Create a </w:t>
+      </w:r>
+      <w:proofErr w:type="spellStart"/>
+      <w:r>
+        <w:rPr>
+          <w:lang w:val="en-IN"/>
+        </w:rPr>
+        <w:t>GraphQL</w:t>
+      </w:r>
+      <w:proofErr w:type="spellEnd"/>
+      <w:r>
+        <w:rPr>
+          <w:lang w:val="en-IN"/>
+        </w:rPr>
+        <w:t xml:space="preserve"> query for launch information.</w:t>
       </w:r>
     </w:p>
     <w:p>
@@ -1189,7 +2348,29 @@
         <w:rPr>
           <w:lang w:val="en-IN"/>
         </w:rPr>
-        <w:t>Use useQuery() to execute the query.</w:t>
+        <w:t xml:space="preserve">Use </w:t>
+      </w:r>
+      <w:proofErr w:type="spellStart"/>
+      <w:proofErr w:type="gramStart"/>
+      <w:r>
+        <w:rPr>
+          <w:lang w:val="en-IN"/>
+        </w:rPr>
+        <w:t>useQuery</w:t>
+      </w:r>
+      <w:proofErr w:type="spellEnd"/>
+      <w:r>
+        <w:rPr>
+          <w:lang w:val="en-IN"/>
+        </w:rPr>
+        <w:t>(</w:t>
+      </w:r>
+      <w:proofErr w:type="gramEnd"/>
+      <w:r>
+        <w:rPr>
+          <w:lang w:val="en-IN"/>
+        </w:rPr>
+        <w:t>) to execute the query.</w:t>
       </w:r>
     </w:p>
     <w:p>
@@ -1243,12 +2424,44 @@
           <w:lang w:val="en-IN"/>
         </w:rPr>
       </w:pPr>
-      <w:r>
-        <w:rPr>
-          <w:lang w:val="en-IN"/>
-        </w:rPr>
-        <w:t>npm install @apollo/client graphql</w:t>
-      </w:r>
+      <w:proofErr w:type="spellStart"/>
+      <w:proofErr w:type="gramStart"/>
+      <w:r>
+        <w:rPr>
+          <w:lang w:val="en-IN"/>
+        </w:rPr>
+        <w:t>npm</w:t>
+      </w:r>
+      <w:proofErr w:type="spellEnd"/>
+      <w:proofErr w:type="gramEnd"/>
+      <w:r>
+        <w:rPr>
+          <w:lang w:val="en-IN"/>
+        </w:rPr>
+        <w:t xml:space="preserve"> install @</w:t>
+      </w:r>
+      <w:proofErr w:type="spellStart"/>
+      <w:r>
+        <w:rPr>
+          <w:lang w:val="en-IN"/>
+        </w:rPr>
+        <w:t>apollo</w:t>
+      </w:r>
+      <w:proofErr w:type="spellEnd"/>
+      <w:r>
+        <w:rPr>
+          <w:lang w:val="en-IN"/>
+        </w:rPr>
+        <w:t xml:space="preserve">/client </w:t>
+      </w:r>
+      <w:proofErr w:type="spellStart"/>
+      <w:r>
+        <w:rPr>
+          <w:lang w:val="en-IN"/>
+        </w:rPr>
+        <w:t>graphql</w:t>
+      </w:r>
+      <w:proofErr w:type="spellEnd"/>
     </w:p>
     <w:p>
       <w:pPr>
@@ -1269,37 +2482,117 @@
           <w:lang w:val="en-IN"/>
         </w:rPr>
       </w:pPr>
-      <w:r>
-        <w:rPr>
-          <w:lang w:val="en-IN"/>
-        </w:rPr>
-        <w:t>const client = new ApolloClient({</w:t>
-      </w:r>
-    </w:p>
-    <w:p>
-      <w:pPr>
-        <w:rPr>
-          <w:lang w:val="en-IN"/>
-        </w:rPr>
-      </w:pPr>
-      <w:r>
-        <w:rPr>
-          <w:lang w:val="en-IN"/>
-        </w:rPr>
-        <w:t xml:space="preserve">  uri: "GRAPHQL_API_URL",</w:t>
-      </w:r>
-    </w:p>
-    <w:p>
-      <w:pPr>
-        <w:rPr>
-          <w:lang w:val="en-IN"/>
-        </w:rPr>
-      </w:pPr>
-      <w:r>
-        <w:rPr>
-          <w:lang w:val="en-IN"/>
-        </w:rPr>
-        <w:t xml:space="preserve">  cache: new InMemoryCache()</w:t>
+      <w:proofErr w:type="gramStart"/>
+      <w:r>
+        <w:rPr>
+          <w:lang w:val="en-IN"/>
+        </w:rPr>
+        <w:t>const</w:t>
+      </w:r>
+      <w:proofErr w:type="gramEnd"/>
+      <w:r>
+        <w:rPr>
+          <w:lang w:val="en-IN"/>
+        </w:rPr>
+        <w:t xml:space="preserve"> client = new </w:t>
+      </w:r>
+      <w:proofErr w:type="spellStart"/>
+      <w:r>
+        <w:rPr>
+          <w:lang w:val="en-IN"/>
+        </w:rPr>
+        <w:t>ApolloClient</w:t>
+      </w:r>
+      <w:proofErr w:type="spellEnd"/>
+      <w:r>
+        <w:rPr>
+          <w:lang w:val="en-IN"/>
+        </w:rPr>
+        <w:t>({</w:t>
+      </w:r>
+    </w:p>
+    <w:p>
+      <w:pPr>
+        <w:rPr>
+          <w:lang w:val="en-IN"/>
+        </w:rPr>
+      </w:pPr>
+      <w:r>
+        <w:rPr>
+          <w:lang w:val="en-IN"/>
+        </w:rPr>
+        <w:t xml:space="preserve">  </w:t>
+      </w:r>
+      <w:proofErr w:type="spellStart"/>
+      <w:proofErr w:type="gramStart"/>
+      <w:r>
+        <w:rPr>
+          <w:lang w:val="en-IN"/>
+        </w:rPr>
+        <w:t>uri</w:t>
+      </w:r>
+      <w:proofErr w:type="spellEnd"/>
+      <w:proofErr w:type="gramEnd"/>
+      <w:r>
+        <w:rPr>
+          <w:lang w:val="en-IN"/>
+        </w:rPr>
+        <w:t>: "</w:t>
+      </w:r>
+      <w:proofErr w:type="spellStart"/>
+      <w:r>
+        <w:rPr>
+          <w:lang w:val="en-IN"/>
+        </w:rPr>
+        <w:t>GRAPHQL_API_URL</w:t>
+      </w:r>
+      <w:proofErr w:type="spellEnd"/>
+      <w:r>
+        <w:rPr>
+          <w:lang w:val="en-IN"/>
+        </w:rPr>
+        <w:t>",</w:t>
+      </w:r>
+    </w:p>
+    <w:p>
+      <w:pPr>
+        <w:rPr>
+          <w:lang w:val="en-IN"/>
+        </w:rPr>
+      </w:pPr>
+      <w:r>
+        <w:rPr>
+          <w:lang w:val="en-IN"/>
+        </w:rPr>
+        <w:t xml:space="preserve">  </w:t>
+      </w:r>
+      <w:proofErr w:type="gramStart"/>
+      <w:r>
+        <w:rPr>
+          <w:lang w:val="en-IN"/>
+        </w:rPr>
+        <w:t>cache</w:t>
+      </w:r>
+      <w:proofErr w:type="gramEnd"/>
+      <w:r>
+        <w:rPr>
+          <w:lang w:val="en-IN"/>
+        </w:rPr>
+        <w:t xml:space="preserve">: new </w:t>
+      </w:r>
+      <w:proofErr w:type="spellStart"/>
+      <w:r>
+        <w:rPr>
+          <w:lang w:val="en-IN"/>
+        </w:rPr>
+        <w:t>InMemoryCache</w:t>
+      </w:r>
+      <w:proofErr w:type="spellEnd"/>
+      <w:r>
+        <w:rPr>
+          <w:lang w:val="en-IN"/>
+        </w:rPr>
+        <w:t>()</w:t>
       </w:r>
     </w:p>
     <w:p>
@@ -1334,58 +2627,206 @@
           <w:lang w:val="en-IN"/>
         </w:rPr>
       </w:pPr>
-      <w:r>
-        <w:rPr>
-          <w:lang w:val="en-IN"/>
-        </w:rPr>
-        <w:t>const { loading, error, data } = useQuery(QUERY);</w:t>
-      </w:r>
-    </w:p>
-    <w:p>
-      <w:pPr>
-        <w:rPr>
-          <w:lang w:val="en-IN"/>
-        </w:rPr>
-      </w:pPr>
-      <w:r>
-        <w:rPr>
-          <w:lang w:val="en-IN"/>
-        </w:rPr>
-        <w:pict w14:anchorId="0200F476">
-          <v:rect id="_x0000_i1028" style="width:0;height:1.5pt" o:hralign="center" o:hrstd="t" o:hr="t" fillcolor="#a0a0a0" stroked="f"/>
-        </w:pict>
-      </w:r>
-    </w:p>
-    <w:p>
-      <w:pPr>
-        <w:rPr>
-          <w:b/>
-          <w:bCs/>
-          <w:lang w:val="en-IN"/>
-        </w:rPr>
-      </w:pPr>
-      <w:r>
-        <w:rPr>
-          <w:b/>
-          <w:bCs/>
-          <w:lang w:val="en-IN"/>
-        </w:rPr>
-        <w:t>Practical 5 — GraphQL CRUD Application using React and Apollo Client</w:t>
-      </w:r>
-    </w:p>
-    <w:p>
-      <w:pPr>
-        <w:rPr>
-          <w:lang w:val="en-IN"/>
-        </w:rPr>
-      </w:pPr>
-      <w:r>
-        <w:rPr>
-          <w:b/>
-          <w:bCs/>
-          <w:lang w:val="en-IN"/>
-        </w:rPr>
-        <w:t>Write a React JS program to develop a Product Management Application using GraphQL and Apollo Client.</w:t>
+      <w:proofErr w:type="gramStart"/>
+      <w:r>
+        <w:rPr>
+          <w:lang w:val="en-IN"/>
+        </w:rPr>
+        <w:t>const</w:t>
+      </w:r>
+      <w:proofErr w:type="gramEnd"/>
+      <w:r>
+        <w:rPr>
+          <w:lang w:val="en-IN"/>
+        </w:rPr>
+        <w:t xml:space="preserve"> { loading, error, data } = </w:t>
+      </w:r>
+      <w:proofErr w:type="spellStart"/>
+      <w:r>
+        <w:rPr>
+          <w:lang w:val="en-IN"/>
+        </w:rPr>
+        <w:t>useQuery</w:t>
+      </w:r>
+      <w:proofErr w:type="spellEnd"/>
+      <w:r>
+        <w:rPr>
+          <w:lang w:val="en-IN"/>
+        </w:rPr>
+        <w:t>(QUERY);</w:t>
+      </w:r>
+    </w:p>
+    <w:p>
+      <w:pPr>
+        <w:rPr>
+          <w:lang w:val="en-IN"/>
+        </w:rPr>
+      </w:pPr>
+      <w:r>
+        <w:rPr>
+          <w:lang w:val="en-IN"/>
+        </w:rPr>
+        <w:t>CODE</w:t>
+      </w:r>
+      <w:proofErr w:type="gramStart"/>
+      <w:r>
+        <w:rPr>
+          <w:lang w:val="en-IN"/>
+        </w:rPr>
+        <w:t>:</w:t>
+      </w:r>
+      <w:proofErr w:type="gramEnd"/>
+      <w:r>
+        <w:rPr>
+          <w:lang w:val="en-IN"/>
+        </w:rPr>
+        <w:br/>
+        <w:t>OUTPUT:</w:t>
+      </w:r>
+    </w:p>
+    <w:p>
+      <w:pPr>
+        <w:rPr>
+          <w:lang w:val="en-IN"/>
+        </w:rPr>
+      </w:pPr>
+      <w:r>
+        <w:rPr>
+          <w:noProof/>
+          <w:lang w:bidi="hi-IN"/>
+        </w:rPr>
+        <w:lastRenderedPageBreak/>
+        <w:drawing>
+          <wp:inline distT="0" distB="0" distL="0" distR="0">
+            <wp:extent cx="5943600" cy="4577576"/>
+            <wp:effectExtent l="19050" t="0" r="0" b="0"/>
+            <wp:docPr id="35" name="Picture 35"/>
+            <wp:cNvGraphicFramePr>
+              <a:graphicFrameLocks xmlns:a="http://schemas.openxmlformats.org/drawingml/2006/main" noChangeAspect="1"/>
+            </wp:cNvGraphicFramePr>
+            <a:graphic xmlns:a="http://schemas.openxmlformats.org/drawingml/2006/main">
+              <a:graphicData uri="http://schemas.openxmlformats.org/drawingml/2006/picture">
+                <pic:pic xmlns:pic="http://schemas.openxmlformats.org/drawingml/2006/picture">
+                  <pic:nvPicPr>
+                    <pic:cNvPr id="0" name="Picture 35"/>
+                    <pic:cNvPicPr>
+                      <a:picLocks noChangeAspect="1" noChangeArrowheads="1"/>
+                    </pic:cNvPicPr>
+                  </pic:nvPicPr>
+                  <pic:blipFill>
+                    <a:blip r:embed="rId13" cstate="print"/>
+                    <a:srcRect/>
+                    <a:stretch>
+                      <a:fillRect/>
+                    </a:stretch>
+                  </pic:blipFill>
+                  <pic:spPr bwMode="auto">
+                    <a:xfrm>
+                      <a:off x="0" y="0"/>
+                      <a:ext cx="5943600" cy="4577576"/>
+                    </a:xfrm>
+                    <a:prstGeom prst="rect">
+                      <a:avLst/>
+                    </a:prstGeom>
+                    <a:noFill/>
+                    <a:ln w="9525">
+                      <a:noFill/>
+                      <a:miter lim="800000"/>
+                      <a:headEnd/>
+                      <a:tailEnd/>
+                    </a:ln>
+                  </pic:spPr>
+                </pic:pic>
+              </a:graphicData>
+            </a:graphic>
+          </wp:inline>
+        </w:drawing>
+      </w:r>
+    </w:p>
+    <w:p>
+      <w:pPr>
+        <w:rPr>
+          <w:b/>
+          <w:bCs/>
+          <w:lang w:val="en-IN"/>
+        </w:rPr>
+      </w:pPr>
+      <w:r>
+        <w:rPr>
+          <w:b/>
+          <w:bCs/>
+          <w:lang w:val="en-IN"/>
+        </w:rPr>
+        <w:br w:type="page"/>
+      </w:r>
+    </w:p>
+    <w:p>
+      <w:pPr>
+        <w:rPr>
+          <w:b/>
+          <w:bCs/>
+          <w:lang w:val="en-IN"/>
+        </w:rPr>
+      </w:pPr>
+      <w:r>
+        <w:rPr>
+          <w:b/>
+          <w:bCs/>
+          <w:lang w:val="en-IN"/>
+        </w:rPr>
+        <w:lastRenderedPageBreak/>
+        <w:t xml:space="preserve">Practical 5 — </w:t>
+      </w:r>
+      <w:proofErr w:type="spellStart"/>
+      <w:r>
+        <w:rPr>
+          <w:b/>
+          <w:bCs/>
+          <w:lang w:val="en-IN"/>
+        </w:rPr>
+        <w:t>GraphQL</w:t>
+      </w:r>
+      <w:proofErr w:type="spellEnd"/>
+      <w:r>
+        <w:rPr>
+          <w:b/>
+          <w:bCs/>
+          <w:lang w:val="en-IN"/>
+        </w:rPr>
+        <w:t xml:space="preserve"> CRUD Application using React and Apollo Client</w:t>
+      </w:r>
+    </w:p>
+    <w:p>
+      <w:pPr>
+        <w:rPr>
+          <w:lang w:val="en-IN"/>
+        </w:rPr>
+      </w:pPr>
+      <w:r>
+        <w:rPr>
+          <w:b/>
+          <w:bCs/>
+          <w:lang w:val="en-IN"/>
+        </w:rPr>
+        <w:t xml:space="preserve">Write a React JS program to develop a Product Management Application using </w:t>
+      </w:r>
+      <w:proofErr w:type="spellStart"/>
+      <w:r>
+        <w:rPr>
+          <w:b/>
+          <w:bCs/>
+          <w:lang w:val="en-IN"/>
+        </w:rPr>
+        <w:t>GraphQL</w:t>
+      </w:r>
+      <w:proofErr w:type="spellEnd"/>
+      <w:r>
+        <w:rPr>
+          <w:b/>
+          <w:bCs/>
+          <w:lang w:val="en-IN"/>
+        </w:rPr>
+        <w:t xml:space="preserve"> and Apollo Client.</w:t>
       </w:r>
       <w:r>
         <w:rPr>
@@ -1457,7 +2898,29 @@
         <w:rPr>
           <w:lang w:val="en-IN"/>
         </w:rPr>
-        <w:t>Display products using useQuery().</w:t>
+        <w:t xml:space="preserve">Display products using </w:t>
+      </w:r>
+      <w:proofErr w:type="spellStart"/>
+      <w:proofErr w:type="gramStart"/>
+      <w:r>
+        <w:rPr>
+          <w:lang w:val="en-IN"/>
+        </w:rPr>
+        <w:t>useQuery</w:t>
+      </w:r>
+      <w:proofErr w:type="spellEnd"/>
+      <w:r>
+        <w:rPr>
+          <w:lang w:val="en-IN"/>
+        </w:rPr>
+        <w:t>(</w:t>
+      </w:r>
+      <w:proofErr w:type="gramEnd"/>
+      <w:r>
+        <w:rPr>
+          <w:lang w:val="en-IN"/>
+        </w:rPr>
+        <w:t>).</w:t>
       </w:r>
     </w:p>
     <w:p>
@@ -1474,7 +2937,21 @@
         <w:rPr>
           <w:lang w:val="en-IN"/>
         </w:rPr>
-        <w:t>Create an addProduct mutation.</w:t>
+        <w:t xml:space="preserve">Create an </w:t>
+      </w:r>
+      <w:proofErr w:type="spellStart"/>
+      <w:r>
+        <w:rPr>
+          <w:lang w:val="en-IN"/>
+        </w:rPr>
+        <w:t>addProduct</w:t>
+      </w:r>
+      <w:proofErr w:type="spellEnd"/>
+      <w:r>
+        <w:rPr>
+          <w:lang w:val="en-IN"/>
+        </w:rPr>
+        <w:t xml:space="preserve"> mutation.</w:t>
       </w:r>
     </w:p>
     <w:p>
@@ -1491,7 +2968,29 @@
         <w:rPr>
           <w:lang w:val="en-IN"/>
         </w:rPr>
-        <w:t>Use useMutation() from Apollo Client.</w:t>
+        <w:t xml:space="preserve">Use </w:t>
+      </w:r>
+      <w:proofErr w:type="spellStart"/>
+      <w:proofErr w:type="gramStart"/>
+      <w:r>
+        <w:rPr>
+          <w:lang w:val="en-IN"/>
+        </w:rPr>
+        <w:t>useMutation</w:t>
+      </w:r>
+      <w:proofErr w:type="spellEnd"/>
+      <w:r>
+        <w:rPr>
+          <w:lang w:val="en-IN"/>
+        </w:rPr>
+        <w:t>(</w:t>
+      </w:r>
+      <w:proofErr w:type="gramEnd"/>
+      <w:r>
+        <w:rPr>
+          <w:lang w:val="en-IN"/>
+        </w:rPr>
+        <w:t>) from Apollo Client.</w:t>
       </w:r>
     </w:p>
     <w:p>
@@ -1508,135 +3007,434 @@
         <w:rPr>
           <w:lang w:val="en-IN"/>
         </w:rPr>
+        <w:t>Update the displayed product list after adding a product.</w:t>
+      </w:r>
+    </w:p>
+    <w:p>
+      <w:pPr>
+        <w:rPr>
+          <w:lang w:val="en-IN"/>
+        </w:rPr>
+      </w:pPr>
+      <w:r>
+        <w:rPr>
+          <w:b/>
+          <w:bCs/>
+          <w:lang w:val="en-IN"/>
+        </w:rPr>
+        <w:t>Hint:</w:t>
+      </w:r>
+    </w:p>
+    <w:p>
+      <w:pPr>
+        <w:rPr>
+          <w:lang w:val="en-IN"/>
+        </w:rPr>
+      </w:pPr>
+      <w:r>
+        <w:rPr>
+          <w:lang w:val="en-IN"/>
+        </w:rPr>
+        <w:t>Use:</w:t>
+      </w:r>
+    </w:p>
+    <w:p>
+      <w:pPr>
+        <w:rPr>
+          <w:lang w:val="en-IN"/>
+        </w:rPr>
+      </w:pPr>
+      <w:proofErr w:type="gramStart"/>
+      <w:r>
+        <w:rPr>
+          <w:lang w:val="en-IN"/>
+        </w:rPr>
+        <w:t>const</w:t>
+      </w:r>
+      <w:proofErr w:type="gramEnd"/>
+      <w:r>
+        <w:rPr>
+          <w:lang w:val="en-IN"/>
+        </w:rPr>
+        <w:t xml:space="preserve"> { data, loading, error } = </w:t>
+      </w:r>
+      <w:proofErr w:type="spellStart"/>
+      <w:r>
+        <w:rPr>
+          <w:lang w:val="en-IN"/>
+        </w:rPr>
+        <w:t>useQuery</w:t>
+      </w:r>
+      <w:proofErr w:type="spellEnd"/>
+      <w:r>
+        <w:rPr>
+          <w:lang w:val="en-IN"/>
+        </w:rPr>
+        <w:t>(</w:t>
+      </w:r>
+      <w:proofErr w:type="spellStart"/>
+      <w:r>
+        <w:rPr>
+          <w:lang w:val="en-IN"/>
+        </w:rPr>
+        <w:t>GET_PRODUCTS</w:t>
+      </w:r>
+      <w:proofErr w:type="spellEnd"/>
+      <w:r>
+        <w:rPr>
+          <w:lang w:val="en-IN"/>
+        </w:rPr>
+        <w:t>);</w:t>
+      </w:r>
+    </w:p>
+    <w:p>
+      <w:pPr>
+        <w:rPr>
+          <w:lang w:val="en-IN"/>
+        </w:rPr>
+      </w:pPr>
+      <w:proofErr w:type="gramStart"/>
+      <w:r>
+        <w:rPr>
+          <w:lang w:val="en-IN"/>
+        </w:rPr>
+        <w:t>and</w:t>
+      </w:r>
+      <w:proofErr w:type="gramEnd"/>
+      <w:r>
+        <w:rPr>
+          <w:lang w:val="en-IN"/>
+        </w:rPr>
+        <w:t>:</w:t>
+      </w:r>
+    </w:p>
+    <w:p>
+      <w:pPr>
+        <w:rPr>
+          <w:lang w:val="en-IN"/>
+        </w:rPr>
+      </w:pPr>
+      <w:proofErr w:type="gramStart"/>
+      <w:r>
+        <w:rPr>
+          <w:lang w:val="en-IN"/>
+        </w:rPr>
+        <w:t>const</w:t>
+      </w:r>
+      <w:proofErr w:type="gramEnd"/>
+      <w:r>
+        <w:rPr>
+          <w:lang w:val="en-IN"/>
+        </w:rPr>
+        <w:t xml:space="preserve"> [</w:t>
+      </w:r>
+      <w:proofErr w:type="spellStart"/>
+      <w:r>
+        <w:rPr>
+          <w:lang w:val="en-IN"/>
+        </w:rPr>
+        <w:t>addProduct</w:t>
+      </w:r>
+      <w:proofErr w:type="spellEnd"/>
+      <w:r>
+        <w:rPr>
+          <w:lang w:val="en-IN"/>
+        </w:rPr>
+        <w:t xml:space="preserve">] = </w:t>
+      </w:r>
+      <w:proofErr w:type="spellStart"/>
+      <w:r>
+        <w:rPr>
+          <w:lang w:val="en-IN"/>
+        </w:rPr>
+        <w:t>useMutation</w:t>
+      </w:r>
+      <w:proofErr w:type="spellEnd"/>
+      <w:r>
+        <w:rPr>
+          <w:lang w:val="en-IN"/>
+        </w:rPr>
+        <w:t>(</w:t>
+      </w:r>
+      <w:proofErr w:type="spellStart"/>
+      <w:r>
+        <w:rPr>
+          <w:lang w:val="en-IN"/>
+        </w:rPr>
+        <w:t>ADD_PRODUCT</w:t>
+      </w:r>
+      <w:proofErr w:type="spellEnd"/>
+      <w:r>
+        <w:rPr>
+          <w:lang w:val="en-IN"/>
+        </w:rPr>
+        <w:t>);</w:t>
+      </w:r>
+    </w:p>
+    <w:p>
+      <w:pPr>
+        <w:rPr>
+          <w:lang w:val="en-IN"/>
+        </w:rPr>
+      </w:pPr>
+      <w:r>
+        <w:rPr>
+          <w:lang w:val="en-IN"/>
+        </w:rPr>
+        <w:t>After a successful mutation, refresh the query or update Apollo's cache.</w:t>
+      </w:r>
+    </w:p>
+    <w:p>
+      <w:pPr>
+        <w:rPr>
+          <w:b/>
+          <w:bCs/>
+          <w:lang w:val="en-IN"/>
+        </w:rPr>
+      </w:pPr>
+      <w:r>
+        <w:rPr>
+          <w:b/>
+          <w:bCs/>
+          <w:lang w:val="en-IN"/>
+        </w:rPr>
+        <w:t>CODE:</w:t>
+      </w:r>
+    </w:p>
+    <w:p>
+      <w:pPr>
+        <w:rPr>
+          <w:b/>
+          <w:bCs/>
+          <w:lang w:val="en-IN"/>
+        </w:rPr>
+      </w:pPr>
+      <w:r>
+        <w:rPr>
+          <w:b/>
+          <w:bCs/>
+          <w:lang w:val="en-IN"/>
+        </w:rPr>
+        <w:t>OUTPUT:</w:t>
+      </w:r>
+    </w:p>
+    <w:p>
+      <w:pPr>
+        <w:rPr>
+          <w:b/>
+          <w:bCs/>
+          <w:lang w:val="en-IN"/>
+        </w:rPr>
+      </w:pPr>
+      <w:r>
+        <w:rPr>
+          <w:b/>
+          <w:bCs/>
+          <w:noProof/>
+          <w:lang w:bidi="hi-IN"/>
+        </w:rPr>
+        <w:drawing>
+          <wp:inline distT="0" distB="0" distL="0" distR="0">
+            <wp:extent cx="2287094" cy="1378424"/>
+            <wp:effectExtent l="19050" t="0" r="0" b="0"/>
+            <wp:docPr id="40" name="Picture 40"/>
+            <wp:cNvGraphicFramePr>
+              <a:graphicFrameLocks xmlns:a="http://schemas.openxmlformats.org/drawingml/2006/main" noChangeAspect="1"/>
+            </wp:cNvGraphicFramePr>
+            <a:graphic xmlns:a="http://schemas.openxmlformats.org/drawingml/2006/main">
+              <a:graphicData uri="http://schemas.openxmlformats.org/drawingml/2006/picture">
+                <pic:pic xmlns:pic="http://schemas.openxmlformats.org/drawingml/2006/picture">
+                  <pic:nvPicPr>
+                    <pic:cNvPr id="0" name="Picture 40"/>
+                    <pic:cNvPicPr>
+                      <a:picLocks noChangeAspect="1" noChangeArrowheads="1"/>
+                    </pic:cNvPicPr>
+                  </pic:nvPicPr>
+                  <pic:blipFill>
+                    <a:blip r:embed="rId14" cstate="print"/>
+                    <a:srcRect/>
+                    <a:stretch>
+                      <a:fillRect/>
+                    </a:stretch>
+                  </pic:blipFill>
+                  <pic:spPr bwMode="auto">
+                    <a:xfrm>
+                      <a:off x="0" y="0"/>
+                      <a:ext cx="2291236" cy="1380921"/>
+                    </a:xfrm>
+                    <a:prstGeom prst="rect">
+                      <a:avLst/>
+                    </a:prstGeom>
+                    <a:noFill/>
+                    <a:ln w="9525">
+                      <a:noFill/>
+                      <a:miter lim="800000"/>
+                      <a:headEnd/>
+                      <a:tailEnd/>
+                    </a:ln>
+                  </pic:spPr>
+                </pic:pic>
+              </a:graphicData>
+            </a:graphic>
+          </wp:inline>
+        </w:drawing>
+      </w:r>
+      <w:r>
+        <w:rPr>
+          <w:b/>
+          <w:bCs/>
+          <w:lang w:val="en-IN"/>
+        </w:rPr>
+        <w:t xml:space="preserve"> </w:t>
+      </w:r>
+      <w:r>
+        <w:rPr>
+          <w:b/>
+          <w:bCs/>
+          <w:lang w:val="en-IN"/>
+        </w:rPr>
+        <w:tab/>
+      </w:r>
+      <w:r>
+        <w:rPr>
+          <w:b/>
+          <w:bCs/>
+          <w:noProof/>
+          <w:lang w:bidi="hi-IN"/>
+        </w:rPr>
+        <w:drawing>
+          <wp:inline distT="0" distB="0" distL="0" distR="0">
+            <wp:extent cx="1796102" cy="1377080"/>
+            <wp:effectExtent l="19050" t="0" r="0" b="0"/>
+            <wp:docPr id="43" name="Picture 43"/>
+            <wp:cNvGraphicFramePr>
+              <a:graphicFrameLocks xmlns:a="http://schemas.openxmlformats.org/drawingml/2006/main" noChangeAspect="1"/>
+            </wp:cNvGraphicFramePr>
+            <a:graphic xmlns:a="http://schemas.openxmlformats.org/drawingml/2006/main">
+              <a:graphicData uri="http://schemas.openxmlformats.org/drawingml/2006/picture">
+                <pic:pic xmlns:pic="http://schemas.openxmlformats.org/drawingml/2006/picture">
+                  <pic:nvPicPr>
+                    <pic:cNvPr id="0" name="Picture 43"/>
+                    <pic:cNvPicPr>
+                      <a:picLocks noChangeAspect="1" noChangeArrowheads="1"/>
+                    </pic:cNvPicPr>
+                  </pic:nvPicPr>
+                  <pic:blipFill>
+                    <a:blip r:embed="rId15" cstate="print"/>
+                    <a:srcRect/>
+                    <a:stretch>
+                      <a:fillRect/>
+                    </a:stretch>
+                  </pic:blipFill>
+                  <pic:spPr bwMode="auto">
+                    <a:xfrm>
+                      <a:off x="0" y="0"/>
+                      <a:ext cx="1799048" cy="1379339"/>
+                    </a:xfrm>
+                    <a:prstGeom prst="rect">
+                      <a:avLst/>
+                    </a:prstGeom>
+                    <a:noFill/>
+                    <a:ln w="9525">
+                      <a:noFill/>
+                      <a:miter lim="800000"/>
+                      <a:headEnd/>
+                      <a:tailEnd/>
+                    </a:ln>
+                  </pic:spPr>
+                </pic:pic>
+              </a:graphicData>
+            </a:graphic>
+          </wp:inline>
+        </w:drawing>
+      </w:r>
+    </w:p>
+    <w:p>
+      <w:pPr>
+        <w:rPr>
+          <w:b/>
+          <w:bCs/>
+          <w:lang w:val="en-IN"/>
+        </w:rPr>
+      </w:pPr>
+      <w:r>
+        <w:rPr>
+          <w:b/>
+          <w:bCs/>
+          <w:lang w:val="en-IN"/>
+        </w:rPr>
+        <w:br w:type="page"/>
+      </w:r>
+    </w:p>
+    <w:p>
+      <w:pPr>
+        <w:rPr>
+          <w:b/>
+          <w:bCs/>
+          <w:lang w:val="en-IN"/>
+        </w:rPr>
+      </w:pPr>
+      <w:r>
+        <w:rPr>
+          <w:b/>
+          <w:bCs/>
+          <w:lang w:val="en-IN"/>
+        </w:rPr>
         <w:lastRenderedPageBreak/>
-        <w:t>Update the displayed product list after adding a product.</w:t>
-      </w:r>
-    </w:p>
-    <w:p>
-      <w:pPr>
-        <w:rPr>
-          <w:lang w:val="en-IN"/>
-        </w:rPr>
-      </w:pPr>
-      <w:r>
-        <w:rPr>
-          <w:b/>
-          <w:bCs/>
-          <w:lang w:val="en-IN"/>
-        </w:rPr>
-        <w:t>Hint:</w:t>
-      </w:r>
-    </w:p>
-    <w:p>
-      <w:pPr>
-        <w:rPr>
-          <w:lang w:val="en-IN"/>
-        </w:rPr>
-      </w:pPr>
-      <w:r>
-        <w:rPr>
-          <w:lang w:val="en-IN"/>
-        </w:rPr>
-        <w:t>Use:</w:t>
-      </w:r>
-    </w:p>
-    <w:p>
-      <w:pPr>
-        <w:rPr>
-          <w:lang w:val="en-IN"/>
-        </w:rPr>
-      </w:pPr>
-      <w:r>
-        <w:rPr>
-          <w:lang w:val="en-IN"/>
-        </w:rPr>
-        <w:t>const { data, loading, error } = useQuery(GET_PRODUCTS);</w:t>
-      </w:r>
-    </w:p>
-    <w:p>
-      <w:pPr>
-        <w:rPr>
-          <w:lang w:val="en-IN"/>
-        </w:rPr>
-      </w:pPr>
-      <w:r>
-        <w:rPr>
-          <w:lang w:val="en-IN"/>
-        </w:rPr>
-        <w:t>and:</w:t>
-      </w:r>
-    </w:p>
-    <w:p>
-      <w:pPr>
-        <w:rPr>
-          <w:lang w:val="en-IN"/>
-        </w:rPr>
-      </w:pPr>
-      <w:r>
-        <w:rPr>
-          <w:lang w:val="en-IN"/>
-        </w:rPr>
-        <w:t>const [addProduct] = useMutation(ADD_PRODUCT);</w:t>
-      </w:r>
-    </w:p>
-    <w:p>
-      <w:pPr>
-        <w:rPr>
-          <w:lang w:val="en-IN"/>
-        </w:rPr>
-      </w:pPr>
-      <w:r>
-        <w:rPr>
-          <w:lang w:val="en-IN"/>
-        </w:rPr>
-        <w:t>After a successful mutation, refresh the query or update Apollo's cache.</w:t>
-      </w:r>
-    </w:p>
-    <w:p>
-      <w:pPr>
-        <w:rPr>
-          <w:lang w:val="en-IN"/>
-        </w:rPr>
-      </w:pPr>
-      <w:r>
-        <w:rPr>
-          <w:lang w:val="en-IN"/>
-        </w:rPr>
-        <w:pict w14:anchorId="79AF08AA">
-          <v:rect id="_x0000_i1029" style="width:0;height:1.5pt" o:hralign="center" o:hrstd="t" o:hr="t" fillcolor="#a0a0a0" stroked="f"/>
-        </w:pict>
-      </w:r>
-    </w:p>
-    <w:p>
-      <w:pPr>
-        <w:rPr>
-          <w:b/>
-          <w:bCs/>
-          <w:lang w:val="en-IN"/>
-        </w:rPr>
-      </w:pPr>
-      <w:r>
-        <w:rPr>
-          <w:b/>
-          <w:bCs/>
-          <w:lang w:val="en-IN"/>
-        </w:rPr>
-        <w:t>Practical 6 — Jest Unit Testing for Redux Reducer</w:t>
-      </w:r>
-    </w:p>
-    <w:p>
-      <w:pPr>
-        <w:rPr>
-          <w:lang w:val="en-IN"/>
-        </w:rPr>
-      </w:pPr>
-      <w:r>
-        <w:rPr>
-          <w:b/>
-          <w:bCs/>
-          <w:lang w:val="en-IN"/>
-        </w:rPr>
-        <w:t>Write a program to create a Jest testing application and test a Redux reducer.</w:t>
+        <w:t xml:space="preserve">Practical 6 — Jest Unit Testing for </w:t>
+      </w:r>
+      <w:proofErr w:type="spellStart"/>
+      <w:r>
+        <w:rPr>
+          <w:b/>
+          <w:bCs/>
+          <w:lang w:val="en-IN"/>
+        </w:rPr>
+        <w:t>Redux</w:t>
+      </w:r>
+      <w:proofErr w:type="spellEnd"/>
+      <w:r>
+        <w:rPr>
+          <w:b/>
+          <w:bCs/>
+          <w:lang w:val="en-IN"/>
+        </w:rPr>
+        <w:t xml:space="preserve"> Reducer</w:t>
+      </w:r>
+    </w:p>
+    <w:p>
+      <w:pPr>
+        <w:rPr>
+          <w:lang w:val="en-IN"/>
+        </w:rPr>
+      </w:pPr>
+      <w:r>
+        <w:rPr>
+          <w:b/>
+          <w:bCs/>
+          <w:lang w:val="en-IN"/>
+        </w:rPr>
+        <w:t xml:space="preserve">Write a program to create a Jest testing application and test a </w:t>
+      </w:r>
+      <w:proofErr w:type="spellStart"/>
+      <w:proofErr w:type="gramStart"/>
+      <w:r>
+        <w:rPr>
+          <w:b/>
+          <w:bCs/>
+          <w:lang w:val="en-IN"/>
+        </w:rPr>
+        <w:t>Redux</w:t>
+      </w:r>
+      <w:proofErr w:type="spellEnd"/>
+      <w:proofErr w:type="gramEnd"/>
+      <w:r>
+        <w:rPr>
+          <w:b/>
+          <w:bCs/>
+          <w:lang w:val="en-IN"/>
+        </w:rPr>
+        <w:t xml:space="preserve"> reducer.</w:t>
       </w:r>
       <w:r>
         <w:rPr>
@@ -1674,7 +3472,21 @@
         <w:rPr>
           <w:lang w:val="en-IN"/>
         </w:rPr>
-        <w:t>Create a simple Redux counter reducer.</w:t>
+        <w:t xml:space="preserve">Create a simple </w:t>
+      </w:r>
+      <w:proofErr w:type="spellStart"/>
+      <w:r>
+        <w:rPr>
+          <w:lang w:val="en-IN"/>
+        </w:rPr>
+        <w:t>Redux</w:t>
+      </w:r>
+      <w:proofErr w:type="spellEnd"/>
+      <w:r>
+        <w:rPr>
+          <w:lang w:val="en-IN"/>
+        </w:rPr>
+        <w:t xml:space="preserve"> counter reducer.</w:t>
       </w:r>
     </w:p>
     <w:p>
@@ -1708,7 +3520,21 @@
         <w:rPr>
           <w:lang w:val="en-IN"/>
         </w:rPr>
-        <w:t>Write test cases using describe() and test().</w:t>
+        <w:t xml:space="preserve">Write test cases using </w:t>
+      </w:r>
+      <w:proofErr w:type="gramStart"/>
+      <w:r>
+        <w:rPr>
+          <w:lang w:val="en-IN"/>
+        </w:rPr>
+        <w:t>describe(</w:t>
+      </w:r>
+      <w:proofErr w:type="gramEnd"/>
+      <w:r>
+        <w:rPr>
+          <w:lang w:val="en-IN"/>
+        </w:rPr>
+        <w:t>) and test().</w:t>
       </w:r>
     </w:p>
     <w:p>
@@ -1725,7 +3551,23 @@
         <w:rPr>
           <w:lang w:val="en-IN"/>
         </w:rPr>
-        <w:t>Test different Redux actions.</w:t>
+        <w:t xml:space="preserve">Test different </w:t>
+      </w:r>
+      <w:proofErr w:type="spellStart"/>
+      <w:proofErr w:type="gramStart"/>
+      <w:r>
+        <w:rPr>
+          <w:lang w:val="en-IN"/>
+        </w:rPr>
+        <w:t>Redux</w:t>
+      </w:r>
+      <w:proofErr w:type="spellEnd"/>
+      <w:proofErr w:type="gramEnd"/>
+      <w:r>
+        <w:rPr>
+          <w:lang w:val="en-IN"/>
+        </w:rPr>
+        <w:t xml:space="preserve"> actions.</w:t>
       </w:r>
     </w:p>
     <w:p>
@@ -1742,7 +3584,21 @@
         <w:rPr>
           <w:lang w:val="en-IN"/>
         </w:rPr>
-        <w:t>Verify the expected state using expect().</w:t>
+        <w:t xml:space="preserve">Verify the expected state using </w:t>
+      </w:r>
+      <w:proofErr w:type="gramStart"/>
+      <w:r>
+        <w:rPr>
+          <w:lang w:val="en-IN"/>
+        </w:rPr>
+        <w:t>expect(</w:t>
+      </w:r>
+      <w:proofErr w:type="gramEnd"/>
+      <w:r>
+        <w:rPr>
+          <w:lang w:val="en-IN"/>
+        </w:rPr>
+        <w:t>).</w:t>
       </w:r>
     </w:p>
     <w:p>
@@ -1779,59 +3635,88 @@
           <w:lang w:val="en-IN"/>
         </w:rPr>
       </w:pPr>
-      <w:r>
-        <w:rPr>
-          <w:lang w:val="en-IN"/>
-        </w:rPr>
-        <w:t>describe("Counter Reducer", () =&gt; {</w:t>
-      </w:r>
-    </w:p>
-    <w:p>
-      <w:pPr>
-        <w:rPr>
-          <w:lang w:val="en-IN"/>
-        </w:rPr>
-      </w:pPr>
-    </w:p>
-    <w:p>
-      <w:pPr>
-        <w:rPr>
-          <w:lang w:val="en-IN"/>
-        </w:rPr>
-      </w:pPr>
-      <w:r>
-        <w:rPr>
-          <w:lang w:val="en-IN"/>
-        </w:rPr>
-        <w:t xml:space="preserve">  test("should increment", () =&gt; {</w:t>
-      </w:r>
-    </w:p>
-    <w:p>
-      <w:pPr>
-        <w:rPr>
-          <w:lang w:val="en-IN"/>
-        </w:rPr>
-      </w:pPr>
-    </w:p>
-    <w:p>
-      <w:pPr>
-        <w:rPr>
-          <w:lang w:val="en-IN"/>
-        </w:rPr>
-      </w:pPr>
-      <w:r>
-        <w:rPr>
-          <w:lang w:val="en-IN"/>
-        </w:rPr>
-        <w:t xml:space="preserve">    expect(actual).toEqual(expected);</w:t>
-      </w:r>
-    </w:p>
-    <w:p>
-      <w:pPr>
-        <w:rPr>
-          <w:lang w:val="en-IN"/>
-        </w:rPr>
-      </w:pPr>
+      <w:proofErr w:type="gramStart"/>
+      <w:r>
+        <w:rPr>
+          <w:lang w:val="en-IN"/>
+        </w:rPr>
+        <w:t>describe(</w:t>
+      </w:r>
+      <w:proofErr w:type="gramEnd"/>
+      <w:r>
+        <w:rPr>
+          <w:lang w:val="en-IN"/>
+        </w:rPr>
+        <w:t>"Counter Reducer", () =&gt; {</w:t>
+      </w:r>
+    </w:p>
+    <w:p>
+      <w:pPr>
+        <w:rPr>
+          <w:lang w:val="en-IN"/>
+        </w:rPr>
+      </w:pPr>
+      <w:r>
+        <w:rPr>
+          <w:lang w:val="en-IN"/>
+        </w:rPr>
+        <w:t xml:space="preserve">  </w:t>
+      </w:r>
+      <w:proofErr w:type="gramStart"/>
+      <w:r>
+        <w:rPr>
+          <w:lang w:val="en-IN"/>
+        </w:rPr>
+        <w:t>test(</w:t>
+      </w:r>
+      <w:proofErr w:type="gramEnd"/>
+      <w:r>
+        <w:rPr>
+          <w:lang w:val="en-IN"/>
+        </w:rPr>
+        <w:t>"should increment", () =&gt; {</w:t>
+      </w:r>
+    </w:p>
+    <w:p>
+      <w:pPr>
+        <w:rPr>
+          <w:lang w:val="en-IN"/>
+        </w:rPr>
+      </w:pPr>
+      <w:r>
+        <w:rPr>
+          <w:lang w:val="en-IN"/>
+        </w:rPr>
+        <w:t xml:space="preserve">    </w:t>
+      </w:r>
+      <w:proofErr w:type="gramStart"/>
+      <w:r>
+        <w:rPr>
+          <w:lang w:val="en-IN"/>
+        </w:rPr>
+        <w:t>expect(</w:t>
+      </w:r>
+      <w:proofErr w:type="gramEnd"/>
+      <w:r>
+        <w:rPr>
+          <w:lang w:val="en-IN"/>
+        </w:rPr>
+        <w:t>actual).</w:t>
+      </w:r>
+      <w:proofErr w:type="spellStart"/>
+      <w:r>
+        <w:rPr>
+          <w:lang w:val="en-IN"/>
+        </w:rPr>
+        <w:t>toEqual</w:t>
+      </w:r>
+      <w:proofErr w:type="spellEnd"/>
+      <w:r>
+        <w:rPr>
+          <w:lang w:val="en-IN"/>
+        </w:rPr>
+        <w:t>(expected);</w:t>
+      </w:r>
     </w:p>
     <w:p>
       <w:pPr>
@@ -1852,13 +3737,6 @@
           <w:lang w:val="en-IN"/>
         </w:rPr>
       </w:pPr>
-    </w:p>
-    <w:p>
-      <w:pPr>
-        <w:rPr>
-          <w:lang w:val="en-IN"/>
-        </w:rPr>
-      </w:pPr>
       <w:r>
         <w:rPr>
           <w:lang w:val="en-IN"/>
@@ -1934,32 +3812,123 @@
     <w:p>
       <w:pPr>
         <w:rPr>
-          <w:lang w:val="en-IN"/>
-        </w:rPr>
-      </w:pPr>
-      <w:r>
-        <w:rPr>
-          <w:lang w:val="en-IN"/>
-        </w:rPr>
-        <w:pict w14:anchorId="4AEC4BA2">
-          <v:rect id="_x0000_i1030" style="width:0;height:1.5pt" o:hralign="center" o:hrstd="t" o:hr="t" fillcolor="#a0a0a0" stroked="f"/>
-        </w:pict>
-      </w:r>
-    </w:p>
-    <w:p>
-      <w:pPr>
-        <w:rPr>
-          <w:b/>
-          <w:bCs/>
-          <w:lang w:val="en-IN"/>
-        </w:rPr>
-      </w:pPr>
-      <w:r>
-        <w:rPr>
-          <w:b/>
-          <w:bCs/>
-          <w:lang w:val="en-IN"/>
-        </w:rPr>
+          <w:b/>
+          <w:bCs/>
+          <w:lang w:val="en-IN"/>
+        </w:rPr>
+      </w:pPr>
+      <w:r>
+        <w:rPr>
+          <w:b/>
+          <w:bCs/>
+          <w:lang w:val="en-IN"/>
+        </w:rPr>
+        <w:t>CODE:</w:t>
+      </w:r>
+    </w:p>
+    <w:p>
+      <w:pPr>
+        <w:rPr>
+          <w:b/>
+          <w:bCs/>
+          <w:lang w:val="en-IN"/>
+        </w:rPr>
+      </w:pPr>
+      <w:r>
+        <w:rPr>
+          <w:b/>
+          <w:bCs/>
+          <w:lang w:val="en-IN"/>
+        </w:rPr>
+        <w:t>OUTPUT:</w:t>
+      </w:r>
+    </w:p>
+    <w:p>
+      <w:pPr>
+        <w:rPr>
+          <w:b/>
+          <w:bCs/>
+          <w:lang w:val="en-IN"/>
+        </w:rPr>
+      </w:pPr>
+      <w:r>
+        <w:rPr>
+          <w:b/>
+          <w:bCs/>
+          <w:noProof/>
+          <w:lang w:bidi="hi-IN"/>
+        </w:rPr>
+        <w:lastRenderedPageBreak/>
+        <w:drawing>
+          <wp:inline distT="0" distB="0" distL="0" distR="0">
+            <wp:extent cx="3535045" cy="2470150"/>
+            <wp:effectExtent l="19050" t="0" r="8255" b="0"/>
+            <wp:docPr id="47" name="Picture 47"/>
+            <wp:cNvGraphicFramePr>
+              <a:graphicFrameLocks xmlns:a="http://schemas.openxmlformats.org/drawingml/2006/main" noChangeAspect="1"/>
+            </wp:cNvGraphicFramePr>
+            <a:graphic xmlns:a="http://schemas.openxmlformats.org/drawingml/2006/main">
+              <a:graphicData uri="http://schemas.openxmlformats.org/drawingml/2006/picture">
+                <pic:pic xmlns:pic="http://schemas.openxmlformats.org/drawingml/2006/picture">
+                  <pic:nvPicPr>
+                    <pic:cNvPr id="0" name="Picture 47"/>
+                    <pic:cNvPicPr>
+                      <a:picLocks noChangeAspect="1" noChangeArrowheads="1"/>
+                    </pic:cNvPicPr>
+                  </pic:nvPicPr>
+                  <pic:blipFill>
+                    <a:blip r:embed="rId16" cstate="print"/>
+                    <a:srcRect/>
+                    <a:stretch>
+                      <a:fillRect/>
+                    </a:stretch>
+                  </pic:blipFill>
+                  <pic:spPr bwMode="auto">
+                    <a:xfrm>
+                      <a:off x="0" y="0"/>
+                      <a:ext cx="3535045" cy="2470150"/>
+                    </a:xfrm>
+                    <a:prstGeom prst="rect">
+                      <a:avLst/>
+                    </a:prstGeom>
+                    <a:noFill/>
+                    <a:ln w="9525">
+                      <a:noFill/>
+                      <a:miter lim="800000"/>
+                      <a:headEnd/>
+                      <a:tailEnd/>
+                    </a:ln>
+                  </pic:spPr>
+                </pic:pic>
+              </a:graphicData>
+            </a:graphic>
+          </wp:inline>
+        </w:drawing>
+      </w:r>
+      <w:r>
+        <w:rPr>
+          <w:b/>
+          <w:bCs/>
+          <w:lang w:val="en-IN"/>
+        </w:rPr>
+        <w:br w:type="page"/>
+      </w:r>
+    </w:p>
+    <w:p>
+      <w:pPr>
+        <w:rPr>
+          <w:b/>
+          <w:bCs/>
+          <w:lang w:val="en-IN"/>
+        </w:rPr>
+      </w:pPr>
+      <w:r>
+        <w:rPr>
+          <w:b/>
+          <w:bCs/>
+          <w:lang w:val="en-IN"/>
+        </w:rPr>
+        <w:lastRenderedPageBreak/>
         <w:t>Practical 7 — Jest Component and Snapshot Testing</w:t>
       </w:r>
     </w:p>
@@ -2129,12 +4098,30 @@
           <w:lang w:val="en-IN"/>
         </w:rPr>
       </w:pPr>
-      <w:r>
-        <w:rPr>
-          <w:lang w:val="en-IN"/>
-        </w:rPr>
-        <w:t>npm install -D jest @testing-library/react @testing-library/jest-dom</w:t>
-      </w:r>
+      <w:proofErr w:type="spellStart"/>
+      <w:proofErr w:type="gramStart"/>
+      <w:r>
+        <w:rPr>
+          <w:lang w:val="en-IN"/>
+        </w:rPr>
+        <w:t>npm</w:t>
+      </w:r>
+      <w:proofErr w:type="spellEnd"/>
+      <w:proofErr w:type="gramEnd"/>
+      <w:r>
+        <w:rPr>
+          <w:lang w:val="en-IN"/>
+        </w:rPr>
+        <w:t xml:space="preserve"> install -D jest @testing-library/react @testing-library/jest-</w:t>
+      </w:r>
+      <w:proofErr w:type="spellStart"/>
+      <w:r>
+        <w:rPr>
+          <w:lang w:val="en-IN"/>
+        </w:rPr>
+        <w:t>dom</w:t>
+      </w:r>
+      <w:proofErr w:type="spellEnd"/>
     </w:p>
     <w:p>
       <w:pPr>
@@ -2155,143 +4142,393 @@
           <w:lang w:val="en-IN"/>
         </w:rPr>
       </w:pPr>
+      <w:proofErr w:type="gramStart"/>
       <w:r>
         <w:rPr>
           <w:lang w:val="en-IN"/>
         </w:rPr>
         <w:t>render()</w:t>
       </w:r>
-    </w:p>
-    <w:p>
-      <w:pPr>
-        <w:rPr>
-          <w:lang w:val="en-IN"/>
-        </w:rPr>
-      </w:pPr>
-      <w:r>
-        <w:rPr>
-          <w:lang w:val="en-IN"/>
-        </w:rPr>
-        <w:t>screen.getByText()</w:t>
-      </w:r>
-    </w:p>
-    <w:p>
-      <w:pPr>
-        <w:rPr>
-          <w:lang w:val="en-IN"/>
-        </w:rPr>
-      </w:pPr>
+      <w:proofErr w:type="gramEnd"/>
+    </w:p>
+    <w:p>
+      <w:pPr>
+        <w:rPr>
+          <w:lang w:val="en-IN"/>
+        </w:rPr>
+      </w:pPr>
+      <w:proofErr w:type="spellStart"/>
+      <w:proofErr w:type="gramStart"/>
+      <w:r>
+        <w:rPr>
+          <w:lang w:val="en-IN"/>
+        </w:rPr>
+        <w:t>screen.getByText</w:t>
+      </w:r>
+      <w:proofErr w:type="spellEnd"/>
+      <w:r>
+        <w:rPr>
+          <w:lang w:val="en-IN"/>
+        </w:rPr>
+        <w:t>()</w:t>
+      </w:r>
+      <w:proofErr w:type="gramEnd"/>
+    </w:p>
+    <w:p>
+      <w:pPr>
+        <w:rPr>
+          <w:lang w:val="en-IN"/>
+        </w:rPr>
+      </w:pPr>
+      <w:proofErr w:type="gramStart"/>
       <w:r>
         <w:rPr>
           <w:lang w:val="en-IN"/>
         </w:rPr>
         <w:t>expect()</w:t>
       </w:r>
-    </w:p>
-    <w:p>
-      <w:pPr>
-        <w:rPr>
-          <w:lang w:val="en-IN"/>
-        </w:rPr>
-      </w:pPr>
-      <w:r>
-        <w:rPr>
-          <w:lang w:val="en-IN"/>
-        </w:rPr>
-        <w:t>toMatchSnapshot()</w:t>
-      </w:r>
-    </w:p>
-    <w:p>
-      <w:pPr>
-        <w:rPr>
-          <w:lang w:val="en-IN"/>
-        </w:rPr>
-      </w:pPr>
-      <w:r>
-        <w:rPr>
-          <w:lang w:val="en-IN"/>
+      <w:proofErr w:type="gramEnd"/>
+    </w:p>
+    <w:p>
+      <w:pPr>
+        <w:rPr>
+          <w:lang w:val="en-IN"/>
+        </w:rPr>
+      </w:pPr>
+      <w:proofErr w:type="spellStart"/>
+      <w:proofErr w:type="gramStart"/>
+      <w:r>
+        <w:rPr>
+          <w:lang w:val="en-IN"/>
+        </w:rPr>
+        <w:t>toMatchSnapshot</w:t>
+      </w:r>
+      <w:proofErr w:type="spellEnd"/>
+      <w:r>
+        <w:rPr>
+          <w:lang w:val="en-IN"/>
+        </w:rPr>
+        <w:t>()</w:t>
+      </w:r>
+      <w:proofErr w:type="gramEnd"/>
+    </w:p>
+    <w:p>
+      <w:pPr>
+        <w:rPr>
+          <w:lang w:val="en-IN"/>
+        </w:rPr>
+      </w:pPr>
+      <w:r>
+        <w:rPr>
+          <w:lang w:val="en-IN"/>
+        </w:rPr>
+        <w:t>Snapshot example:</w:t>
+      </w:r>
+    </w:p>
+    <w:p>
+      <w:pPr>
+        <w:rPr>
+          <w:lang w:val="en-IN"/>
+        </w:rPr>
+      </w:pPr>
+      <w:proofErr w:type="gramStart"/>
+      <w:r>
+        <w:rPr>
+          <w:lang w:val="en-IN"/>
+        </w:rPr>
+        <w:t>const</w:t>
+      </w:r>
+      <w:proofErr w:type="gramEnd"/>
+      <w:r>
+        <w:rPr>
+          <w:lang w:val="en-IN"/>
+        </w:rPr>
+        <w:t xml:space="preserve"> { container } = render(&lt;Student /&gt;);</w:t>
+      </w:r>
+    </w:p>
+    <w:p>
+      <w:pPr>
+        <w:rPr>
+          <w:lang w:val="en-IN"/>
+        </w:rPr>
+      </w:pPr>
+      <w:proofErr w:type="gramStart"/>
+      <w:r>
+        <w:rPr>
+          <w:lang w:val="en-IN"/>
+        </w:rPr>
+        <w:t>expect(</w:t>
+      </w:r>
+      <w:proofErr w:type="gramEnd"/>
+      <w:r>
+        <w:rPr>
+          <w:lang w:val="en-IN"/>
+        </w:rPr>
+        <w:t>container).</w:t>
+      </w:r>
+      <w:proofErr w:type="spellStart"/>
+      <w:r>
+        <w:rPr>
+          <w:lang w:val="en-IN"/>
+        </w:rPr>
+        <w:t>toMatchSnapshot</w:t>
+      </w:r>
+      <w:proofErr w:type="spellEnd"/>
+      <w:r>
+        <w:rPr>
+          <w:lang w:val="en-IN"/>
+        </w:rPr>
+        <w:t>();</w:t>
+      </w:r>
+    </w:p>
+    <w:p>
+      <w:pPr>
+        <w:rPr>
+          <w:b/>
+          <w:bCs/>
+          <w:lang w:val="en-IN"/>
+        </w:rPr>
+      </w:pPr>
+      <w:r>
+        <w:rPr>
+          <w:b/>
+          <w:bCs/>
+          <w:lang w:val="en-IN"/>
+        </w:rPr>
+        <w:t>CODE:</w:t>
+      </w:r>
+    </w:p>
+    <w:p>
+      <w:pPr>
+        <w:rPr>
+          <w:b/>
+          <w:bCs/>
+          <w:lang w:val="en-IN"/>
+        </w:rPr>
+      </w:pPr>
+      <w:r>
+        <w:rPr>
+          <w:b/>
+          <w:bCs/>
+          <w:lang w:val="en-IN"/>
+        </w:rPr>
+        <w:t>OUTPUT:</w:t>
+      </w:r>
+    </w:p>
+    <w:p>
+      <w:pPr>
+        <w:rPr>
+          <w:b/>
+          <w:bCs/>
+          <w:lang w:val="en-IN"/>
+        </w:rPr>
+      </w:pPr>
+      <w:r>
+        <w:rPr>
+          <w:b/>
+          <w:bCs/>
+          <w:noProof/>
+          <w:lang w:bidi="hi-IN"/>
         </w:rPr>
         <w:lastRenderedPageBreak/>
-        <w:t>Snapshot example:</w:t>
-      </w:r>
-    </w:p>
-    <w:p>
-      <w:pPr>
-        <w:rPr>
-          <w:lang w:val="en-IN"/>
-        </w:rPr>
-      </w:pPr>
-      <w:r>
-        <w:rPr>
-          <w:lang w:val="en-IN"/>
-        </w:rPr>
-        <w:t>const { container } = render(&lt;Student /&gt;);</w:t>
-      </w:r>
-    </w:p>
-    <w:p>
-      <w:pPr>
-        <w:rPr>
-          <w:lang w:val="en-IN"/>
-        </w:rPr>
-      </w:pPr>
-      <w:r>
-        <w:rPr>
-          <w:lang w:val="en-IN"/>
-        </w:rPr>
-        <w:t>expect(container).toMatchSnapshot();</w:t>
-      </w:r>
-    </w:p>
-    <w:p>
-      <w:pPr>
-        <w:rPr>
-          <w:lang w:val="en-IN"/>
-        </w:rPr>
-      </w:pPr>
-      <w:r>
-        <w:rPr>
-          <w:lang w:val="en-IN"/>
-        </w:rPr>
-        <w:pict w14:anchorId="661E6994">
-          <v:rect id="_x0000_i1031" style="width:0;height:1.5pt" o:hralign="center" o:hrstd="t" o:hr="t" fillcolor="#a0a0a0" stroked="f"/>
-        </w:pict>
-      </w:r>
-    </w:p>
-    <w:p>
-      <w:pPr>
-        <w:rPr>
-          <w:b/>
-          <w:bCs/>
-          <w:lang w:val="en-IN"/>
-        </w:rPr>
-      </w:pPr>
-      <w:r>
-        <w:rPr>
-          <w:b/>
-          <w:bCs/>
-          <w:lang w:val="en-IN"/>
-        </w:rPr>
-        <w:t>Practical 8 — Dockerize and Deploy a React Application using Nginx</w:t>
-      </w:r>
-    </w:p>
-    <w:p>
-      <w:pPr>
-        <w:rPr>
-          <w:lang w:val="en-IN"/>
-        </w:rPr>
-      </w:pPr>
-      <w:r>
-        <w:rPr>
-          <w:b/>
-          <w:bCs/>
-          <w:lang w:val="en-IN"/>
-        </w:rPr>
-        <w:t>Write a program to deploy a React JS application using Nginx and Docker.</w:t>
-      </w:r>
-      <w:r>
-        <w:rPr>
-          <w:lang w:val="en-IN"/>
-        </w:rPr>
-        <w:t xml:space="preserve"> Build the React application, configure Nginx as a web server, create a Docker image, and run the application inside a Docker container.</w:t>
+        <w:drawing>
+          <wp:inline distT="0" distB="0" distL="0" distR="0">
+            <wp:extent cx="4067175" cy="2838450"/>
+            <wp:effectExtent l="19050" t="0" r="9525" b="0"/>
+            <wp:docPr id="51" name="Picture 51"/>
+            <wp:cNvGraphicFramePr>
+              <a:graphicFrameLocks xmlns:a="http://schemas.openxmlformats.org/drawingml/2006/main" noChangeAspect="1"/>
+            </wp:cNvGraphicFramePr>
+            <a:graphic xmlns:a="http://schemas.openxmlformats.org/drawingml/2006/main">
+              <a:graphicData uri="http://schemas.openxmlformats.org/drawingml/2006/picture">
+                <pic:pic xmlns:pic="http://schemas.openxmlformats.org/drawingml/2006/picture">
+                  <pic:nvPicPr>
+                    <pic:cNvPr id="0" name="Picture 51"/>
+                    <pic:cNvPicPr>
+                      <a:picLocks noChangeAspect="1" noChangeArrowheads="1"/>
+                    </pic:cNvPicPr>
+                  </pic:nvPicPr>
+                  <pic:blipFill>
+                    <a:blip r:embed="rId17" cstate="print"/>
+                    <a:srcRect/>
+                    <a:stretch>
+                      <a:fillRect/>
+                    </a:stretch>
+                  </pic:blipFill>
+                  <pic:spPr bwMode="auto">
+                    <a:xfrm>
+                      <a:off x="0" y="0"/>
+                      <a:ext cx="4067175" cy="2838450"/>
+                    </a:xfrm>
+                    <a:prstGeom prst="rect">
+                      <a:avLst/>
+                    </a:prstGeom>
+                    <a:noFill/>
+                    <a:ln w="9525">
+                      <a:noFill/>
+                      <a:miter lim="800000"/>
+                      <a:headEnd/>
+                      <a:tailEnd/>
+                    </a:ln>
+                  </pic:spPr>
+                </pic:pic>
+              </a:graphicData>
+            </a:graphic>
+          </wp:inline>
+        </w:drawing>
+      </w:r>
+      <w:r>
+        <w:rPr>
+          <w:b/>
+          <w:bCs/>
+          <w:lang w:val="en-IN"/>
+        </w:rPr>
+        <w:br w:type="page"/>
+      </w:r>
+    </w:p>
+    <w:p>
+      <w:pPr>
+        <w:rPr>
+          <w:b/>
+          <w:bCs/>
+          <w:lang w:val="en-IN"/>
+        </w:rPr>
+      </w:pPr>
+      <w:r>
+        <w:rPr>
+          <w:b/>
+          <w:bCs/>
+          <w:lang w:val="en-IN"/>
+        </w:rPr>
+        <w:lastRenderedPageBreak/>
+        <w:t xml:space="preserve">Practical 8 — </w:t>
+      </w:r>
+      <w:proofErr w:type="spellStart"/>
+      <w:r>
+        <w:rPr>
+          <w:b/>
+          <w:bCs/>
+          <w:lang w:val="en-IN"/>
+        </w:rPr>
+        <w:t>Dockerize</w:t>
+      </w:r>
+      <w:proofErr w:type="spellEnd"/>
+      <w:r>
+        <w:rPr>
+          <w:b/>
+          <w:bCs/>
+          <w:lang w:val="en-IN"/>
+        </w:rPr>
+        <w:t xml:space="preserve"> and Deploy a React Application using </w:t>
+      </w:r>
+      <w:proofErr w:type="spellStart"/>
+      <w:r>
+        <w:rPr>
+          <w:b/>
+          <w:bCs/>
+          <w:lang w:val="en-IN"/>
+        </w:rPr>
+        <w:t>Nginx</w:t>
+      </w:r>
+      <w:proofErr w:type="spellEnd"/>
+    </w:p>
+    <w:p>
+      <w:pPr>
+        <w:rPr>
+          <w:lang w:val="en-IN"/>
+        </w:rPr>
+      </w:pPr>
+      <w:r>
+        <w:rPr>
+          <w:b/>
+          <w:bCs/>
+          <w:lang w:val="en-IN"/>
+        </w:rPr>
+        <w:t xml:space="preserve">Write a program to deploy a React JS application using </w:t>
+      </w:r>
+      <w:proofErr w:type="spellStart"/>
+      <w:r>
+        <w:rPr>
+          <w:b/>
+          <w:bCs/>
+          <w:lang w:val="en-IN"/>
+        </w:rPr>
+        <w:t>Nginx</w:t>
+      </w:r>
+      <w:proofErr w:type="spellEnd"/>
+      <w:r>
+        <w:rPr>
+          <w:b/>
+          <w:bCs/>
+          <w:lang w:val="en-IN"/>
+        </w:rPr>
+        <w:t xml:space="preserve"> and </w:t>
+      </w:r>
+      <w:proofErr w:type="spellStart"/>
+      <w:r>
+        <w:rPr>
+          <w:b/>
+          <w:bCs/>
+          <w:lang w:val="en-IN"/>
+        </w:rPr>
+        <w:t>Docker</w:t>
+      </w:r>
+      <w:proofErr w:type="spellEnd"/>
+      <w:r>
+        <w:rPr>
+          <w:b/>
+          <w:bCs/>
+          <w:lang w:val="en-IN"/>
+        </w:rPr>
+        <w:t>.</w:t>
+      </w:r>
+      <w:r>
+        <w:rPr>
+          <w:lang w:val="en-IN"/>
+        </w:rPr>
+        <w:t xml:space="preserve"> Build the React application, configure </w:t>
+      </w:r>
+      <w:proofErr w:type="spellStart"/>
+      <w:r>
+        <w:rPr>
+          <w:lang w:val="en-IN"/>
+        </w:rPr>
+        <w:t>Nginx</w:t>
+      </w:r>
+      <w:proofErr w:type="spellEnd"/>
+      <w:r>
+        <w:rPr>
+          <w:lang w:val="en-IN"/>
+        </w:rPr>
+        <w:t xml:space="preserve"> as a web server, create a </w:t>
+      </w:r>
+      <w:proofErr w:type="spellStart"/>
+      <w:r>
+        <w:rPr>
+          <w:lang w:val="en-IN"/>
+        </w:rPr>
+        <w:t>Docker</w:t>
+      </w:r>
+      <w:proofErr w:type="spellEnd"/>
+      <w:r>
+        <w:rPr>
+          <w:lang w:val="en-IN"/>
+        </w:rPr>
+        <w:t xml:space="preserve"> image, and run the application inside a </w:t>
+      </w:r>
+      <w:proofErr w:type="spellStart"/>
+      <w:r>
+        <w:rPr>
+          <w:lang w:val="en-IN"/>
+        </w:rPr>
+        <w:t>Docker</w:t>
+      </w:r>
+      <w:proofErr w:type="spellEnd"/>
+      <w:r>
+        <w:rPr>
+          <w:lang w:val="en-IN"/>
+        </w:rPr>
+        <w:t xml:space="preserve"> container.</w:t>
       </w:r>
     </w:p>
     <w:p>
@@ -2340,7 +4577,21 @@
         <w:rPr>
           <w:lang w:val="en-IN"/>
         </w:rPr>
-        <w:t>Create a Dockerfile.</w:t>
+        <w:t xml:space="preserve">Create a </w:t>
+      </w:r>
+      <w:proofErr w:type="spellStart"/>
+      <w:r>
+        <w:rPr>
+          <w:lang w:val="en-IN"/>
+        </w:rPr>
+        <w:t>Dockerfile</w:t>
+      </w:r>
+      <w:proofErr w:type="spellEnd"/>
+      <w:r>
+        <w:rPr>
+          <w:lang w:val="en-IN"/>
+        </w:rPr>
+        <w:t>.</w:t>
       </w:r>
     </w:p>
     <w:p>
@@ -2357,7 +4608,21 @@
         <w:rPr>
           <w:lang w:val="en-IN"/>
         </w:rPr>
-        <w:t>Use Nginx as the production web server.</w:t>
+        <w:t xml:space="preserve">Use </w:t>
+      </w:r>
+      <w:proofErr w:type="spellStart"/>
+      <w:r>
+        <w:rPr>
+          <w:lang w:val="en-IN"/>
+        </w:rPr>
+        <w:t>Nginx</w:t>
+      </w:r>
+      <w:proofErr w:type="spellEnd"/>
+      <w:r>
+        <w:rPr>
+          <w:lang w:val="en-IN"/>
+        </w:rPr>
+        <w:t xml:space="preserve"> as the production web server.</w:t>
       </w:r>
     </w:p>
     <w:p>
@@ -2374,7 +4639,21 @@
         <w:rPr>
           <w:lang w:val="en-IN"/>
         </w:rPr>
-        <w:t>Build a Docker image.</w:t>
+        <w:t xml:space="preserve">Build a </w:t>
+      </w:r>
+      <w:proofErr w:type="spellStart"/>
+      <w:r>
+        <w:rPr>
+          <w:lang w:val="en-IN"/>
+        </w:rPr>
+        <w:t>Docker</w:t>
+      </w:r>
+      <w:proofErr w:type="spellEnd"/>
+      <w:r>
+        <w:rPr>
+          <w:lang w:val="en-IN"/>
+        </w:rPr>
+        <w:t xml:space="preserve"> image.</w:t>
       </w:r>
     </w:p>
     <w:p>
@@ -2391,7 +4670,21 @@
         <w:rPr>
           <w:lang w:val="en-IN"/>
         </w:rPr>
-        <w:t>Run the Docker container.</w:t>
+        <w:t xml:space="preserve">Run the </w:t>
+      </w:r>
+      <w:proofErr w:type="spellStart"/>
+      <w:r>
+        <w:rPr>
+          <w:lang w:val="en-IN"/>
+        </w:rPr>
+        <w:t>Docker</w:t>
+      </w:r>
+      <w:proofErr w:type="spellEnd"/>
+      <w:r>
+        <w:rPr>
+          <w:lang w:val="en-IN"/>
+        </w:rPr>
+        <w:t xml:space="preserve"> container.</w:t>
       </w:r>
     </w:p>
     <w:p>
@@ -2471,11 +4764,21 @@
           <w:lang w:val="en-IN"/>
         </w:rPr>
       </w:pPr>
-      <w:r>
-        <w:rPr>
-          <w:lang w:val="en-IN"/>
-        </w:rPr>
-        <w:t>npm run build</w:t>
+      <w:proofErr w:type="spellStart"/>
+      <w:proofErr w:type="gramStart"/>
+      <w:r>
+        <w:rPr>
+          <w:lang w:val="en-IN"/>
+        </w:rPr>
+        <w:t>npm</w:t>
+      </w:r>
+      <w:proofErr w:type="spellEnd"/>
+      <w:proofErr w:type="gramEnd"/>
+      <w:r>
+        <w:rPr>
+          <w:lang w:val="en-IN"/>
+        </w:rPr>
+        <w:t xml:space="preserve"> run build</w:t>
       </w:r>
     </w:p>
     <w:p>
@@ -2523,12 +4826,14 @@
           <w:lang w:val="en-IN"/>
         </w:rPr>
       </w:pPr>
+      <w:proofErr w:type="spellStart"/>
       <w:r>
         <w:rPr>
           <w:lang w:val="en-IN"/>
         </w:rPr>
         <w:t>Nginx</w:t>
       </w:r>
+      <w:proofErr w:type="spellEnd"/>
     </w:p>
     <w:p>
       <w:pPr>
@@ -2549,11 +4854,79 @@
           <w:lang w:val="en-IN"/>
         </w:rPr>
       </w:pPr>
-      <w:r>
-        <w:rPr>
-          <w:lang w:val="en-IN"/>
-        </w:rPr>
-        <w:t>Docker Image</w:t>
+      <w:proofErr w:type="spellStart"/>
+      <w:r>
+        <w:rPr>
+          <w:lang w:val="en-IN"/>
+        </w:rPr>
+        <w:t>Docker</w:t>
+      </w:r>
+      <w:proofErr w:type="spellEnd"/>
+      <w:r>
+        <w:rPr>
+          <w:lang w:val="en-IN"/>
+        </w:rPr>
+        <w:t xml:space="preserve"> Image</w:t>
+      </w:r>
+    </w:p>
+    <w:p>
+      <w:pPr>
+        <w:rPr>
+          <w:lang w:val="en-IN"/>
+        </w:rPr>
+      </w:pPr>
+      <w:r>
+        <w:rPr>
+          <w:lang w:val="en-IN"/>
+        </w:rPr>
+        <w:t xml:space="preserve">       ↓</w:t>
+      </w:r>
+    </w:p>
+    <w:p>
+      <w:pPr>
+        <w:rPr>
+          <w:lang w:val="en-IN"/>
+        </w:rPr>
+      </w:pPr>
+      <w:proofErr w:type="spellStart"/>
+      <w:r>
+        <w:rPr>
+          <w:lang w:val="en-IN"/>
+        </w:rPr>
+        <w:t>Docker</w:t>
+      </w:r>
+      <w:proofErr w:type="spellEnd"/>
+      <w:r>
+        <w:rPr>
+          <w:lang w:val="en-IN"/>
+        </w:rPr>
+        <w:t xml:space="preserve"> Container</w:t>
+      </w:r>
+    </w:p>
+    <w:p>
+      <w:pPr>
+        <w:rPr>
+          <w:lang w:val="en-IN"/>
+        </w:rPr>
+      </w:pPr>
+      <w:r>
+        <w:rPr>
+          <w:lang w:val="en-IN"/>
+        </w:rPr>
+        <w:t xml:space="preserve">       ↓</w:t>
+      </w:r>
+    </w:p>
+    <w:p>
+      <w:pPr>
+        <w:rPr>
+          <w:lang w:val="en-IN"/>
+        </w:rPr>
+      </w:pPr>
+      <w:r>
+        <w:rPr>
+          <w:lang w:val="en-IN"/>
+        </w:rPr>
+        <w:t>Browser</w:t>
       </w:r>
     </w:p>
     <w:p>
@@ -2567,85 +4940,67 @@
           <w:lang w:val="en-IN"/>
         </w:rPr>
         <w:lastRenderedPageBreak/>
-        <w:t xml:space="preserve">       ↓</w:t>
-      </w:r>
-    </w:p>
-    <w:p>
-      <w:pPr>
-        <w:rPr>
-          <w:lang w:val="en-IN"/>
-        </w:rPr>
-      </w:pPr>
-      <w:r>
-        <w:rPr>
-          <w:lang w:val="en-IN"/>
-        </w:rPr>
-        <w:t>Docker Container</w:t>
-      </w:r>
-    </w:p>
-    <w:p>
-      <w:pPr>
-        <w:rPr>
-          <w:lang w:val="en-IN"/>
-        </w:rPr>
-      </w:pPr>
-      <w:r>
-        <w:rPr>
-          <w:lang w:val="en-IN"/>
-        </w:rPr>
-        <w:t xml:space="preserve">       ↓</w:t>
-      </w:r>
-    </w:p>
-    <w:p>
-      <w:pPr>
-        <w:rPr>
-          <w:lang w:val="en-IN"/>
-        </w:rPr>
-      </w:pPr>
-      <w:r>
-        <w:rPr>
-          <w:lang w:val="en-IN"/>
-        </w:rPr>
-        <w:t>Browser</w:t>
-      </w:r>
-    </w:p>
-    <w:p>
-      <w:pPr>
-        <w:rPr>
-          <w:lang w:val="en-IN"/>
-        </w:rPr>
-      </w:pPr>
-      <w:r>
-        <w:rPr>
-          <w:lang w:val="en-IN"/>
-        </w:rPr>
-        <w:t>Important Docker commands:</w:t>
-      </w:r>
-    </w:p>
-    <w:p>
-      <w:pPr>
-        <w:rPr>
-          <w:lang w:val="en-IN"/>
-        </w:rPr>
-      </w:pPr>
-      <w:r>
-        <w:rPr>
-          <w:lang w:val="en-IN"/>
-        </w:rPr>
-        <w:t>docker build -t react-app .</w:t>
-      </w:r>
-    </w:p>
-    <w:p>
-      <w:pPr>
-        <w:rPr>
-          <w:lang w:val="en-IN"/>
-        </w:rPr>
-      </w:pPr>
-      <w:r>
-        <w:rPr>
-          <w:lang w:val="en-IN"/>
-        </w:rPr>
-        <w:t>docker run -p 8080:80 react-app</w:t>
+        <w:t xml:space="preserve">Important </w:t>
+      </w:r>
+      <w:proofErr w:type="spellStart"/>
+      <w:r>
+        <w:rPr>
+          <w:lang w:val="en-IN"/>
+        </w:rPr>
+        <w:t>Docker</w:t>
+      </w:r>
+      <w:proofErr w:type="spellEnd"/>
+      <w:r>
+        <w:rPr>
+          <w:lang w:val="en-IN"/>
+        </w:rPr>
+        <w:t xml:space="preserve"> commands:</w:t>
+      </w:r>
+    </w:p>
+    <w:p>
+      <w:pPr>
+        <w:rPr>
+          <w:lang w:val="en-IN"/>
+        </w:rPr>
+      </w:pPr>
+      <w:proofErr w:type="spellStart"/>
+      <w:proofErr w:type="gramStart"/>
+      <w:r>
+        <w:rPr>
+          <w:lang w:val="en-IN"/>
+        </w:rPr>
+        <w:t>docker</w:t>
+      </w:r>
+      <w:proofErr w:type="spellEnd"/>
+      <w:proofErr w:type="gramEnd"/>
+      <w:r>
+        <w:rPr>
+          <w:lang w:val="en-IN"/>
+        </w:rPr>
+        <w:t xml:space="preserve"> build -t react-app .</w:t>
+      </w:r>
+    </w:p>
+    <w:p>
+      <w:pPr>
+        <w:rPr>
+          <w:lang w:val="en-IN"/>
+        </w:rPr>
+      </w:pPr>
+      <w:proofErr w:type="spellStart"/>
+      <w:proofErr w:type="gramStart"/>
+      <w:r>
+        <w:rPr>
+          <w:lang w:val="en-IN"/>
+        </w:rPr>
+        <w:t>docker</w:t>
+      </w:r>
+      <w:proofErr w:type="spellEnd"/>
+      <w:proofErr w:type="gramEnd"/>
+      <w:r>
+        <w:rPr>
+          <w:lang w:val="en-IN"/>
+        </w:rPr>
+        <w:t xml:space="preserve"> run -p 8080:80 react-app</w:t>
       </w:r>
     </w:p>
     <w:p/>
@@ -2660,8 +5015,8 @@
 </file>
 
 <file path=word/numbering.xml><?xml version="1.0" encoding="utf-8"?>
-<w:numbering xmlns:wpc="http://schemas.microsoft.com/office/word/2010/wordprocessingCanvas" xmlns:cx="http://schemas.microsoft.com/office/drawing/2014/chartex" xmlns:cx1="http://schemas.microsoft.com/office/drawing/2015/9/8/chartex" xmlns:cx2="http://schemas.microsoft.com/office/drawing/2015/10/21/chartex" xmlns:cx3="http://schemas.microsoft.com/office/drawing/2016/5/9/chartex" xmlns:cx4="http://schemas.microsoft.com/office/drawing/2016/5/10/chartex" xmlns:cx5="http://schemas.microsoft.com/office/drawing/2016/5/11/chartex" xmlns:cx6="http://schemas.microsoft.com/office/drawing/2016/5/12/chartex" xmlns:cx7="http://schemas.microsoft.com/office/drawing/2016/5/13/chartex" xmlns:cx8="http://schemas.microsoft.com/office/drawing/2016/5/14/chartex" xmlns:mc="http://schemas.openxmlformats.org/markup-compatibility/2006" xmlns:aink="http://schemas.microsoft.com/office/drawing/2016/ink" xmlns:am3d="http://schemas.microsoft.com/office/drawing/2017/model3d" xmlns:o="urn:schemas-microsoft-com:office:office" xmlns:oel="http://schemas.microsoft.com/office/2019/extlst" xmlns:r="http://schemas.openxmlformats.org/officeDocument/2006/relationships" xmlns:m="http://schemas.openxmlformats.org/officeDocument/2006/math" xmlns:v="urn:schemas-microsoft-com:vml" xmlns:wp14="http://schemas.microsoft.com/office/word/2010/wordprocessingDrawing" xmlns:wp="http://schemas.openxmlformats.org/drawingml/2006/wordprocessingDrawing" xmlns:w10="urn:schemas-microsoft-com:office:word" xmlns:w="http://schemas.openxmlformats.org/wordprocessingml/2006/main" xmlns:w14="http://schemas.microsoft.com/office/word/2010/wordml" xmlns:w15="http://schemas.microsoft.com/office/word/2012/wordml" xmlns:w16cei="http://schemas.microsoft.com/office/word/2026/wordml/cei" xmlns:w16cex="http://schemas.microsoft.com/office/word/2018/wordml/cex" xmlns:w16cid="http://schemas.microsoft.com/office/word/2016/wordml/cid" xmlns:w16="http://schemas.microsoft.com/office/word/2018/wordml" xmlns:w16du="http://schemas.microsoft.com/office/word/2023/wordml/word16du" xmlns:w16sdtdh="http://schemas.microsoft.com/office/word/2020/wordml/sdtdatahash" xmlns:w16sdtfl="http://schemas.microsoft.com/office/word/2024/wordml/sdtformatlock" xmlns:w16se="http://schemas.microsoft.com/office/word/2015/wordml/symex" xmlns:wpg="http://schemas.microsoft.com/office/word/2010/wordprocessingGroup" xmlns:wpi="http://schemas.microsoft.com/office/word/2010/wordprocessingInk" xmlns:wne="http://schemas.microsoft.com/office/word/2006/wordml" xmlns:wps="http://schemas.microsoft.com/office/word/2010/wordprocessingShape" mc:Ignorable="w14 w15 w16se w16cid w16 w16cex w16sdtdh w16sdtfl w16du wp14">
-  <w:abstractNum w:abstractNumId="0" w15:restartNumberingAfterBreak="0">
+<w:numbering xmlns:ve="http://schemas.openxmlformats.org/markup-compatibility/2006" xmlns:o="urn:schemas-microsoft-com:office:office" xmlns:r="http://schemas.openxmlformats.org/officeDocument/2006/relationships" xmlns:m="http://schemas.openxmlformats.org/officeDocument/2006/math" xmlns:v="urn:schemas-microsoft-com:vml" xmlns:wp="http://schemas.openxmlformats.org/drawingml/2006/wordprocessingDrawing" xmlns:w10="urn:schemas-microsoft-com:office:word" xmlns:w="http://schemas.openxmlformats.org/wordprocessingml/2006/main" xmlns:wne="http://schemas.microsoft.com/office/word/2006/wordml">
+  <w:abstractNum w:abstractNumId="0">
     <w:nsid w:val="05CB7E23"/>
     <w:multiLevelType w:val="multilevel"/>
     <w:tmpl w:val="C2D60620"/>
@@ -2810,7 +5165,7 @@
       </w:rPr>
     </w:lvl>
   </w:abstractNum>
-  <w:abstractNum w:abstractNumId="1" w15:restartNumberingAfterBreak="0">
+  <w:abstractNum w:abstractNumId="1">
     <w:nsid w:val="0A0B7A30"/>
     <w:multiLevelType w:val="multilevel"/>
     <w:tmpl w:val="B1AEFB48"/>
@@ -2959,7 +5314,7 @@
       </w:rPr>
     </w:lvl>
   </w:abstractNum>
-  <w:abstractNum w:abstractNumId="2" w15:restartNumberingAfterBreak="0">
+  <w:abstractNum w:abstractNumId="2">
     <w:nsid w:val="0B15523F"/>
     <w:multiLevelType w:val="multilevel"/>
     <w:tmpl w:val="FDEC1538"/>
@@ -3108,7 +5463,7 @@
       </w:rPr>
     </w:lvl>
   </w:abstractNum>
-  <w:abstractNum w:abstractNumId="3" w15:restartNumberingAfterBreak="0">
+  <w:abstractNum w:abstractNumId="3">
     <w:nsid w:val="23B8119C"/>
     <w:multiLevelType w:val="multilevel"/>
     <w:tmpl w:val="6508632E"/>
@@ -3257,7 +5612,7 @@
       </w:rPr>
     </w:lvl>
   </w:abstractNum>
-  <w:abstractNum w:abstractNumId="4" w15:restartNumberingAfterBreak="0">
+  <w:abstractNum w:abstractNumId="4">
     <w:nsid w:val="340D1AB0"/>
     <w:multiLevelType w:val="multilevel"/>
     <w:tmpl w:val="248A4D6E"/>
@@ -3406,7 +5761,7 @@
       </w:rPr>
     </w:lvl>
   </w:abstractNum>
-  <w:abstractNum w:abstractNumId="5" w15:restartNumberingAfterBreak="0">
+  <w:abstractNum w:abstractNumId="5">
     <w:nsid w:val="42DA552D"/>
     <w:multiLevelType w:val="multilevel"/>
     <w:tmpl w:val="B3E4CC78"/>
@@ -3555,7 +5910,7 @@
       </w:rPr>
     </w:lvl>
   </w:abstractNum>
-  <w:abstractNum w:abstractNumId="6" w15:restartNumberingAfterBreak="0">
+  <w:abstractNum w:abstractNumId="6">
     <w:nsid w:val="66592AE3"/>
     <w:multiLevelType w:val="multilevel"/>
     <w:tmpl w:val="FE409946"/>
@@ -3704,7 +6059,7 @@
       </w:rPr>
     </w:lvl>
   </w:abstractNum>
-  <w:abstractNum w:abstractNumId="7" w15:restartNumberingAfterBreak="0">
+  <w:abstractNum w:abstractNumId="7">
     <w:nsid w:val="71B15CBA"/>
     <w:multiLevelType w:val="multilevel"/>
     <w:tmpl w:val="2400553A"/>
@@ -3853,35 +6208,35 @@
       </w:rPr>
     </w:lvl>
   </w:abstractNum>
-  <w:num w:numId="1" w16cid:durableId="294021929">
+  <w:num w:numId="1">
     <w:abstractNumId w:val="7"/>
   </w:num>
-  <w:num w:numId="2" w16cid:durableId="1190993025">
+  <w:num w:numId="2">
     <w:abstractNumId w:val="5"/>
   </w:num>
-  <w:num w:numId="3" w16cid:durableId="1867405039">
+  <w:num w:numId="3">
     <w:abstractNumId w:val="4"/>
   </w:num>
-  <w:num w:numId="4" w16cid:durableId="1609509383">
+  <w:num w:numId="4">
     <w:abstractNumId w:val="6"/>
   </w:num>
-  <w:num w:numId="5" w16cid:durableId="1001935023">
+  <w:num w:numId="5">
     <w:abstractNumId w:val="2"/>
   </w:num>
-  <w:num w:numId="6" w16cid:durableId="576592927">
+  <w:num w:numId="6">
     <w:abstractNumId w:val="0"/>
   </w:num>
-  <w:num w:numId="7" w16cid:durableId="1473517142">
+  <w:num w:numId="7">
     <w:abstractNumId w:val="1"/>
   </w:num>
-  <w:num w:numId="8" w16cid:durableId="645934827">
+  <w:num w:numId="8">
     <w:abstractNumId w:val="3"/>
   </w:num>
 </w:numbering>
 </file>
 
 <file path=word/styles.xml><?xml version="1.0" encoding="utf-8"?>
-<w:styles xmlns:mc="http://schemas.openxmlformats.org/markup-compatibility/2006" xmlns:r="http://schemas.openxmlformats.org/officeDocument/2006/relationships" xmlns:w="http://schemas.openxmlformats.org/wordprocessingml/2006/main" xmlns:w14="http://schemas.microsoft.com/office/word/2010/wordml" xmlns:w15="http://schemas.microsoft.com/office/word/2012/wordml" xmlns:w16cex="http://schemas.microsoft.com/office/word/2018/wordml/cex" xmlns:w16cid="http://schemas.microsoft.com/office/word/2016/wordml/cid" xmlns:w16="http://schemas.microsoft.com/office/word/2018/wordml" xmlns:w16du="http://schemas.microsoft.com/office/word/2023/wordml/word16du" xmlns:w16sdtdh="http://schemas.microsoft.com/office/word/2020/wordml/sdtdatahash" xmlns:w16sdtfl="http://schemas.microsoft.com/office/word/2024/wordml/sdtformatlock" xmlns:w16se="http://schemas.microsoft.com/office/word/2015/wordml/symex" mc:Ignorable="w14 w15 w16se w16cid w16 w16cex w16sdtdh w16sdtfl w16du">
+<w:styles xmlns:r="http://schemas.openxmlformats.org/officeDocument/2006/relationships" xmlns:w="http://schemas.openxmlformats.org/wordprocessingml/2006/main">
   <w:docDefaults>
     <w:rPrDefault>
       <w:rPr>
@@ -3897,383 +6252,144 @@
       </w:pPr>
     </w:pPrDefault>
   </w:docDefaults>
-  <w:latentStyles w:defLockedState="0" w:defUIPriority="99" w:defSemiHidden="0" w:defUnhideWhenUsed="0" w:defQFormat="0" w:count="376">
-    <w:lsdException w:name="Normal" w:uiPriority="0" w:qFormat="1"/>
-    <w:lsdException w:name="heading 1" w:uiPriority="9" w:qFormat="1"/>
-    <w:lsdException w:name="heading 2" w:semiHidden="1" w:uiPriority="9" w:unhideWhenUsed="1" w:qFormat="1"/>
-    <w:lsdException w:name="heading 3" w:semiHidden="1" w:uiPriority="9" w:unhideWhenUsed="1" w:qFormat="1"/>
-    <w:lsdException w:name="heading 4" w:semiHidden="1" w:uiPriority="9" w:unhideWhenUsed="1" w:qFormat="1"/>
-    <w:lsdException w:name="heading 5" w:semiHidden="1" w:uiPriority="9" w:unhideWhenUsed="1" w:qFormat="1"/>
-    <w:lsdException w:name="heading 6" w:semiHidden="1" w:uiPriority="9" w:unhideWhenUsed="1" w:qFormat="1"/>
-    <w:lsdException w:name="heading 7" w:semiHidden="1" w:uiPriority="9" w:unhideWhenUsed="1" w:qFormat="1"/>
-    <w:lsdException w:name="heading 8" w:semiHidden="1" w:uiPriority="9" w:unhideWhenUsed="1" w:qFormat="1"/>
-    <w:lsdException w:name="heading 9" w:semiHidden="1" w:uiPriority="9" w:unhideWhenUsed="1" w:qFormat="1"/>
-    <w:lsdException w:name="index 1" w:semiHidden="1" w:unhideWhenUsed="1"/>
-    <w:lsdException w:name="index 2" w:semiHidden="1" w:unhideWhenUsed="1"/>
-    <w:lsdException w:name="index 3" w:semiHidden="1" w:unhideWhenUsed="1"/>
-    <w:lsdException w:name="index 4" w:semiHidden="1" w:unhideWhenUsed="1"/>
-    <w:lsdException w:name="index 5" w:semiHidden="1" w:unhideWhenUsed="1"/>
-    <w:lsdException w:name="index 6" w:semiHidden="1" w:unhideWhenUsed="1"/>
-    <w:lsdException w:name="index 7" w:semiHidden="1" w:unhideWhenUsed="1"/>
-    <w:lsdException w:name="index 8" w:semiHidden="1" w:unhideWhenUsed="1"/>
-    <w:lsdException w:name="index 9" w:semiHidden="1" w:unhideWhenUsed="1"/>
-    <w:lsdException w:name="toc 1" w:semiHidden="1" w:uiPriority="39" w:unhideWhenUsed="1"/>
-    <w:lsdException w:name="toc 2" w:semiHidden="1" w:uiPriority="39" w:unhideWhenUsed="1"/>
-    <w:lsdException w:name="toc 3" w:semiHidden="1" w:uiPriority="39" w:unhideWhenUsed="1"/>
-    <w:lsdException w:name="toc 4" w:semiHidden="1" w:uiPriority="39" w:unhideWhenUsed="1"/>
-    <w:lsdException w:name="toc 5" w:semiHidden="1" w:uiPriority="39" w:unhideWhenUsed="1"/>
-    <w:lsdException w:name="toc 6" w:semiHidden="1" w:uiPriority="39" w:unhideWhenUsed="1"/>
-    <w:lsdException w:name="toc 7" w:semiHidden="1" w:uiPriority="39" w:unhideWhenUsed="1"/>
-    <w:lsdException w:name="toc 8" w:semiHidden="1" w:uiPriority="39" w:unhideWhenUsed="1"/>
-    <w:lsdException w:name="toc 9" w:semiHidden="1" w:uiPriority="39" w:unhideWhenUsed="1"/>
-    <w:lsdException w:name="Normal Indent" w:semiHidden="1" w:unhideWhenUsed="1"/>
-    <w:lsdException w:name="footnote text" w:semiHidden="1" w:unhideWhenUsed="1"/>
-    <w:lsdException w:name="annotation text" w:semiHidden="1" w:unhideWhenUsed="1"/>
-    <w:lsdException w:name="header" w:semiHidden="1" w:unhideWhenUsed="1"/>
-    <w:lsdException w:name="footer" w:semiHidden="1" w:unhideWhenUsed="1"/>
-    <w:lsdException w:name="index heading" w:semiHidden="1" w:unhideWhenUsed="1"/>
-    <w:lsdException w:name="caption" w:semiHidden="1" w:uiPriority="35" w:unhideWhenUsed="1" w:qFormat="1"/>
-    <w:lsdException w:name="table of figures" w:semiHidden="1" w:unhideWhenUsed="1"/>
-    <w:lsdException w:name="envelope address" w:semiHidden="1" w:unhideWhenUsed="1"/>
-    <w:lsdException w:name="envelope return" w:semiHidden="1" w:unhideWhenUsed="1"/>
-    <w:lsdException w:name="footnote reference" w:semiHidden="1" w:unhideWhenUsed="1"/>
-    <w:lsdException w:name="annotation reference" w:semiHidden="1" w:unhideWhenUsed="1"/>
-    <w:lsdException w:name="line number" w:semiHidden="1" w:unhideWhenUsed="1"/>
-    <w:lsdException w:name="page number" w:semiHidden="1" w:unhideWhenUsed="1"/>
-    <w:lsdException w:name="endnote reference" w:semiHidden="1" w:unhideWhenUsed="1"/>
-    <w:lsdException w:name="endnote text" w:semiHidden="1" w:unhideWhenUsed="1"/>
-    <w:lsdException w:name="table of authorities" w:semiHidden="1" w:unhideWhenUsed="1"/>
-    <w:lsdException w:name="macro" w:semiHidden="1" w:unhideWhenUsed="1"/>
-    <w:lsdException w:name="toa heading" w:semiHidden="1" w:unhideWhenUsed="1"/>
-    <w:lsdException w:name="List" w:semiHidden="1" w:unhideWhenUsed="1"/>
-    <w:lsdException w:name="List Bullet" w:semiHidden="1" w:unhideWhenUsed="1"/>
-    <w:lsdException w:name="List Number" w:semiHidden="1" w:unhideWhenUsed="1"/>
-    <w:lsdException w:name="List 2" w:semiHidden="1" w:unhideWhenUsed="1"/>
-    <w:lsdException w:name="List 3" w:semiHidden="1" w:unhideWhenUsed="1"/>
-    <w:lsdException w:name="List 4" w:semiHidden="1" w:unhideWhenUsed="1"/>
-    <w:lsdException w:name="List 5" w:semiHidden="1" w:unhideWhenUsed="1"/>
-    <w:lsdException w:name="List Bullet 2" w:semiHidden="1" w:unhideWhenUsed="1"/>
-    <w:lsdException w:name="List Bullet 3" w:semiHidden="1" w:unhideWhenUsed="1"/>
-    <w:lsdException w:name="List Bullet 4" w:semiHidden="1" w:unhideWhenUsed="1"/>
-    <w:lsdException w:name="List Bullet 5" w:semiHidden="1" w:unhideWhenUsed="1"/>
-    <w:lsdException w:name="List Number 2" w:semiHidden="1" w:unhideWhenUsed="1"/>
-    <w:lsdException w:name="List Number 3" w:semiHidden="1" w:unhideWhenUsed="1"/>
-    <w:lsdException w:name="List Number 4" w:semiHidden="1" w:unhideWhenUsed="1"/>
-    <w:lsdException w:name="List Number 5" w:semiHidden="1" w:unhideWhenUsed="1"/>
-    <w:lsdException w:name="Title" w:uiPriority="10" w:qFormat="1"/>
-    <w:lsdException w:name="Closing" w:semiHidden="1" w:unhideWhenUsed="1"/>
-    <w:lsdException w:name="Signature" w:semiHidden="1" w:unhideWhenUsed="1"/>
-    <w:lsdException w:name="Default Paragraph Font" w:semiHidden="1" w:uiPriority="1" w:unhideWhenUsed="1"/>
-    <w:lsdException w:name="Body Text" w:semiHidden="1" w:unhideWhenUsed="1"/>
-    <w:lsdException w:name="Body Text Indent" w:semiHidden="1" w:unhideWhenUsed="1"/>
-    <w:lsdException w:name="List Continue" w:semiHidden="1" w:unhideWhenUsed="1"/>
-    <w:lsdException w:name="List Continue 2" w:semiHidden="1" w:unhideWhenUsed="1"/>
-    <w:lsdException w:name="List Continue 3" w:semiHidden="1" w:unhideWhenUsed="1"/>
-    <w:lsdException w:name="List Continue 4" w:semiHidden="1" w:unhideWhenUsed="1"/>
-    <w:lsdException w:name="List Continue 5" w:semiHidden="1" w:unhideWhenUsed="1"/>
-    <w:lsdException w:name="Message Header" w:semiHidden="1" w:unhideWhenUsed="1"/>
-    <w:lsdException w:name="Subtitle" w:uiPriority="11" w:qFormat="1"/>
-    <w:lsdException w:name="Salutation" w:semiHidden="1" w:unhideWhenUsed="1"/>
-    <w:lsdException w:name="Date" w:semiHidden="1" w:unhideWhenUsed="1"/>
-    <w:lsdException w:name="Body Text First Indent" w:semiHidden="1" w:unhideWhenUsed="1"/>
-    <w:lsdException w:name="Body Text First Indent 2" w:semiHidden="1" w:unhideWhenUsed="1"/>
-    <w:lsdException w:name="Note Heading" w:semiHidden="1" w:unhideWhenUsed="1"/>
-    <w:lsdException w:name="Body Text 2" w:semiHidden="1" w:unhideWhenUsed="1"/>
-    <w:lsdException w:name="Body Text 3" w:semiHidden="1" w:unhideWhenUsed="1"/>
-    <w:lsdException w:name="Body Text Indent 2" w:semiHidden="1" w:unhideWhenUsed="1"/>
-    <w:lsdException w:name="Body Text Indent 3" w:semiHidden="1" w:unhideWhenUsed="1"/>
-    <w:lsdException w:name="Block Text" w:semiHidden="1" w:unhideWhenUsed="1"/>
-    <w:lsdException w:name="Hyperlink" w:semiHidden="1" w:unhideWhenUsed="1"/>
-    <w:lsdException w:name="FollowedHyperlink" w:semiHidden="1" w:unhideWhenUsed="1"/>
-    <w:lsdException w:name="Strong" w:uiPriority="22" w:qFormat="1"/>
-    <w:lsdException w:name="Emphasis" w:uiPriority="20" w:qFormat="1"/>
-    <w:lsdException w:name="Document Map" w:semiHidden="1" w:unhideWhenUsed="1"/>
-    <w:lsdException w:name="Plain Text" w:semiHidden="1" w:unhideWhenUsed="1"/>
-    <w:lsdException w:name="E-mail Signature" w:semiHidden="1" w:unhideWhenUsed="1"/>
-    <w:lsdException w:name="HTML Top of Form" w:semiHidden="1" w:unhideWhenUsed="1"/>
-    <w:lsdException w:name="HTML Bottom of Form" w:semiHidden="1" w:unhideWhenUsed="1"/>
-    <w:lsdException w:name="Normal (Web)" w:semiHidden="1" w:unhideWhenUsed="1"/>
-    <w:lsdException w:name="HTML Acronym" w:semiHidden="1" w:unhideWhenUsed="1"/>
-    <w:lsdException w:name="HTML Address" w:semiHidden="1" w:unhideWhenUsed="1"/>
-    <w:lsdException w:name="HTML Cite" w:semiHidden="1" w:unhideWhenUsed="1"/>
-    <w:lsdException w:name="HTML Code" w:semiHidden="1" w:unhideWhenUsed="1"/>
-    <w:lsdException w:name="HTML Definition" w:semiHidden="1" w:unhideWhenUsed="1"/>
-    <w:lsdException w:name="HTML Keyboard" w:semiHidden="1" w:unhideWhenUsed="1"/>
-    <w:lsdException w:name="HTML Preformatted" w:semiHidden="1" w:unhideWhenUsed="1"/>
-    <w:lsdException w:name="HTML Sample" w:semiHidden="1" w:unhideWhenUsed="1"/>
-    <w:lsdException w:name="HTML Typewriter" w:semiHidden="1" w:unhideWhenUsed="1"/>
-    <w:lsdException w:name="HTML Variable" w:semiHidden="1" w:unhideWhenUsed="1"/>
-    <w:lsdException w:name="Normal Table" w:semiHidden="1" w:unhideWhenUsed="1"/>
-    <w:lsdException w:name="annotation subject" w:semiHidden="1" w:unhideWhenUsed="1"/>
-    <w:lsdException w:name="No List" w:semiHidden="1" w:unhideWhenUsed="1"/>
-    <w:lsdException w:name="Outline List 1" w:semiHidden="1" w:unhideWhenUsed="1"/>
-    <w:lsdException w:name="Outline List 2" w:semiHidden="1" w:unhideWhenUsed="1"/>
-    <w:lsdException w:name="Outline List 3" w:semiHidden="1" w:unhideWhenUsed="1"/>
-    <w:lsdException w:name="Table Simple 1" w:semiHidden="1" w:unhideWhenUsed="1"/>
-    <w:lsdException w:name="Table Simple 2" w:semiHidden="1" w:unhideWhenUsed="1"/>
-    <w:lsdException w:name="Table Simple 3" w:semiHidden="1" w:unhideWhenUsed="1"/>
-    <w:lsdException w:name="Table Classic 1" w:semiHidden="1" w:unhideWhenUsed="1"/>
-    <w:lsdException w:name="Table Classic 2" w:semiHidden="1" w:unhideWhenUsed="1"/>
-    <w:lsdException w:name="Table Classic 3" w:semiHidden="1" w:unhideWhenUsed="1"/>
-    <w:lsdException w:name="Table Classic 4" w:semiHidden="1" w:unhideWhenUsed="1"/>
-    <w:lsdException w:name="Table Colorful 1" w:semiHidden="1" w:unhideWhenUsed="1"/>
-    <w:lsdException w:name="Table Colorful 2" w:semiHidden="1" w:unhideWhenUsed="1"/>
-    <w:lsdException w:name="Table Colorful 3" w:semiHidden="1" w:unhideWhenUsed="1"/>
-    <w:lsdException w:name="Table Columns 1" w:semiHidden="1" w:unhideWhenUsed="1"/>
-    <w:lsdException w:name="Table Columns 2" w:semiHidden="1" w:unhideWhenUsed="1"/>
-    <w:lsdException w:name="Table Columns 3" w:semiHidden="1" w:unhideWhenUsed="1"/>
-    <w:lsdException w:name="Table Columns 4" w:semiHidden="1" w:unhideWhenUsed="1"/>
-    <w:lsdException w:name="Table Columns 5" w:semiHidden="1" w:unhideWhenUsed="1"/>
-    <w:lsdException w:name="Table Grid 1" w:semiHidden="1" w:unhideWhenUsed="1"/>
-    <w:lsdException w:name="Table Grid 2" w:semiHidden="1" w:unhideWhenUsed="1"/>
-    <w:lsdException w:name="Table Grid 3" w:semiHidden="1" w:unhideWhenUsed="1"/>
-    <w:lsdException w:name="Table Grid 4" w:semiHidden="1" w:unhideWhenUsed="1"/>
-    <w:lsdException w:name="Table Grid 5" w:semiHidden="1" w:unhideWhenUsed="1"/>
-    <w:lsdException w:name="Table Grid 6" w:semiHidden="1" w:unhideWhenUsed="1"/>
-    <w:lsdException w:name="Table Grid 7" w:semiHidden="1" w:unhideWhenUsed="1"/>
-    <w:lsdException w:name="Table Grid 8" w:semiHidden="1" w:unhideWhenUsed="1"/>
-    <w:lsdException w:name="Table List 1" w:semiHidden="1" w:unhideWhenUsed="1"/>
-    <w:lsdException w:name="Table List 2" w:semiHidden="1" w:unhideWhenUsed="1"/>
-    <w:lsdException w:name="Table List 3" w:semiHidden="1" w:unhideWhenUsed="1"/>
-    <w:lsdException w:name="Table List 4" w:semiHidden="1" w:unhideWhenUsed="1"/>
-    <w:lsdException w:name="Table List 5" w:semiHidden="1" w:unhideWhenUsed="1"/>
-    <w:lsdException w:name="Table List 6" w:semiHidden="1" w:unhideWhenUsed="1"/>
-    <w:lsdException w:name="Table List 7" w:semiHidden="1" w:unhideWhenUsed="1"/>
-    <w:lsdException w:name="Table List 8" w:semiHidden="1" w:unhideWhenUsed="1"/>
-    <w:lsdException w:name="Table 3D effects 1" w:semiHidden="1" w:unhideWhenUsed="1"/>
-    <w:lsdException w:name="Table 3D effects 2" w:semiHidden="1" w:unhideWhenUsed="1"/>
-    <w:lsdException w:name="Table 3D effects 3" w:semiHidden="1" w:unhideWhenUsed="1"/>
-    <w:lsdException w:name="Table Contemporary" w:semiHidden="1" w:unhideWhenUsed="1"/>
-    <w:lsdException w:name="Table Elegant" w:semiHidden="1" w:unhideWhenUsed="1"/>
-    <w:lsdException w:name="Table Professional" w:semiHidden="1" w:unhideWhenUsed="1"/>
-    <w:lsdException w:name="Table Subtle 1" w:semiHidden="1" w:unhideWhenUsed="1"/>
-    <w:lsdException w:name="Table Subtle 2" w:semiHidden="1" w:unhideWhenUsed="1"/>
-    <w:lsdException w:name="Table Web 1" w:semiHidden="1" w:unhideWhenUsed="1"/>
-    <w:lsdException w:name="Table Web 2" w:semiHidden="1" w:unhideWhenUsed="1"/>
-    <w:lsdException w:name="Table Web 3" w:semiHidden="1" w:unhideWhenUsed="1"/>
-    <w:lsdException w:name="Balloon Text" w:semiHidden="1" w:unhideWhenUsed="1"/>
-    <w:lsdException w:name="Table Grid" w:uiPriority="59"/>
-    <w:lsdException w:name="Table Theme" w:semiHidden="1" w:unhideWhenUsed="1"/>
-    <w:lsdException w:name="Placeholder Text" w:semiHidden="1"/>
-    <w:lsdException w:name="No Spacing" w:uiPriority="1" w:qFormat="1"/>
-    <w:lsdException w:name="Light Shading" w:uiPriority="60"/>
-    <w:lsdException w:name="Light List" w:uiPriority="61"/>
-    <w:lsdException w:name="Light Grid" w:uiPriority="62"/>
-    <w:lsdException w:name="Medium Shading 1" w:uiPriority="63"/>
-    <w:lsdException w:name="Medium Shading 2" w:uiPriority="64"/>
-    <w:lsdException w:name="Medium List 1" w:uiPriority="65"/>
-    <w:lsdException w:name="Medium List 2" w:uiPriority="66"/>
-    <w:lsdException w:name="Medium Grid 1" w:uiPriority="67"/>
-    <w:lsdException w:name="Medium Grid 2" w:uiPriority="68"/>
-    <w:lsdException w:name="Medium Grid 3" w:uiPriority="69"/>
-    <w:lsdException w:name="Dark List" w:uiPriority="70"/>
-    <w:lsdException w:name="Colorful Shading" w:uiPriority="71"/>
-    <w:lsdException w:name="Colorful List" w:uiPriority="72"/>
-    <w:lsdException w:name="Colorful Grid" w:uiPriority="73"/>
-    <w:lsdException w:name="Light Shading Accent 1" w:uiPriority="60"/>
-    <w:lsdException w:name="Light List Accent 1" w:uiPriority="61"/>
-    <w:lsdException w:name="Light Grid Accent 1" w:uiPriority="62"/>
-    <w:lsdException w:name="Medium Shading 1 Accent 1" w:uiPriority="63"/>
-    <w:lsdException w:name="Medium Shading 2 Accent 1" w:uiPriority="64"/>
-    <w:lsdException w:name="Medium List 1 Accent 1" w:uiPriority="65"/>
-    <w:lsdException w:name="Revision" w:semiHidden="1"/>
-    <w:lsdException w:name="List Paragraph" w:uiPriority="34" w:qFormat="1"/>
-    <w:lsdException w:name="Quote" w:uiPriority="29" w:qFormat="1"/>
-    <w:lsdException w:name="Intense Quote" w:uiPriority="30" w:qFormat="1"/>
-    <w:lsdException w:name="Medium List 2 Accent 1" w:uiPriority="66"/>
-    <w:lsdException w:name="Medium Grid 1 Accent 1" w:uiPriority="67"/>
-    <w:lsdException w:name="Medium Grid 2 Accent 1" w:uiPriority="68"/>
-    <w:lsdException w:name="Medium Grid 3 Accent 1" w:uiPriority="69"/>
-    <w:lsdException w:name="Dark List Accent 1" w:uiPriority="70"/>
-    <w:lsdException w:name="Colorful Shading Accent 1" w:uiPriority="71"/>
-    <w:lsdException w:name="Colorful List Accent 1" w:uiPriority="72"/>
-    <w:lsdException w:name="Colorful Grid Accent 1" w:uiPriority="73"/>
-    <w:lsdException w:name="Light Shading Accent 2" w:uiPriority="60"/>
-    <w:lsdException w:name="Light List Accent 2" w:uiPriority="61"/>
-    <w:lsdException w:name="Light Grid Accent 2" w:uiPriority="62"/>
-    <w:lsdException w:name="Medium Shading 1 Accent 2" w:uiPriority="63"/>
-    <w:lsdException w:name="Medium Shading 2 Accent 2" w:uiPriority="64"/>
-    <w:lsdException w:name="Medium List 1 Accent 2" w:uiPriority="65"/>
-    <w:lsdException w:name="Medium List 2 Accent 2" w:uiPriority="66"/>
-    <w:lsdException w:name="Medium Grid 1 Accent 2" w:uiPriority="67"/>
-    <w:lsdException w:name="Medium Grid 2 Accent 2" w:uiPriority="68"/>
-    <w:lsdException w:name="Medium Grid 3 Accent 2" w:uiPriority="69"/>
-    <w:lsdException w:name="Dark List Accent 2" w:uiPriority="70"/>
-    <w:lsdException w:name="Colorful Shading Accent 2" w:uiPriority="71"/>
-    <w:lsdException w:name="Colorful List Accent 2" w:uiPriority="72"/>
-    <w:lsdException w:name="Colorful Grid Accent 2" w:uiPriority="73"/>
-    <w:lsdException w:name="Light Shading Accent 3" w:uiPriority="60"/>
-    <w:lsdException w:name="Light List Accent 3" w:uiPriority="61"/>
-    <w:lsdException w:name="Light Grid Accent 3" w:uiPriority="62"/>
-    <w:lsdException w:name="Medium Shading 1 Accent 3" w:uiPriority="63"/>
-    <w:lsdException w:name="Medium Shading 2 Accent 3" w:uiPriority="64"/>
-    <w:lsdException w:name="Medium List 1 Accent 3" w:uiPriority="65"/>
-    <w:lsdException w:name="Medium List 2 Accent 3" w:uiPriority="66"/>
-    <w:lsdException w:name="Medium Grid 1 Accent 3" w:uiPriority="67"/>
-    <w:lsdException w:name="Medium Grid 2 Accent 3" w:uiPriority="68"/>
-    <w:lsdException w:name="Medium Grid 3 Accent 3" w:uiPriority="69"/>
-    <w:lsdException w:name="Dark List Accent 3" w:uiPriority="70"/>
-    <w:lsdException w:name="Colorful Shading Accent 3" w:uiPriority="71"/>
-    <w:lsdException w:name="Colorful List Accent 3" w:uiPriority="72"/>
-    <w:lsdException w:name="Colorful Grid Accent 3" w:uiPriority="73"/>
-    <w:lsdException w:name="Light Shading Accent 4" w:uiPriority="60"/>
-    <w:lsdException w:name="Light List Accent 4" w:uiPriority="61"/>
-    <w:lsdException w:name="Light Grid Accent 4" w:uiPriority="62"/>
-    <w:lsdException w:name="Medium Shading 1 Accent 4" w:uiPriority="63"/>
-    <w:lsdException w:name="Medium Shading 2 Accent 4" w:uiPriority="64"/>
-    <w:lsdException w:name="Medium List 1 Accent 4" w:uiPriority="65"/>
-    <w:lsdException w:name="Medium List 2 Accent 4" w:uiPriority="66"/>
-    <w:lsdException w:name="Medium Grid 1 Accent 4" w:uiPriority="67"/>
-    <w:lsdException w:name="Medium Grid 2 Accent 4" w:uiPriority="68"/>
-    <w:lsdException w:name="Medium Grid 3 Accent 4" w:uiPriority="69"/>
-    <w:lsdException w:name="Dark List Accent 4" w:uiPriority="70"/>
-    <w:lsdException w:name="Colorful Shading Accent 4" w:uiPriority="71"/>
-    <w:lsdException w:name="Colorful List Accent 4" w:uiPriority="72"/>
-    <w:lsdException w:name="Colorful Grid Accent 4" w:uiPriority="73"/>
-    <w:lsdException w:name="Light Shading Accent 5" w:uiPriority="60"/>
-    <w:lsdException w:name="Light List Accent 5" w:uiPriority="61"/>
-    <w:lsdException w:name="Light Grid Accent 5" w:uiPriority="62"/>
-    <w:lsdException w:name="Medium Shading 1 Accent 5" w:uiPriority="63"/>
-    <w:lsdException w:name="Medium Shading 2 Accent 5" w:uiPriority="64"/>
-    <w:lsdException w:name="Medium List 1 Accent 5" w:uiPriority="65"/>
-    <w:lsdException w:name="Medium List 2 Accent 5" w:uiPriority="66"/>
-    <w:lsdException w:name="Medium Grid 1 Accent 5" w:uiPriority="67"/>
-    <w:lsdException w:name="Medium Grid 2 Accent 5" w:uiPriority="68"/>
-    <w:lsdException w:name="Medium Grid 3 Accent 5" w:uiPriority="69"/>
-    <w:lsdException w:name="Dark List Accent 5" w:uiPriority="70"/>
-    <w:lsdException w:name="Colorful Shading Accent 5" w:uiPriority="71"/>
-    <w:lsdException w:name="Colorful List Accent 5" w:uiPriority="72"/>
-    <w:lsdException w:name="Colorful Grid Accent 5" w:uiPriority="73"/>
-    <w:lsdException w:name="Light Shading Accent 6" w:uiPriority="60"/>
-    <w:lsdException w:name="Light List Accent 6" w:uiPriority="61"/>
-    <w:lsdException w:name="Light Grid Accent 6" w:uiPriority="62"/>
-    <w:lsdException w:name="Medium Shading 1 Accent 6" w:uiPriority="63"/>
-    <w:lsdException w:name="Medium Shading 2 Accent 6" w:uiPriority="64"/>
-    <w:lsdException w:name="Medium List 1 Accent 6" w:uiPriority="65"/>
-    <w:lsdException w:name="Medium List 2 Accent 6" w:uiPriority="66"/>
-    <w:lsdException w:name="Medium Grid 1 Accent 6" w:uiPriority="67"/>
-    <w:lsdException w:name="Medium Grid 2 Accent 6" w:uiPriority="68"/>
-    <w:lsdException w:name="Medium Grid 3 Accent 6" w:uiPriority="69"/>
-    <w:lsdException w:name="Dark List Accent 6" w:uiPriority="70"/>
-    <w:lsdException w:name="Colorful Shading Accent 6" w:uiPriority="71"/>
-    <w:lsdException w:name="Colorful List Accent 6" w:uiPriority="72"/>
-    <w:lsdException w:name="Colorful Grid Accent 6" w:uiPriority="73"/>
-    <w:lsdException w:name="Subtle Emphasis" w:uiPriority="19" w:qFormat="1"/>
-    <w:lsdException w:name="Intense Emphasis" w:uiPriority="21" w:qFormat="1"/>
-    <w:lsdException w:name="Subtle Reference" w:uiPriority="31" w:qFormat="1"/>
-    <w:lsdException w:name="Intense Reference" w:uiPriority="32" w:qFormat="1"/>
-    <w:lsdException w:name="Book Title" w:uiPriority="33" w:qFormat="1"/>
-    <w:lsdException w:name="Bibliography" w:semiHidden="1" w:uiPriority="37" w:unhideWhenUsed="1"/>
-    <w:lsdException w:name="TOC Heading" w:semiHidden="1" w:uiPriority="39" w:unhideWhenUsed="1" w:qFormat="1"/>
-    <w:lsdException w:name="Plain Table 1" w:uiPriority="41"/>
-    <w:lsdException w:name="Plain Table 2" w:uiPriority="42"/>
-    <w:lsdException w:name="Plain Table 3" w:uiPriority="43"/>
-    <w:lsdException w:name="Plain Table 4" w:uiPriority="44"/>
-    <w:lsdException w:name="Plain Table 5" w:uiPriority="45"/>
-    <w:lsdException w:name="Grid Table Light" w:uiPriority="40"/>
-    <w:lsdException w:name="Grid Table 1 Light" w:uiPriority="46"/>
-    <w:lsdException w:name="Grid Table 2" w:uiPriority="47"/>
-    <w:lsdException w:name="Grid Table 3" w:uiPriority="48"/>
-    <w:lsdException w:name="Grid Table 4" w:uiPriority="49"/>
-    <w:lsdException w:name="Grid Table 5 Dark" w:uiPriority="50"/>
-    <w:lsdException w:name="Grid Table 6 Colorful" w:uiPriority="51"/>
-    <w:lsdException w:name="Grid Table 7 Colorful" w:uiPriority="52"/>
-    <w:lsdException w:name="Grid Table 1 Light Accent 1" w:uiPriority="46"/>
-    <w:lsdException w:name="Grid Table 2 Accent 1" w:uiPriority="47"/>
-    <w:lsdException w:name="Grid Table 3 Accent 1" w:uiPriority="48"/>
-    <w:lsdException w:name="Grid Table 4 Accent 1" w:uiPriority="49"/>
-    <w:lsdException w:name="Grid Table 5 Dark Accent 1" w:uiPriority="50"/>
-    <w:lsdException w:name="Grid Table 6 Colorful Accent 1" w:uiPriority="51"/>
-    <w:lsdException w:name="Grid Table 7 Colorful Accent 1" w:uiPriority="52"/>
-    <w:lsdException w:name="Grid Table 1 Light Accent 2" w:uiPriority="46"/>
-    <w:lsdException w:name="Grid Table 2 Accent 2" w:uiPriority="47"/>
-    <w:lsdException w:name="Grid Table 3 Accent 2" w:uiPriority="48"/>
-    <w:lsdException w:name="Grid Table 4 Accent 2" w:uiPriority="49"/>
-    <w:lsdException w:name="Grid Table 5 Dark Accent 2" w:uiPriority="50"/>
-    <w:lsdException w:name="Grid Table 6 Colorful Accent 2" w:uiPriority="51"/>
-    <w:lsdException w:name="Grid Table 7 Colorful Accent 2" w:uiPriority="52"/>
-    <w:lsdException w:name="Grid Table 1 Light Accent 3" w:uiPriority="46"/>
-    <w:lsdException w:name="Grid Table 2 Accent 3" w:uiPriority="47"/>
-    <w:lsdException w:name="Grid Table 3 Accent 3" w:uiPriority="48"/>
-    <w:lsdException w:name="Grid Table 4 Accent 3" w:uiPriority="49"/>
-    <w:lsdException w:name="Grid Table 5 Dark Accent 3" w:uiPriority="50"/>
-    <w:lsdException w:name="Grid Table 6 Colorful Accent 3" w:uiPriority="51"/>
-    <w:lsdException w:name="Grid Table 7 Colorful Accent 3" w:uiPriority="52"/>
-    <w:lsdException w:name="Grid Table 1 Light Accent 4" w:uiPriority="46"/>
-    <w:lsdException w:name="Grid Table 2 Accent 4" w:uiPriority="47"/>
-    <w:lsdException w:name="Grid Table 3 Accent 4" w:uiPriority="48"/>
-    <w:lsdException w:name="Grid Table 4 Accent 4" w:uiPriority="49"/>
-    <w:lsdException w:name="Grid Table 5 Dark Accent 4" w:uiPriority="50"/>
-    <w:lsdException w:name="Grid Table 6 Colorful Accent 4" w:uiPriority="51"/>
-    <w:lsdException w:name="Grid Table 7 Colorful Accent 4" w:uiPriority="52"/>
-    <w:lsdException w:name="Grid Table 1 Light Accent 5" w:uiPriority="46"/>
-    <w:lsdException w:name="Grid Table 2 Accent 5" w:uiPriority="47"/>
-    <w:lsdException w:name="Grid Table 3 Accent 5" w:uiPriority="48"/>
-    <w:lsdException w:name="Grid Table 4 Accent 5" w:uiPriority="49"/>
-    <w:lsdException w:name="Grid Table 5 Dark Accent 5" w:uiPriority="50"/>
-    <w:lsdException w:name="Grid Table 6 Colorful Accent 5" w:uiPriority="51"/>
-    <w:lsdException w:name="Grid Table 7 Colorful Accent 5" w:uiPriority="52"/>
-    <w:lsdException w:name="Grid Table 1 Light Accent 6" w:uiPriority="46"/>
-    <w:lsdException w:name="Grid Table 2 Accent 6" w:uiPriority="47"/>
-    <w:lsdException w:name="Grid Table 3 Accent 6" w:uiPriority="48"/>
-    <w:lsdException w:name="Grid Table 4 Accent 6" w:uiPriority="49"/>
-    <w:lsdException w:name="Grid Table 5 Dark Accent 6" w:uiPriority="50"/>
-    <w:lsdException w:name="Grid Table 6 Colorful Accent 6" w:uiPriority="51"/>
-    <w:lsdException w:name="Grid Table 7 Colorful Accent 6" w:uiPriority="52"/>
-    <w:lsdException w:name="List Table 1 Light" w:uiPriority="46"/>
-    <w:lsdException w:name="List Table 2" w:uiPriority="47"/>
-    <w:lsdException w:name="List Table 3" w:uiPriority="48"/>
-    <w:lsdException w:name="List Table 4" w:uiPriority="49"/>
-    <w:lsdException w:name="List Table 5 Dark" w:uiPriority="50"/>
-    <w:lsdException w:name="List Table 6 Colorful" w:uiPriority="51"/>
-    <w:lsdException w:name="List Table 7 Colorful" w:uiPriority="52"/>
-    <w:lsdException w:name="List Table 1 Light Accent 1" w:uiPriority="46"/>
-    <w:lsdException w:name="List Table 2 Accent 1" w:uiPriority="47"/>
-    <w:lsdException w:name="List Table 3 Accent 1" w:uiPriority="48"/>
-    <w:lsdException w:name="List Table 4 Accent 1" w:uiPriority="49"/>
-    <w:lsdException w:name="List Table 5 Dark Accent 1" w:uiPriority="50"/>
-    <w:lsdException w:name="List Table 6 Colorful Accent 1" w:uiPriority="51"/>
-    <w:lsdException w:name="List Table 7 Colorful Accent 1" w:uiPriority="52"/>
-    <w:lsdException w:name="List Table 1 Light Accent 2" w:uiPriority="46"/>
-    <w:lsdException w:name="List Table 2 Accent 2" w:uiPriority="47"/>
-    <w:lsdException w:name="List Table 3 Accent 2" w:uiPriority="48"/>
-    <w:lsdException w:name="List Table 4 Accent 2" w:uiPriority="49"/>
-    <w:lsdException w:name="List Table 5 Dark Accent 2" w:uiPriority="50"/>
-    <w:lsdException w:name="List Table 6 Colorful Accent 2" w:uiPriority="51"/>
-    <w:lsdException w:name="List Table 7 Colorful Accent 2" w:uiPriority="52"/>
-    <w:lsdException w:name="List Table 1 Light Accent 3" w:uiPriority="46"/>
-    <w:lsdException w:name="List Table 2 Accent 3" w:uiPriority="47"/>
-    <w:lsdException w:name="List Table 3 Accent 3" w:uiPriority="48"/>
-    <w:lsdException w:name="List Table 4 Accent 3" w:uiPriority="49"/>
-    <w:lsdException w:name="List Table 5 Dark Accent 3" w:uiPriority="50"/>
-    <w:lsdException w:name="List Table 6 Colorful Accent 3" w:uiPriority="51"/>
-    <w:lsdException w:name="List Table 7 Colorful Accent 3" w:uiPriority="52"/>
-    <w:lsdException w:name="List Table 1 Light Accent 4" w:uiPriority="46"/>
-    <w:lsdException w:name="List Table 2 Accent 4" w:uiPriority="47"/>
-    <w:lsdException w:name="List Table 3 Accent 4" w:uiPriority="48"/>
-    <w:lsdException w:name="List Table 4 Accent 4" w:uiPriority="49"/>
-    <w:lsdException w:name="List Table 5 Dark Accent 4" w:uiPriority="50"/>
-    <w:lsdException w:name="List Table 6 Colorful Accent 4" w:uiPriority="51"/>
-    <w:lsdException w:name="List Table 7 Colorful Accent 4" w:uiPriority="52"/>
-    <w:lsdException w:name="List Table 1 Light Accent 5" w:uiPriority="46"/>
-    <w:lsdException w:name="List Table 2 Accent 5" w:uiPriority="47"/>
-    <w:lsdException w:name="List Table 3 Accent 5" w:uiPriority="48"/>
-    <w:lsdException w:name="List Table 4 Accent 5" w:uiPriority="49"/>
-    <w:lsdException w:name="List Table 5 Dark Accent 5" w:uiPriority="50"/>
-    <w:lsdException w:name="List Table 6 Colorful Accent 5" w:uiPriority="51"/>
-    <w:lsdException w:name="List Table 7 Colorful Accent 5" w:uiPriority="52"/>
-    <w:lsdException w:name="List Table 1 Light Accent 6" w:uiPriority="46"/>
-    <w:lsdException w:name="List Table 2 Accent 6" w:uiPriority="47"/>
-    <w:lsdException w:name="List Table 3 Accent 6" w:uiPriority="48"/>
-    <w:lsdException w:name="List Table 4 Accent 6" w:uiPriority="49"/>
-    <w:lsdException w:name="List Table 5 Dark Accent 6" w:uiPriority="50"/>
-    <w:lsdException w:name="List Table 6 Colorful Accent 6" w:uiPriority="51"/>
-    <w:lsdException w:name="List Table 7 Colorful Accent 6" w:uiPriority="52"/>
-    <w:lsdException w:name="Mention" w:semiHidden="1" w:unhideWhenUsed="1"/>
-    <w:lsdException w:name="Smart Hyperlink" w:semiHidden="1" w:unhideWhenUsed="1"/>
-    <w:lsdException w:name="Hashtag" w:semiHidden="1" w:unhideWhenUsed="1"/>
-    <w:lsdException w:name="Unresolved Mention" w:semiHidden="1" w:unhideWhenUsed="1"/>
-    <w:lsdException w:name="Smart Link" w:semiHidden="1" w:unhideWhenUsed="1"/>
+  <w:latentStyles w:defLockedState="0" w:defUIPriority="99" w:defSemiHidden="1" w:defUnhideWhenUsed="1" w:defQFormat="0" w:count="267">
+    <w:lsdException w:name="Normal" w:semiHidden="0" w:uiPriority="0" w:unhideWhenUsed="0" w:qFormat="1"/>
+    <w:lsdException w:name="heading 1" w:semiHidden="0" w:uiPriority="9" w:unhideWhenUsed="0" w:qFormat="1"/>
+    <w:lsdException w:name="heading 2" w:uiPriority="9" w:qFormat="1"/>
+    <w:lsdException w:name="heading 3" w:uiPriority="9" w:qFormat="1"/>
+    <w:lsdException w:name="heading 4" w:uiPriority="9" w:qFormat="1"/>
+    <w:lsdException w:name="heading 5" w:uiPriority="9" w:qFormat="1"/>
+    <w:lsdException w:name="heading 6" w:uiPriority="9" w:qFormat="1"/>
+    <w:lsdException w:name="heading 7" w:uiPriority="9" w:qFormat="1"/>
+    <w:lsdException w:name="heading 8" w:uiPriority="9" w:qFormat="1"/>
+    <w:lsdException w:name="heading 9" w:uiPriority="9" w:qFormat="1"/>
+    <w:lsdException w:name="toc 1" w:uiPriority="39"/>
+    <w:lsdException w:name="toc 2" w:uiPriority="39"/>
+    <w:lsdException w:name="toc 3" w:uiPriority="39"/>
+    <w:lsdException w:name="toc 4" w:uiPriority="39"/>
+    <w:lsdException w:name="toc 5" w:uiPriority="39"/>
+    <w:lsdException w:name="toc 6" w:uiPriority="39"/>
+    <w:lsdException w:name="toc 7" w:uiPriority="39"/>
+    <w:lsdException w:name="toc 8" w:uiPriority="39"/>
+    <w:lsdException w:name="toc 9" w:uiPriority="39"/>
+    <w:lsdException w:name="caption" w:uiPriority="35" w:qFormat="1"/>
+    <w:lsdException w:name="Title" w:semiHidden="0" w:uiPriority="10" w:unhideWhenUsed="0" w:qFormat="1"/>
+    <w:lsdException w:name="Default Paragraph Font" w:uiPriority="1"/>
+    <w:lsdException w:name="Subtitle" w:semiHidden="0" w:uiPriority="11" w:unhideWhenUsed="0" w:qFormat="1"/>
+    <w:lsdException w:name="Strong" w:semiHidden="0" w:uiPriority="22" w:unhideWhenUsed="0" w:qFormat="1"/>
+    <w:lsdException w:name="Emphasis" w:semiHidden="0" w:uiPriority="20" w:unhideWhenUsed="0" w:qFormat="1"/>
+    <w:lsdException w:name="Table Grid" w:semiHidden="0" w:uiPriority="59" w:unhideWhenUsed="0"/>
+    <w:lsdException w:name="Placeholder Text" w:unhideWhenUsed="0"/>
+    <w:lsdException w:name="No Spacing" w:semiHidden="0" w:uiPriority="1" w:unhideWhenUsed="0" w:qFormat="1"/>
+    <w:lsdException w:name="Light Shading" w:semiHidden="0" w:uiPriority="60" w:unhideWhenUsed="0"/>
+    <w:lsdException w:name="Light List" w:semiHidden="0" w:uiPriority="61" w:unhideWhenUsed="0"/>
+    <w:lsdException w:name="Light Grid" w:semiHidden="0" w:uiPriority="62" w:unhideWhenUsed="0"/>
+    <w:lsdException w:name="Medium Shading 1" w:semiHidden="0" w:uiPriority="63" w:unhideWhenUsed="0"/>
+    <w:lsdException w:name="Medium Shading 2" w:semiHidden="0" w:uiPriority="64" w:unhideWhenUsed="0"/>
+    <w:lsdException w:name="Medium List 1" w:semiHidden="0" w:uiPriority="65" w:unhideWhenUsed="0"/>
+    <w:lsdException w:name="Medium List 2" w:semiHidden="0" w:uiPriority="66" w:unhideWhenUsed="0"/>
+    <w:lsdException w:name="Medium Grid 1" w:semiHidden="0" w:uiPriority="67" w:unhideWhenUsed="0"/>
+    <w:lsdException w:name="Medium Grid 2" w:semiHidden="0" w:uiPriority="68" w:unhideWhenUsed="0"/>
+    <w:lsdException w:name="Medium Grid 3" w:semiHidden="0" w:uiPriority="69" w:unhideWhenUsed="0"/>
+    <w:lsdException w:name="Dark List" w:semiHidden="0" w:uiPriority="70" w:unhideWhenUsed="0"/>
+    <w:lsdException w:name="Colorful Shading" w:semiHidden="0" w:uiPriority="71" w:unhideWhenUsed="0"/>
+    <w:lsdException w:name="Colorful List" w:semiHidden="0" w:uiPriority="72" w:unhideWhenUsed="0"/>
+    <w:lsdException w:name="Colorful Grid" w:semiHidden="0" w:uiPriority="73" w:unhideWhenUsed="0"/>
+    <w:lsdException w:name="Light Shading Accent 1" w:semiHidden="0" w:uiPriority="60" w:unhideWhenUsed="0"/>
+    <w:lsdException w:name="Light List Accent 1" w:semiHidden="0" w:uiPriority="61" w:unhideWhenUsed="0"/>
+    <w:lsdException w:name="Light Grid Accent 1" w:semiHidden="0" w:uiPriority="62" w:unhideWhenUsed="0"/>
+    <w:lsdException w:name="Medium Shading 1 Accent 1" w:semiHidden="0" w:uiPriority="63" w:unhideWhenUsed="0"/>
+    <w:lsdException w:name="Medium Shading 2 Accent 1" w:semiHidden="0" w:uiPriority="64" w:unhideWhenUsed="0"/>
+    <w:lsdException w:name="Medium List 1 Accent 1" w:semiHidden="0" w:uiPriority="65" w:unhideWhenUsed="0"/>
+    <w:lsdException w:name="Revision" w:unhideWhenUsed="0"/>
+    <w:lsdException w:name="List Paragraph" w:semiHidden="0" w:uiPriority="34" w:unhideWhenUsed="0" w:qFormat="1"/>
+    <w:lsdException w:name="Quote" w:semiHidden="0" w:uiPriority="29" w:unhideWhenUsed="0" w:qFormat="1"/>
+    <w:lsdException w:name="Intense Quote" w:semiHidden="0" w:uiPriority="30" w:unhideWhenUsed="0" w:qFormat="1"/>
+    <w:lsdException w:name="Medium List 2 Accent 1" w:semiHidden="0" w:uiPriority="66" w:unhideWhenUsed="0"/>
+    <w:lsdException w:name="Medium Grid 1 Accent 1" w:semiHidden="0" w:uiPriority="67" w:unhideWhenUsed="0"/>
+    <w:lsdException w:name="Medium Grid 2 Accent 1" w:semiHidden="0" w:uiPriority="68" w:unhideWhenUsed="0"/>
+    <w:lsdException w:name="Medium Grid 3 Accent 1" w:semiHidden="0" w:uiPriority="69" w:unhideWhenUsed="0"/>
+    <w:lsdException w:name="Dark List Accent 1" w:semiHidden="0" w:uiPriority="70" w:unhideWhenUsed="0"/>
+    <w:lsdException w:name="Colorful Shading Accent 1" w:semiHidden="0" w:uiPriority="71" w:unhideWhenUsed="0"/>
+    <w:lsdException w:name="Colorful List Accent 1" w:semiHidden="0" w:uiPriority="72" w:unhideWhenUsed="0"/>
+    <w:lsdException w:name="Colorful Grid Accent 1" w:semiHidden="0" w:uiPriority="73" w:unhideWhenUsed="0"/>
+    <w:lsdException w:name="Light Shading Accent 2" w:semiHidden="0" w:uiPriority="60" w:unhideWhenUsed="0"/>
+    <w:lsdException w:name="Light List Accent 2" w:semiHidden="0" w:uiPriority="61" w:unhideWhenUsed="0"/>
+    <w:lsdException w:name="Light Grid Accent 2" w:semiHidden="0" w:uiPriority="62" w:unhideWhenUsed="0"/>
+    <w:lsdException w:name="Medium Shading 1 Accent 2" w:semiHidden="0" w:uiPriority="63" w:unhideWhenUsed="0"/>
+    <w:lsdException w:name="Medium Shading 2 Accent 2" w:semiHidden="0" w:uiPriority="64" w:unhideWhenUsed="0"/>
+    <w:lsdException w:name="Medium List 1 Accent 2" w:semiHidden="0" w:uiPriority="65" w:unhideWhenUsed="0"/>
+    <w:lsdException w:name="Medium List 2 Accent 2" w:semiHidden="0" w:uiPriority="66" w:unhideWhenUsed="0"/>
+    <w:lsdException w:name="Medium Grid 1 Accent 2" w:semiHidden="0" w:uiPriority="67" w:unhideWhenUsed="0"/>
+    <w:lsdException w:name="Medium Grid 2 Accent 2" w:semiHidden="0" w:uiPriority="68" w:unhideWhenUsed="0"/>
+    <w:lsdException w:name="Medium Grid 3 Accent 2" w:semiHidden="0" w:uiPriority="69" w:unhideWhenUsed="0"/>
+    <w:lsdException w:name="Dark List Accent 2" w:semiHidden="0" w:uiPriority="70" w:unhideWhenUsed="0"/>
+    <w:lsdException w:name="Colorful Shading Accent 2" w:semiHidden="0" w:uiPriority="71" w:unhideWhenUsed="0"/>
+    <w:lsdException w:name="Colorful List Accent 2" w:semiHidden="0" w:uiPriority="72" w:unhideWhenUsed="0"/>
+    <w:lsdException w:name="Colorful Grid Accent 2" w:semiHidden="0" w:uiPriority="73" w:unhideWhenUsed="0"/>
+    <w:lsdException w:name="Light Shading Accent 3" w:semiHidden="0" w:uiPriority="60" w:unhideWhenUsed="0"/>
+    <w:lsdException w:name="Light List Accent 3" w:semiHidden="0" w:uiPriority="61" w:unhideWhenUsed="0"/>
+    <w:lsdException w:name="Light Grid Accent 3" w:semiHidden="0" w:uiPriority="62" w:unhideWhenUsed="0"/>
+    <w:lsdException w:name="Medium Shading 1 Accent 3" w:semiHidden="0" w:uiPriority="63" w:unhideWhenUsed="0"/>
+    <w:lsdException w:name="Medium Shading 2 Accent 3" w:semiHidden="0" w:uiPriority="64" w:unhideWhenUsed="0"/>
+    <w:lsdException w:name="Medium List 1 Accent 3" w:semiHidden="0" w:uiPriority="65" w:unhideWhenUsed="0"/>
+    <w:lsdException w:name="Medium List 2 Accent 3" w:semiHidden="0" w:uiPriority="66" w:unhideWhenUsed="0"/>
+    <w:lsdException w:name="Medium Grid 1 Accent 3" w:semiHidden="0" w:uiPriority="67" w:unhideWhenUsed="0"/>
+    <w:lsdException w:name="Medium Grid 2 Accent 3" w:semiHidden="0" w:uiPriority="68" w:unhideWhenUsed="0"/>
+    <w:lsdException w:name="Medium Grid 3 Accent 3" w:semiHidden="0" w:uiPriority="69" w:unhideWhenUsed="0"/>
+    <w:lsdException w:name="Dark List Accent 3" w:semiHidden="0" w:uiPriority="70" w:unhideWhenUsed="0"/>
+    <w:lsdException w:name="Colorful Shading Accent 3" w:semiHidden="0" w:uiPriority="71" w:unhideWhenUsed="0"/>
+    <w:lsdException w:name="Colorful List Accent 3" w:semiHidden="0" w:uiPriority="72" w:unhideWhenUsed="0"/>
+    <w:lsdException w:name="Colorful Grid Accent 3" w:semiHidden="0" w:uiPriority="73" w:unhideWhenUsed="0"/>
+    <w:lsdException w:name="Light Shading Accent 4" w:semiHidden="0" w:uiPriority="60" w:unhideWhenUsed="0"/>
+    <w:lsdException w:name="Light List Accent 4" w:semiHidden="0" w:uiPriority="61" w:unhideWhenUsed="0"/>
+    <w:lsdException w:name="Light Grid Accent 4" w:semiHidden="0" w:uiPriority="62" w:unhideWhenUsed="0"/>
+    <w:lsdException w:name="Medium Shading 1 Accent 4" w:semiHidden="0" w:uiPriority="63" w:unhideWhenUsed="0"/>
+    <w:lsdException w:name="Medium Shading 2 Accent 4" w:semiHidden="0" w:uiPriority="64" w:unhideWhenUsed="0"/>
+    <w:lsdException w:name="Medium List 1 Accent 4" w:semiHidden="0" w:uiPriority="65" w:unhideWhenUsed="0"/>
+    <w:lsdException w:name="Medium List 2 Accent 4" w:semiHidden="0" w:uiPriority="66" w:unhideWhenUsed="0"/>
+    <w:lsdException w:name="Medium Grid 1 Accent 4" w:semiHidden="0" w:uiPriority="67" w:unhideWhenUsed="0"/>
+    <w:lsdException w:name="Medium Grid 2 Accent 4" w:semiHidden="0" w:uiPriority="68" w:unhideWhenUsed="0"/>
+    <w:lsdException w:name="Medium Grid 3 Accent 4" w:semiHidden="0" w:uiPriority="69" w:unhideWhenUsed="0"/>
+    <w:lsdException w:name="Dark List Accent 4" w:semiHidden="0" w:uiPriority="70" w:unhideWhenUsed="0"/>
+    <w:lsdException w:name="Colorful Shading Accent 4" w:semiHidden="0" w:uiPriority="71" w:unhideWhenUsed="0"/>
+    <w:lsdException w:name="Colorful List Accent 4" w:semiHidden="0" w:uiPriority="72" w:unhideWhenUsed="0"/>
+    <w:lsdException w:name="Colorful Grid Accent 4" w:semiHidden="0" w:uiPriority="73" w:unhideWhenUsed="0"/>
+    <w:lsdException w:name="Light Shading Accent 5" w:semiHidden="0" w:uiPriority="60" w:unhideWhenUsed="0"/>
+    <w:lsdException w:name="Light List Accent 5" w:semiHidden="0" w:uiPriority="61" w:unhideWhenUsed="0"/>
+    <w:lsdException w:name="Light Grid Accent 5" w:semiHidden="0" w:uiPriority="62" w:unhideWhenUsed="0"/>
+    <w:lsdException w:name="Medium Shading 1 Accent 5" w:semiHidden="0" w:uiPriority="63" w:unhideWhenUsed="0"/>
+    <w:lsdException w:name="Medium Shading 2 Accent 5" w:semiHidden="0" w:uiPriority="64" w:unhideWhenUsed="0"/>
+    <w:lsdException w:name="Medium List 1 Accent 5" w:semiHidden="0" w:uiPriority="65" w:unhideWhenUsed="0"/>
+    <w:lsdException w:name="Medium List 2 Accent 5" w:semiHidden="0" w:uiPriority="66" w:unhideWhenUsed="0"/>
+    <w:lsdException w:name="Medium Grid 1 Accent 5" w:semiHidden="0" w:uiPriority="67" w:unhideWhenUsed="0"/>
+    <w:lsdException w:name="Medium Grid 2 Accent 5" w:semiHidden="0" w:uiPriority="68" w:unhideWhenUsed="0"/>
+    <w:lsdException w:name="Medium Grid 3 Accent 5" w:semiHidden="0" w:uiPriority="69" w:unhideWhenUsed="0"/>
+    <w:lsdException w:name="Dark List Accent 5" w:semiHidden="0" w:uiPriority="70" w:unhideWhenUsed="0"/>
+    <w:lsdException w:name="Colorful Shading Accent 5" w:semiHidden="0" w:uiPriority="71" w:unhideWhenUsed="0"/>
+    <w:lsdException w:name="Colorful List Accent 5" w:semiHidden="0" w:uiPriority="72" w:unhideWhenUsed="0"/>
+    <w:lsdException w:name="Colorful Grid Accent 5" w:semiHidden="0" w:uiPriority="73" w:unhideWhenUsed="0"/>
+    <w:lsdException w:name="Light Shading Accent 6" w:semiHidden="0" w:uiPriority="60" w:unhideWhenUsed="0"/>
+    <w:lsdException w:name="Light List Accent 6" w:semiHidden="0" w:uiPriority="61" w:unhideWhenUsed="0"/>
+    <w:lsdException w:name="Light Grid Accent 6" w:semiHidden="0" w:uiPriority="62" w:unhideWhenUsed="0"/>
+    <w:lsdException w:name="Medium Shading 1 Accent 6" w:semiHidden="0" w:uiPriority="63" w:unhideWhenUsed="0"/>
+    <w:lsdException w:name="Medium Shading 2 Accent 6" w:semiHidden="0" w:uiPriority="64" w:unhideWhenUsed="0"/>
+    <w:lsdException w:name="Medium List 1 Accent 6" w:semiHidden="0" w:uiPriority="65" w:unhideWhenUsed="0"/>
+    <w:lsdException w:name="Medium List 2 Accent 6" w:semiHidden="0" w:uiPriority="66" w:unhideWhenUsed="0"/>
+    <w:lsdException w:name="Medium Grid 1 Accent 6" w:semiHidden="0" w:uiPriority="67" w:unhideWhenUsed="0"/>
+    <w:lsdException w:name="Medium Grid 2 Accent 6" w:semiHidden="0" w:uiPriority="68" w:unhideWhenUsed="0"/>
+    <w:lsdException w:name="Medium Grid 3 Accent 6" w:semiHidden="0" w:uiPriority="69" w:unhideWhenUsed="0"/>
+    <w:lsdException w:name="Dark List Accent 6" w:semiHidden="0" w:uiPriority="70" w:unhideWhenUsed="0"/>
+    <w:lsdException w:name="Colorful Shading Accent 6" w:semiHidden="0" w:uiPriority="71" w:unhideWhenUsed="0"/>
+    <w:lsdException w:name="Colorful List Accent 6" w:semiHidden="0" w:uiPriority="72" w:unhideWhenUsed="0"/>
+    <w:lsdException w:name="Colorful Grid Accent 6" w:semiHidden="0" w:uiPriority="73" w:unhideWhenUsed="0"/>
+    <w:lsdException w:name="Subtle Emphasis" w:semiHidden="0" w:uiPriority="19" w:unhideWhenUsed="0" w:qFormat="1"/>
+    <w:lsdException w:name="Intense Emphasis" w:semiHidden="0" w:uiPriority="21" w:unhideWhenUsed="0" w:qFormat="1"/>
+    <w:lsdException w:name="Subtle Reference" w:semiHidden="0" w:uiPriority="31" w:unhideWhenUsed="0" w:qFormat="1"/>
+    <w:lsdException w:name="Intense Reference" w:semiHidden="0" w:uiPriority="32" w:unhideWhenUsed="0" w:qFormat="1"/>
+    <w:lsdException w:name="Book Title" w:semiHidden="0" w:uiPriority="33" w:unhideWhenUsed="0" w:qFormat="1"/>
+    <w:lsdException w:name="Bibliography" w:uiPriority="37"/>
+    <w:lsdException w:name="TOC Heading" w:uiPriority="39" w:qFormat="1"/>
   </w:latentStyles>
   <w:style w:type="paragraph" w:default="1" w:styleId="Normal">
     <w:name w:val="Normal"/>
@@ -4493,6 +6609,7 @@
     <w:uiPriority w:val="99"/>
     <w:semiHidden/>
     <w:unhideWhenUsed/>
+    <w:qFormat/>
     <w:tblPr>
       <w:tblInd w:w="0" w:type="dxa"/>
       <w:tblCellMar>
@@ -4802,6 +6919,36 @@
       <w:spacing w:val="5"/>
     </w:rPr>
   </w:style>
+  <w:style w:type="paragraph" w:styleId="BalloonText">
+    <w:name w:val="Balloon Text"/>
+    <w:basedOn w:val="Normal"/>
+    <w:link w:val="BalloonTextChar"/>
+    <w:uiPriority w:val="99"/>
+    <w:semiHidden/>
+    <w:unhideWhenUsed/>
+    <w:rsid w:val="004C1167"/>
+    <w:pPr>
+      <w:spacing w:after="0" w:line="240" w:lineRule="auto"/>
+    </w:pPr>
+    <w:rPr>
+      <w:rFonts w:ascii="Tahoma" w:hAnsi="Tahoma" w:cs="Tahoma"/>
+      <w:sz w:val="16"/>
+      <w:szCs w:val="16"/>
+    </w:rPr>
+  </w:style>
+  <w:style w:type="character" w:customStyle="1" w:styleId="BalloonTextChar">
+    <w:name w:val="Balloon Text Char"/>
+    <w:basedOn w:val="DefaultParagraphFont"/>
+    <w:link w:val="BalloonText"/>
+    <w:uiPriority w:val="99"/>
+    <w:semiHidden/>
+    <w:rsid w:val="004C1167"/>
+    <w:rPr>
+      <w:rFonts w:ascii="Tahoma" w:hAnsi="Tahoma" w:cs="Tahoma"/>
+      <w:sz w:val="16"/>
+      <w:szCs w:val="16"/>
+    </w:rPr>
+  </w:style>
 </w:styles>
 </file>
 

--- a/304/file/Unit 4.docx
+++ b/304/file/Unit 4.docx
@@ -67,25 +67,7 @@
           <w:bCs/>
           <w:lang w:val="en-IN"/>
         </w:rPr>
-        <w:t xml:space="preserve"> API using </w:t>
-      </w:r>
-      <w:proofErr w:type="spellStart"/>
-      <w:r>
-        <w:rPr>
-          <w:b/>
-          <w:bCs/>
-          <w:lang w:val="en-IN"/>
-        </w:rPr>
-        <w:t>Node.js</w:t>
-      </w:r>
-      <w:proofErr w:type="spellEnd"/>
-      <w:r>
-        <w:rPr>
-          <w:b/>
-          <w:bCs/>
-          <w:lang w:val="en-IN"/>
-        </w:rPr>
-        <w:t xml:space="preserve">, Express, and </w:t>
+        <w:t xml:space="preserve"> API using Node.js, Express, and </w:t>
       </w:r>
       <w:proofErr w:type="spellStart"/>
       <w:r>
@@ -570,7 +552,7 @@
           <w:b/>
           <w:bCs/>
           <w:noProof/>
-          <w:lang w:bidi="hi-IN"/>
+          <w:lang w:bidi="ar-SA"/>
         </w:rPr>
         <w:drawing>
           <wp:inline distT="0" distB="0" distL="0" distR="0">
@@ -1291,7 +1273,7 @@
       <w:r>
         <w:rPr>
           <w:noProof/>
-          <w:lang w:bidi="hi-IN"/>
+          <w:lang w:bidi="ar-SA"/>
         </w:rPr>
         <w:drawing>
           <wp:inline distT="0" distB="0" distL="0" distR="0">
@@ -1349,7 +1331,7 @@
       <w:r>
         <w:rPr>
           <w:noProof/>
-          <w:lang w:bidi="hi-IN"/>
+          <w:lang w:bidi="ar-SA"/>
         </w:rPr>
         <w:drawing>
           <wp:inline distT="0" distB="0" distL="0" distR="0">
@@ -1853,7 +1835,7 @@
       <w:r>
         <w:rPr>
           <w:noProof/>
-          <w:lang w:bidi="hi-IN"/>
+          <w:lang w:bidi="ar-SA"/>
         </w:rPr>
         <w:drawing>
           <wp:inline distT="0" distB="0" distL="0" distR="0">
@@ -1911,7 +1893,7 @@
       <w:r>
         <w:rPr>
           <w:noProof/>
-          <w:lang w:bidi="hi-IN"/>
+          <w:lang w:bidi="ar-SA"/>
         </w:rPr>
         <w:drawing>
           <wp:inline distT="0" distB="0" distL="0" distR="0">
@@ -1969,7 +1951,7 @@
       <w:r>
         <w:rPr>
           <w:noProof/>
-          <w:lang w:bidi="hi-IN"/>
+          <w:lang w:bidi="ar-SA"/>
         </w:rPr>
         <w:drawing>
           <wp:inline distT="0" distB="0" distL="0" distR="0">
@@ -2027,7 +2009,7 @@
       <w:r>
         <w:rPr>
           <w:noProof/>
-          <w:lang w:bidi="hi-IN"/>
+          <w:lang w:bidi="ar-SA"/>
         </w:rPr>
         <w:drawing>
           <wp:inline distT="0" distB="0" distL="0" distR="0">
@@ -2085,7 +2067,7 @@
       <w:r>
         <w:rPr>
           <w:noProof/>
-          <w:lang w:bidi="hi-IN"/>
+          <w:lang w:bidi="ar-SA"/>
         </w:rPr>
         <w:drawing>
           <wp:inline distT="0" distB="0" distL="0" distR="0">
@@ -2537,21 +2519,7 @@
         <w:rPr>
           <w:lang w:val="en-IN"/>
         </w:rPr>
-        <w:t>: "</w:t>
-      </w:r>
-      <w:proofErr w:type="spellStart"/>
-      <w:r>
-        <w:rPr>
-          <w:lang w:val="en-IN"/>
-        </w:rPr>
-        <w:t>GRAPHQL_API_URL</w:t>
-      </w:r>
-      <w:proofErr w:type="spellEnd"/>
-      <w:r>
-        <w:rPr>
-          <w:lang w:val="en-IN"/>
-        </w:rPr>
-        <w:t>",</w:t>
+        <w:t>: "GRAPHQL_API_URL",</w:t>
       </w:r>
     </w:p>
     <w:p>
@@ -2693,7 +2661,7 @@
       <w:r>
         <w:rPr>
           <w:noProof/>
-          <w:lang w:bidi="hi-IN"/>
+          <w:lang w:bidi="ar-SA"/>
         </w:rPr>
         <w:lastRenderedPageBreak/>
         <w:drawing>
@@ -3070,21 +3038,7 @@
         <w:rPr>
           <w:lang w:val="en-IN"/>
         </w:rPr>
-        <w:t>(</w:t>
-      </w:r>
-      <w:proofErr w:type="spellStart"/>
-      <w:r>
-        <w:rPr>
-          <w:lang w:val="en-IN"/>
-        </w:rPr>
-        <w:t>GET_PRODUCTS</w:t>
-      </w:r>
-      <w:proofErr w:type="spellEnd"/>
-      <w:r>
-        <w:rPr>
-          <w:lang w:val="en-IN"/>
-        </w:rPr>
-        <w:t>);</w:t>
+        <w:t>(GET_PRODUCTS);</w:t>
       </w:r>
     </w:p>
     <w:p>
@@ -3154,21 +3108,7 @@
         <w:rPr>
           <w:lang w:val="en-IN"/>
         </w:rPr>
-        <w:t>(</w:t>
-      </w:r>
-      <w:proofErr w:type="spellStart"/>
-      <w:r>
-        <w:rPr>
-          <w:lang w:val="en-IN"/>
-        </w:rPr>
-        <w:t>ADD_PRODUCT</w:t>
-      </w:r>
-      <w:proofErr w:type="spellEnd"/>
-      <w:r>
-        <w:rPr>
-          <w:lang w:val="en-IN"/>
-        </w:rPr>
-        <w:t>);</w:t>
+        <w:t>(ADD_PRODUCT);</w:t>
       </w:r>
     </w:p>
     <w:p>
@@ -3231,7 +3171,7 @@
           <w:b/>
           <w:bCs/>
           <w:noProof/>
-          <w:lang w:bidi="hi-IN"/>
+          <w:lang w:bidi="ar-SA"/>
         </w:rPr>
         <w:drawing>
           <wp:inline distT="0" distB="0" distL="0" distR="0">
@@ -3300,7 +3240,7 @@
           <w:b/>
           <w:bCs/>
           <w:noProof/>
-          <w:lang w:bidi="hi-IN"/>
+          <w:lang w:bidi="ar-SA"/>
         </w:rPr>
         <w:drawing>
           <wp:inline distT="0" distB="0" distL="0" distR="0">
@@ -3856,7 +3796,7 @@
           <w:b/>
           <w:bCs/>
           <w:noProof/>
-          <w:lang w:bidi="hi-IN"/>
+          <w:lang w:bidi="ar-SA"/>
         </w:rPr>
         <w:lastRenderedPageBreak/>
         <w:drawing>
@@ -4328,7 +4268,7 @@
           <w:b/>
           <w:bCs/>
           <w:noProof/>
-          <w:lang w:bidi="hi-IN"/>
+          <w:lang w:bidi="ar-SA"/>
         </w:rPr>
         <w:lastRenderedPageBreak/>
         <w:drawing>
@@ -5001,6 +4941,165 @@
           <w:lang w:val="en-IN"/>
         </w:rPr>
         <w:t xml:space="preserve"> run -p 8080:80 react-app</w:t>
+      </w:r>
+    </w:p>
+    <w:p>
+      <w:r>
+        <w:rPr>
+          <w:noProof/>
+          <w:lang w:bidi="ar-SA"/>
+        </w:rPr>
+        <w:drawing>
+          <wp:inline distT="0" distB="0" distL="0" distR="0">
+            <wp:extent cx="5943600" cy="1359702"/>
+            <wp:effectExtent l="19050" t="0" r="0" b="0"/>
+            <wp:docPr id="1" name="Picture 1"/>
+            <wp:cNvGraphicFramePr>
+              <a:graphicFrameLocks xmlns:a="http://schemas.openxmlformats.org/drawingml/2006/main" noChangeAspect="1"/>
+            </wp:cNvGraphicFramePr>
+            <a:graphic xmlns:a="http://schemas.openxmlformats.org/drawingml/2006/main">
+              <a:graphicData uri="http://schemas.openxmlformats.org/drawingml/2006/picture">
+                <pic:pic xmlns:pic="http://schemas.openxmlformats.org/drawingml/2006/picture">
+                  <pic:nvPicPr>
+                    <pic:cNvPr id="0" name="Picture 1"/>
+                    <pic:cNvPicPr>
+                      <a:picLocks noChangeAspect="1" noChangeArrowheads="1"/>
+                    </pic:cNvPicPr>
+                  </pic:nvPicPr>
+                  <pic:blipFill>
+                    <a:blip r:embed="rId18"/>
+                    <a:srcRect/>
+                    <a:stretch>
+                      <a:fillRect/>
+                    </a:stretch>
+                  </pic:blipFill>
+                  <pic:spPr bwMode="auto">
+                    <a:xfrm>
+                      <a:off x="0" y="0"/>
+                      <a:ext cx="5943600" cy="1359702"/>
+                    </a:xfrm>
+                    <a:prstGeom prst="rect">
+                      <a:avLst/>
+                    </a:prstGeom>
+                    <a:noFill/>
+                    <a:ln w="9525">
+                      <a:noFill/>
+                      <a:miter lim="800000"/>
+                      <a:headEnd/>
+                      <a:tailEnd/>
+                    </a:ln>
+                  </pic:spPr>
+                </pic:pic>
+              </a:graphicData>
+            </a:graphic>
+          </wp:inline>
+        </w:drawing>
+      </w:r>
+    </w:p>
+    <w:p>
+      <w:r>
+        <w:rPr>
+          <w:noProof/>
+          <w:lang w:bidi="ar-SA"/>
+        </w:rPr>
+        <w:drawing>
+          <wp:inline distT="0" distB="0" distL="0" distR="0">
+            <wp:extent cx="5943600" cy="1460342"/>
+            <wp:effectExtent l="19050" t="0" r="0" b="0"/>
+            <wp:docPr id="4" name="Picture 4"/>
+            <wp:cNvGraphicFramePr>
+              <a:graphicFrameLocks xmlns:a="http://schemas.openxmlformats.org/drawingml/2006/main" noChangeAspect="1"/>
+            </wp:cNvGraphicFramePr>
+            <a:graphic xmlns:a="http://schemas.openxmlformats.org/drawingml/2006/main">
+              <a:graphicData uri="http://schemas.openxmlformats.org/drawingml/2006/picture">
+                <pic:pic xmlns:pic="http://schemas.openxmlformats.org/drawingml/2006/picture">
+                  <pic:nvPicPr>
+                    <pic:cNvPr id="0" name="Picture 4"/>
+                    <pic:cNvPicPr>
+                      <a:picLocks noChangeAspect="1" noChangeArrowheads="1"/>
+                    </pic:cNvPicPr>
+                  </pic:nvPicPr>
+                  <pic:blipFill>
+                    <a:blip r:embed="rId19"/>
+                    <a:srcRect/>
+                    <a:stretch>
+                      <a:fillRect/>
+                    </a:stretch>
+                  </pic:blipFill>
+                  <pic:spPr bwMode="auto">
+                    <a:xfrm>
+                      <a:off x="0" y="0"/>
+                      <a:ext cx="5943600" cy="1460342"/>
+                    </a:xfrm>
+                    <a:prstGeom prst="rect">
+                      <a:avLst/>
+                    </a:prstGeom>
+                    <a:noFill/>
+                    <a:ln w="9525">
+                      <a:noFill/>
+                      <a:miter lim="800000"/>
+                      <a:headEnd/>
+                      <a:tailEnd/>
+                    </a:ln>
+                  </pic:spPr>
+                </pic:pic>
+              </a:graphicData>
+            </a:graphic>
+          </wp:inline>
+        </w:drawing>
+      </w:r>
+    </w:p>
+    <w:p>
+      <w:r>
+        <w:rPr>
+          <w:noProof/>
+          <w:lang w:bidi="ar-SA"/>
+        </w:rPr>
+        <w:drawing>
+          <wp:inline distT="0" distB="0" distL="0" distR="0">
+            <wp:extent cx="5943600" cy="1671103"/>
+            <wp:effectExtent l="19050" t="0" r="0" b="0"/>
+            <wp:docPr id="7" name="Picture 7"/>
+            <wp:cNvGraphicFramePr>
+              <a:graphicFrameLocks xmlns:a="http://schemas.openxmlformats.org/drawingml/2006/main" noChangeAspect="1"/>
+            </wp:cNvGraphicFramePr>
+            <a:graphic xmlns:a="http://schemas.openxmlformats.org/drawingml/2006/main">
+              <a:graphicData uri="http://schemas.openxmlformats.org/drawingml/2006/picture">
+                <pic:pic xmlns:pic="http://schemas.openxmlformats.org/drawingml/2006/picture">
+                  <pic:nvPicPr>
+                    <pic:cNvPr id="0" name="Picture 7"/>
+                    <pic:cNvPicPr>
+                      <a:picLocks noChangeAspect="1" noChangeArrowheads="1"/>
+                    </pic:cNvPicPr>
+                  </pic:nvPicPr>
+                  <pic:blipFill>
+                    <a:blip r:embed="rId20"/>
+                    <a:srcRect/>
+                    <a:stretch>
+                      <a:fillRect/>
+                    </a:stretch>
+                  </pic:blipFill>
+                  <pic:spPr bwMode="auto">
+                    <a:xfrm>
+                      <a:off x="0" y="0"/>
+                      <a:ext cx="5943600" cy="1671103"/>
+                    </a:xfrm>
+                    <a:prstGeom prst="rect">
+                      <a:avLst/>
+                    </a:prstGeom>
+                    <a:noFill/>
+                    <a:ln w="9525">
+                      <a:noFill/>
+                      <a:miter lim="800000"/>
+                      <a:headEnd/>
+                      <a:tailEnd/>
+                    </a:ln>
+                  </pic:spPr>
+                </pic:pic>
+              </a:graphicData>
+            </a:graphic>
+          </wp:inline>
+        </w:drawing>
       </w:r>
     </w:p>
     <w:p/>
